--- a/Devoirs/Apprendre-a-chercher_Bastien-Gaffet.docx
+++ b/Devoirs/Apprendre-a-chercher_Bastien-Gaffet.docx
@@ -8,30 +8,56 @@
         <w:spacing/>
         <w:ind/>
         <w:rPr>
+          <w:bCs/>
+          <w:i/>
+          <w:sz w:val="20"/>
+          <w:szCs w:val="20"/>
           <w:highlight w:val="none"/>
           <w:lang w:val="fr-FR"/>
         </w:rPr>
       </w:pPr>
       <w:r>
         <w:rPr>
+          <w:i/>
+          <w:iCs/>
+          <w:sz w:val="20"/>
+          <w:szCs w:val="20"/>
           <w:lang w:val="fr-FR"/>
         </w:rPr>
         <w:t xml:space="preserve">Bastien Gaffet</w:t>
       </w:r>
       <w:r>
         <w:rPr>
+          <w:i/>
+          <w:iCs/>
+          <w:sz w:val="20"/>
+          <w:szCs w:val="20"/>
+          <w:lang w:val="fr-FR"/>
+        </w:rPr>
+        <w:t xml:space="preserve"> PCSI 2</w:t>
+      </w:r>
+      <w:r>
+        <w:rPr>
+          <w:i/>
+          <w:iCs/>
+          <w:sz w:val="20"/>
+          <w:szCs w:val="20"/>
+          <w:highlight w:val="none"/>
           <w:lang w:val="fr-FR"/>
         </w:rPr>
       </w:r>
     </w:p>
     <w:p>
       <w:pPr>
-        <w:pBdr/>
-        <w:spacing/>
-        <w:ind/>
+        <w:pStyle w:val="847"/>
+        <w:pBdr/>
+        <w:spacing/>
+        <w:ind/>
+        <w:jc w:val="center"/>
         <w:rPr>
           <w:highlight w:val="none"/>
           <w:lang w:val="fr-FR"/>
+          <w14:ligatures w14:val="none"/>
         </w:rPr>
       </w:pPr>
       <w:r>
@@ -47,22 +73,32 @@
           <w:lang w:val="fr-FR"/>
         </w:rPr>
       </w:r>
-    </w:p>
-    <w:p>
-      <w:pPr>
-        <w:pStyle w:val="664"/>
-        <w:numPr>
-          <w:ilvl w:val="0"/>
-          <w:numId w:val="9"/>
-        </w:numPr>
-        <w:pBdr/>
-        <w:spacing/>
-        <w:ind/>
+      <w:r>
         <w:rPr>
           <w:highlight w:val="none"/>
           <w:lang w:val="fr-FR"/>
         </w:rPr>
-      </w:pPr>
+      </w:r>
+    </w:p>
+    <w:p>
+      <w:pPr>
+        <w:pStyle w:val="849"/>
+        <w:pBdr/>
+        <w:spacing/>
+        <w:ind w:firstLine="0" w:left="0"/>
+        <w:rPr>
+          <w:highlight w:val="none"/>
+          <w:lang w:val="fr-FR"/>
+          <w14:ligatures w14:val="none"/>
+        </w:rPr>
+      </w:pPr>
+      <w:r>
+        <w:rPr>
+          <w:highlight w:val="none"/>
+          <w:lang w:val="fr-FR"/>
+        </w:rPr>
+        <w:t xml:space="preserve">1. </w:t>
+      </w:r>
       <w:r>
         <w:rPr>
           <w:highlight w:val="none"/>
@@ -575,12 +611,26 @@
           <w:highlight w:val="none"/>
           <w:lang w:val="fr-FR"/>
         </w:rPr>
-        <w:t xml:space="preserve">léromètre on mesure la résistance à la compression dún matériaux, plus souvent celle du béton. Un palpeur permet de mesurer les dimensions, la forme et la position d’un élément, il est</w:t>
+        <w:t xml:space="preserve">léromètre on mesure la résistance à la compression d</w:t>
       </w:r>
       <w:r>
         <w:rPr>
           <w:highlight w:val="none"/>
           <w:lang w:val="en-US"/>
+        </w:rPr>
+        <w:t xml:space="preserve">’u</w:t>
+      </w:r>
+      <w:r>
+        <w:rPr>
+          <w:highlight w:val="none"/>
+          <w:lang w:val="fr-FR"/>
+        </w:rPr>
+        <w:t xml:space="preserve">n matériaux, plus souvent celle du béton. Un palpeur permet de mesurer les dimensions, la forme et la position d’un élément, il est</w:t>
+      </w:r>
+      <w:r>
+        <w:rPr>
+          <w:highlight w:val="none"/>
+          <w:lang w:val="fr-FR"/>
         </w:rPr>
         <w:t xml:space="preserve"> </w:t>
       </w:r>
@@ -732,22 +782,31 @@
           <w:lang w:val="fr-FR"/>
         </w:rPr>
       </w:r>
-    </w:p>
-    <w:p>
-      <w:pPr>
-        <w:pStyle w:val="664"/>
-        <w:numPr>
-          <w:ilvl w:val="0"/>
-          <w:numId w:val="9"/>
-        </w:numPr>
-        <w:pBdr/>
-        <w:spacing/>
-        <w:ind/>
+      <w:r>
         <w:rPr>
           <w:highlight w:val="none"/>
           <w:lang w:val="fr-FR"/>
         </w:rPr>
-      </w:pPr>
+      </w:r>
+    </w:p>
+    <w:p>
+      <w:pPr>
+        <w:pStyle w:val="849"/>
+        <w:pBdr/>
+        <w:spacing/>
+        <w:ind/>
+        <w:rPr>
+          <w:highlight w:val="none"/>
+          <w:lang w:val="fr-FR"/>
+        </w:rPr>
+      </w:pPr>
+      <w:r>
+        <w:rPr>
+          <w:highlight w:val="none"/>
+          <w:lang w:val="fr-FR"/>
+        </w:rPr>
+        <w:t xml:space="preserve">2. </w:t>
+      </w:r>
       <w:r>
         <w:rPr>
           <w:highlight w:val="none"/>
@@ -761,28 +820,44 @@
           <w:lang w:val="fr-FR"/>
         </w:rPr>
       </w:r>
-    </w:p>
-    <w:p>
-      <w:pPr>
-        <w:pStyle w:val="664"/>
-        <w:numPr>
-          <w:ilvl w:val="0"/>
-          <w:numId w:val="10"/>
-        </w:numPr>
-        <w:pBdr/>
-        <w:spacing/>
-        <w:ind/>
+      <w:r>
         <w:rPr>
           <w:highlight w:val="none"/>
           <w:lang w:val="fr-FR"/>
         </w:rPr>
-      </w:pPr>
+      </w:r>
+    </w:p>
+    <w:p>
+      <w:pPr>
+        <w:pStyle w:val="851"/>
+        <w:pBdr/>
+        <w:spacing/>
+        <w:ind/>
+        <w:rPr>
+          <w:highlight w:val="none"/>
+          <w:lang w:val="fr-FR"/>
+          <w14:ligatures w14:val="none"/>
+        </w:rPr>
+      </w:pPr>
+      <w:r>
+        <w:rPr>
+          <w:highlight w:val="none"/>
+          <w:lang w:val="fr-FR"/>
+        </w:rPr>
+        <w:t xml:space="preserve"> 1. </w:t>
+      </w:r>
       <w:r>
         <w:rPr>
           <w:highlight w:val="none"/>
           <w:lang w:val="fr-FR"/>
         </w:rPr>
         <w:t xml:space="preserve">Le site de Grelette</w:t>
+      </w:r>
+      <w:r>
+        <w:rPr>
+          <w:highlight w:val="none"/>
+          <w:lang w:val="fr-FR"/>
+        </w:rPr>
       </w:r>
       <w:r>
         <w:rPr>
@@ -865,17 +940,17 @@
           <w:lang w:val="fr-FR"/>
         </w:rPr>
       </w:r>
-      <w:hyperlink r:id="rId9" w:tooltip="https://hal.science/hal-00266644/document" w:history="1">
+      <w:hyperlink r:id="rId10" w:tooltip="https://hal.science/hal-00266644/document" w:history="1">
         <w:r>
           <w:rPr>
-            <w:rStyle w:val="186"/>
+            <w:rStyle w:val="892"/>
             <w:highlight w:val="none"/>
             <w:lang w:val="fr-FR"/>
           </w:rPr>
         </w:r>
         <w:r>
           <w:rPr>
-            <w:rStyle w:val="186"/>
+            <w:rStyle w:val="892"/>
             <w:highlight w:val="none"/>
             <w:lang w:val="fr-FR"/>
           </w:rPr>
@@ -883,14 +958,14 @@
         </w:r>
         <w:r>
           <w:rPr>
-            <w:rStyle w:val="186"/>
+            <w:rStyle w:val="892"/>
             <w:highlight w:val="none"/>
             <w:lang w:val="fr-FR"/>
           </w:rPr>
         </w:r>
         <w:r>
           <w:rPr>
-            <w:rStyle w:val="186"/>
+            <w:rStyle w:val="892"/>
             <w:highlight w:val="none"/>
             <w:lang w:val="fr-FR"/>
           </w:rPr>
@@ -920,6 +995,7 @@
       </w:r>
       <w:r>
         <w:rPr>
+          <w:highlight w:val="none"/>
           <w:lang w:val="fr-FR"/>
         </w:rPr>
       </w:r>
@@ -932,25 +1008,35 @@
     </w:p>
     <w:p>
       <w:pPr>
-        <w:pStyle w:val="664"/>
-        <w:numPr>
-          <w:ilvl w:val="0"/>
-          <w:numId w:val="10"/>
-        </w:numPr>
-        <w:pBdr/>
-        <w:spacing/>
-        <w:ind/>
+        <w:pStyle w:val="851"/>
+        <w:pBdr/>
+        <w:spacing/>
+        <w:ind/>
+        <w:rPr>
+          <w:highlight w:val="none"/>
+          <w:lang w:val="fr-FR"/>
+          <w14:ligatures w14:val="none"/>
+        </w:rPr>
+      </w:pPr>
+      <w:r>
         <w:rPr>
           <w:highlight w:val="none"/>
           <w:lang w:val="fr-FR"/>
         </w:rPr>
-      </w:pPr>
+        <w:t xml:space="preserve">2. </w:t>
+      </w:r>
       <w:r>
         <w:rPr>
           <w:highlight w:val="none"/>
           <w:lang w:val="fr-FR"/>
         </w:rPr>
         <w:t xml:space="preserve">Emaux</w:t>
+      </w:r>
+      <w:r>
+        <w:rPr>
+          <w:highlight w:val="none"/>
+          <w:lang w:val="fr-FR"/>
+        </w:rPr>
       </w:r>
       <w:r>
         <w:rPr>
@@ -1001,6 +1087,11 @@
           <w:lang w:val="fr-FR"/>
         </w:rPr>
       </w:r>
+      <w:r>
+        <w:rPr>
+          <w:lang w:val="fr-FR"/>
+        </w:rPr>
+      </w:r>
     </w:p>
     <w:p>
       <w:pPr>
@@ -1029,6 +1120,11 @@
           <w:lang w:val="fr-FR"/>
         </w:rPr>
       </w:r>
+      <w:r>
+        <w:rPr>
+          <w:lang w:val="fr-FR"/>
+        </w:rPr>
+      </w:r>
     </w:p>
     <w:p>
       <w:pPr>
@@ -1051,6 +1147,11 @@
           <w:lang w:val="fr-FR"/>
         </w:rPr>
         <w:t xml:space="preserve">Reflets phys.  (63) 26-29 (2019)</w:t>
+      </w:r>
+      <w:r>
+        <w:rPr>
+          <w:lang w:val="fr-FR"/>
+        </w:rPr>
       </w:r>
       <w:r>
         <w:rPr>
@@ -1091,10 +1192,10 @@
         </w:rPr>
         <w:t xml:space="preserve"> </w:t>
       </w:r>
-      <w:hyperlink r:id="rId10" w:tooltip="https://doi.org/10.1051/refdp/201963026" w:history="1">
+      <w:hyperlink r:id="rId11" w:tooltip="https://doi.org/10.1051/refdp/201963026" w:history="1">
         <w:r>
           <w:rPr>
-            <w:rStyle w:val="186"/>
+            <w:rStyle w:val="892"/>
             <w:rFonts w:ascii="Open Sans" w:hAnsi="Open Sans" w:eastAsia="Open Sans" w:cs="Open Sans"/>
             <w:sz w:val="21"/>
             <w:highlight w:val="white"/>
@@ -1104,35 +1205,35 @@
         </w:r>
         <w:r>
           <w:rPr>
-            <w:rStyle w:val="186"/>
+            <w:rStyle w:val="892"/>
             <w:highlight w:val="none"/>
             <w:lang w:val="fr-FR"/>
           </w:rPr>
         </w:r>
         <w:r>
           <w:rPr>
-            <w:rStyle w:val="186"/>
+            <w:rStyle w:val="892"/>
             <w:highlight w:val="none"/>
             <w:lang w:val="fr-FR"/>
           </w:rPr>
         </w:r>
         <w:r>
           <w:rPr>
-            <w:rStyle w:val="186"/>
+            <w:rStyle w:val="892"/>
             <w:highlight w:val="none"/>
             <w:lang w:val="fr-FR"/>
           </w:rPr>
         </w:r>
         <w:r>
           <w:rPr>
-            <w:rStyle w:val="186"/>
+            <w:rStyle w:val="892"/>
             <w:highlight w:val="none"/>
             <w:lang w:val="fr-FR"/>
           </w:rPr>
         </w:r>
         <w:r>
           <w:rPr>
-            <w:rStyle w:val="186"/>
+            <w:rStyle w:val="892"/>
             <w:highlight w:val="none"/>
             <w:lang w:val="fr-FR"/>
           </w:rPr>
@@ -1153,11 +1254,7 @@
     </w:p>
     <w:p>
       <w:pPr>
-        <w:pStyle w:val="664"/>
-        <w:numPr>
-          <w:ilvl w:val="0"/>
-          <w:numId w:val="9"/>
-        </w:numPr>
+        <w:pStyle w:val="849"/>
         <w:pBdr/>
         <w:spacing/>
         <w:ind/>
@@ -1166,12 +1263,25 @@
           <w:lang w:val="fr-FR"/>
         </w:rPr>
       </w:pPr>
+      <w:r>
+        <w:rPr>
+          <w:highlight w:val="none"/>
+          <w:lang w:val="fr-FR"/>
+        </w:rPr>
+        <w:t xml:space="preserve">3. </w:t>
+      </w:r>
       <w:r>
         <w:rPr>
           <w:highlight w:val="none"/>
           <w:lang w:val="fr-FR"/>
         </w:rPr>
         <w:t xml:space="preserve">Suivre le fil</w:t>
+      </w:r>
+      <w:r>
+        <w:rPr>
+          <w:highlight w:val="none"/>
+          <w:lang w:val="fr-FR"/>
+        </w:rPr>
       </w:r>
       <w:r>
         <w:rPr>
@@ -1211,10 +1321,10 @@
           <w:lang w:val="fr-FR"/>
         </w:rPr>
       </w:r>
-      <w:hyperlink r:id="rId11" w:tooltip="https://lelementarium.fr/element-fiche/or/" w:history="1">
+      <w:hyperlink r:id="rId12" w:tooltip="https://lelementarium.fr/element-fiche/or/" w:history="1">
         <w:r>
           <w:rPr>
-            <w:rStyle w:val="186"/>
+            <w:rStyle w:val="892"/>
             <w:highlight w:val="none"/>
             <w:lang w:val="fr-FR"/>
           </w:rPr>
@@ -1222,14 +1332,14 @@
         </w:r>
         <w:r>
           <w:rPr>
-            <w:rStyle w:val="186"/>
+            <w:rStyle w:val="892"/>
             <w:highlight w:val="none"/>
             <w:lang w:val="fr-FR"/>
           </w:rPr>
         </w:r>
         <w:r>
           <w:rPr>
-            <w:rStyle w:val="186"/>
+            <w:rStyle w:val="892"/>
             <w:highlight w:val="none"/>
             <w:lang w:val="fr-FR"/>
           </w:rPr>
@@ -1342,16 +1452,37 @@
           <w:highlight w:val="none"/>
           <w:lang w:val="fr-FR"/>
         </w:rPr>
-        <w:t xml:space="preserve">. Sont d’anciennes mines d’or françaises qui ont arrêté leur production au début des annés 2000.</w:t>
+        <w:t xml:space="preserve">. Sont d’anciennes mines d’or françaises qui ont arrêté leur production au début des </w:t>
       </w:r>
       <w:r>
         <w:rPr>
           <w:highlight w:val="none"/>
           <w:lang w:val="fr-FR"/>
         </w:rPr>
+        <w:t xml:space="preserve">ann</w:t>
       </w:r>
       <w:r>
         <w:rPr>
+          <w:highlight w:val="none"/>
+          <w:lang w:val="fr-FR"/>
+        </w:rPr>
+        <w:t xml:space="preserve">ées</w:t>
+      </w:r>
+      <w:r>
+        <w:rPr>
+          <w:highlight w:val="none"/>
+          <w:lang w:val="fr-FR"/>
+        </w:rPr>
+        <w:t xml:space="preserve"> 2000.</w:t>
+      </w:r>
+      <w:r>
+        <w:rPr>
+          <w:lang w:val="fr-FR"/>
+        </w:rPr>
+      </w:r>
+      <w:r>
+        <w:rPr>
+          <w:highlight w:val="none"/>
           <w:lang w:val="fr-FR"/>
         </w:rPr>
       </w:r>
@@ -1379,6 +1510,12 @@
           <w:lang w:val="fr-FR"/>
         </w:rPr>
       </w:r>
+      <w:r>
+        <w:rPr>
+          <w:highlight w:val="none"/>
+          <w:lang w:val="fr-FR"/>
+        </w:rPr>
+      </w:r>
     </w:p>
     <w:p>
       <w:pPr>
@@ -1403,10 +1540,10 @@
           <w:lang w:val="fr-FR"/>
         </w:rPr>
       </w:r>
-      <w:hyperlink r:id="rId12" w:tooltip="https://www.vie-publique.fr/rapport/24531-lor-en-guyane-eclats-et-artifices" w:history="1">
+      <w:hyperlink r:id="rId13" w:tooltip="https://www.vie-publique.fr/rapport/24531-lor-en-guyane-eclats-et-artifices" w:history="1">
         <w:r>
           <w:rPr>
-            <w:rStyle w:val="186"/>
+            <w:rStyle w:val="892"/>
             <w:highlight w:val="none"/>
             <w:lang w:val="fr-FR"/>
           </w:rPr>
@@ -1414,14 +1551,14 @@
         </w:r>
         <w:r>
           <w:rPr>
-            <w:rStyle w:val="186"/>
+            <w:rStyle w:val="892"/>
             <w:highlight w:val="none"/>
             <w:lang w:val="fr-FR"/>
           </w:rPr>
         </w:r>
         <w:r>
           <w:rPr>
-            <w:rStyle w:val="186"/>
+            <w:rStyle w:val="892"/>
             <w:highlight w:val="none"/>
             <w:lang w:val="fr-FR"/>
           </w:rPr>
@@ -1454,10 +1591,10 @@
           <w:lang w:val="fr-FR"/>
         </w:rPr>
       </w:r>
-      <w:hyperlink r:id="rId13" w:tooltip="https://www.vie-publique.fr/files/rapport/pdf/004001895.pdf" w:history="1">
+      <w:hyperlink r:id="rId14" w:tooltip="https://www.vie-publique.fr/files/rapport/pdf/004001895.pdf" w:history="1">
         <w:r>
           <w:rPr>
-            <w:rStyle w:val="186"/>
+            <w:rStyle w:val="892"/>
             <w:highlight w:val="none"/>
             <w:lang w:val="fr-FR"/>
           </w:rPr>
@@ -1465,14 +1602,14 @@
         </w:r>
         <w:r>
           <w:rPr>
-            <w:rStyle w:val="186"/>
+            <w:rStyle w:val="892"/>
             <w:highlight w:val="none"/>
             <w:lang w:val="fr-FR"/>
           </w:rPr>
         </w:r>
         <w:r>
           <w:rPr>
-            <w:rStyle w:val="186"/>
+            <w:rStyle w:val="892"/>
             <w:highlight w:val="none"/>
             <w:lang w:val="fr-FR"/>
           </w:rPr>
@@ -1549,6 +1686,12 @@
           <w:lang w:val="fr-FR"/>
         </w:rPr>
       </w:r>
+      <w:r>
+        <w:rPr>
+          <w:highlight w:val="none"/>
+          <w:lang w:val="fr-FR"/>
+        </w:rPr>
+      </w:r>
     </w:p>
     <w:p>
       <w:pPr>
@@ -1565,7 +1708,20 @@
           <w:highlight w:val="none"/>
           <w:lang w:val="fr-FR"/>
         </w:rPr>
-        <w:t xml:space="preserve">Les ouvriers risque une intoxication aiguë ou chronique au mercure. Le cyanure peut entraîner lui aussi une intoxication avec effet immédiat allants des vertiges jusqu’à l’arrêt respiratoire. De plus les conditions d’hygiène sont déplorable et contribue au développement de maladies comme le paludisme. </w:t>
+        <w:t xml:space="preserve">Les ouvriers risque une intoxication aiguë ou c</w:t>
+      </w:r>
+      <w:r>
+        <w:rPr>
+          <w:highlight w:val="none"/>
+          <w:lang w:val="fr-FR"/>
+        </w:rPr>
+        <w:t xml:space="preserve">hronique au mercure. Le cyanure peut entraîner lui aussi une intoxication avec effet immédiat allants des vertiges jusqu’à l’arrêt respiratoire. De plus les conditions d’hygiène sont déplorable et contribue au développement de maladies comme le paludisme. </w:t>
+      </w:r>
+      <w:r>
+        <w:rPr>
+          <w:highlight w:val="none"/>
+          <w:lang w:val="fr-FR"/>
+        </w:rPr>
       </w:r>
       <w:r>
         <w:rPr>
@@ -1589,7 +1745,20 @@
           <w:highlight w:val="none"/>
           <w:lang w:val="fr-FR"/>
         </w:rPr>
-        <w:t xml:space="preserve">Les populations locales peuvent être contaminée par le méthylmercure via la consommation de poisson. Cela entraîne des Troubles neurologiques chez l’enfant. Le cyanure lui, pollue les cours d’eau et dégrade la qualité de l’eau potable, ce qui augmente la prolifération des maladies infectieuses.</w:t>
+        <w:t xml:space="preserve">Les populations locales peuvent être co</w:t>
+      </w:r>
+      <w:r>
+        <w:rPr>
+          <w:highlight w:val="none"/>
+          <w:lang w:val="fr-FR"/>
+        </w:rPr>
+        <w:t xml:space="preserve">ntaminée par le méthylmercure via la consommation de poisson. Cela entraîne des Troubles neurologiques chez l’enfant. Le cyanure lui, pollue les cours d’eau et dégrade la qualité de l’eau potable, ce qui augmente la prolifération des maladies infectieuses.</w:t>
+      </w:r>
+      <w:r>
+        <w:rPr>
+          <w:highlight w:val="none"/>
+          <w:lang w:val="fr-FR"/>
+        </w:rPr>
       </w:r>
       <w:r>
         <w:rPr>
@@ -1600,11 +1769,7 @@
     </w:p>
     <w:p>
       <w:pPr>
-        <w:pStyle w:val="664"/>
-        <w:numPr>
-          <w:ilvl w:val="0"/>
-          <w:numId w:val="9"/>
-        </w:numPr>
+        <w:pStyle w:val="849"/>
         <w:pBdr/>
         <w:spacing/>
         <w:ind/>
@@ -1613,6 +1778,13 @@
           <w:lang w:val="fr-FR"/>
         </w:rPr>
       </w:pPr>
+      <w:r>
+        <w:rPr>
+          <w:highlight w:val="none"/>
+          <w:lang w:val="fr-FR"/>
+        </w:rPr>
+        <w:t xml:space="preserve">4. </w:t>
+      </w:r>
       <w:r>
         <w:rPr>
           <w:highlight w:val="none"/>
@@ -1626,10 +1798,16 @@
           <w:lang w:val="fr-FR"/>
         </w:rPr>
       </w:r>
+      <w:r>
+        <w:rPr>
+          <w:highlight w:val="none"/>
+          <w:lang w:val="fr-FR"/>
+        </w:rPr>
+      </w:r>
     </w:p>
     <w:tbl>
       <w:tblPr>
-        <w:tblStyle w:val="11"/>
+        <w:tblStyle w:val="721"/>
         <w:tblW w:w="0" w:type="auto"/>
         <w:tblBorders/>
         <w:tblLayout w:type="fixed"/>
@@ -1665,6 +1843,12 @@
                 <w:lang w:val="fr-FR"/>
               </w:rPr>
               <w:t xml:space="preserve">Article</w:t>
+            </w:r>
+            <w:r>
+              <w:rPr>
+                <w:highlight w:val="none"/>
+                <w:lang w:val="fr-FR"/>
+              </w:rPr>
             </w:r>
             <w:r>
               <w:rPr>
@@ -1704,6 +1888,12 @@
                 <w:lang w:val="fr-FR"/>
               </w:rPr>
             </w:r>
+            <w:r>
+              <w:rPr>
+                <w:highlight w:val="none"/>
+                <w:lang w:val="fr-FR"/>
+              </w:rPr>
+            </w:r>
           </w:p>
         </w:tc>
         <w:tc>
@@ -1729,6 +1919,12 @@
                 <w:lang w:val="fr-FR"/>
               </w:rPr>
               <w:t xml:space="preserve">Article parodique</w:t>
+            </w:r>
+            <w:r>
+              <w:rPr>
+                <w:highlight w:val="none"/>
+                <w:lang w:val="fr-FR"/>
+              </w:rPr>
             </w:r>
             <w:r>
               <w:rPr>
@@ -1771,6 +1967,12 @@
                 <w:lang w:val="fr-FR"/>
               </w:rPr>
             </w:r>
+            <w:r>
+              <w:rPr>
+                <w:highlight w:val="none"/>
+                <w:lang w:val="fr-FR"/>
+              </w:rPr>
+            </w:r>
           </w:p>
         </w:tc>
         <w:tc>
@@ -1790,6 +1992,12 @@
                 <w:lang w:val="fr-FR"/>
               </w:rPr>
             </w:pPr>
+            <w:r>
+              <w:rPr>
+                <w:highlight w:val="none"/>
+                <w:lang w:val="fr-FR"/>
+              </w:rPr>
+            </w:r>
             <w:r>
               <w:rPr>
                 <w:highlight w:val="none"/>
@@ -1834,6 +2042,12 @@
                 <w:lang w:val="fr-FR"/>
               </w:rPr>
             </w:r>
+            <w:r>
+              <w:rPr>
+                <w:highlight w:val="none"/>
+                <w:lang w:val="fr-FR"/>
+              </w:rPr>
+            </w:r>
           </w:p>
         </w:tc>
       </w:tr>
@@ -1869,6 +2083,12 @@
                 <w:lang w:val="fr-FR"/>
               </w:rPr>
             </w:r>
+            <w:r>
+              <w:rPr>
+                <w:highlight w:val="none"/>
+                <w:lang w:val="fr-FR"/>
+              </w:rPr>
+            </w:r>
           </w:p>
         </w:tc>
         <w:tc>
@@ -1888,6 +2108,12 @@
                 <w:lang w:val="fr-FR"/>
               </w:rPr>
             </w:pPr>
+            <w:r>
+              <w:rPr>
+                <w:highlight w:val="none"/>
+                <w:lang w:val="fr-FR"/>
+              </w:rPr>
+            </w:r>
             <w:r>
               <w:rPr>
                 <w:highlight w:val="none"/>
@@ -1932,6 +2158,12 @@
                 <w:lang w:val="fr-FR"/>
               </w:rPr>
             </w:r>
+            <w:r>
+              <w:rPr>
+                <w:highlight w:val="none"/>
+                <w:lang w:val="fr-FR"/>
+              </w:rPr>
+            </w:r>
           </w:p>
         </w:tc>
       </w:tr>
@@ -1967,6 +2199,12 @@
                 <w:lang w:val="fr-FR"/>
               </w:rPr>
             </w:r>
+            <w:r>
+              <w:rPr>
+                <w:highlight w:val="none"/>
+                <w:lang w:val="fr-FR"/>
+              </w:rPr>
+            </w:r>
           </w:p>
         </w:tc>
         <w:tc>
@@ -1986,6 +2224,12 @@
                 <w:lang w:val="fr-FR"/>
               </w:rPr>
             </w:pPr>
+            <w:r>
+              <w:rPr>
+                <w:highlight w:val="none"/>
+                <w:lang w:val="fr-FR"/>
+              </w:rPr>
+            </w:r>
             <w:r>
               <w:rPr>
                 <w:highlight w:val="none"/>
@@ -2030,6 +2274,12 @@
                 <w:lang w:val="fr-FR"/>
               </w:rPr>
             </w:r>
+            <w:r>
+              <w:rPr>
+                <w:highlight w:val="none"/>
+                <w:lang w:val="fr-FR"/>
+              </w:rPr>
+            </w:r>
           </w:p>
         </w:tc>
       </w:tr>
@@ -2058,6 +2308,12 @@
                 <w:lang w:val="fr-FR"/>
               </w:rPr>
               <w:t xml:space="preserve">Lécher des cailloux</w:t>
+            </w:r>
+            <w:r>
+              <w:rPr>
+                <w:highlight w:val="none"/>
+                <w:lang w:val="fr-FR"/>
+              </w:rPr>
             </w:r>
             <w:r>
               <w:rPr>
@@ -2097,6 +2353,12 @@
                 <w:lang w:val="fr-FR"/>
               </w:rPr>
             </w:r>
+            <w:r>
+              <w:rPr>
+                <w:highlight w:val="none"/>
+                <w:lang w:val="fr-FR"/>
+              </w:rPr>
+            </w:r>
           </w:p>
         </w:tc>
         <w:tc>
@@ -2116,6 +2378,12 @@
                 <w:lang w:val="fr-FR"/>
               </w:rPr>
             </w:pPr>
+            <w:r>
+              <w:rPr>
+                <w:highlight w:val="none"/>
+                <w:lang w:val="fr-FR"/>
+              </w:rPr>
+            </w:r>
             <w:r>
               <w:rPr>
                 <w:highlight w:val="none"/>
@@ -2163,6 +2431,12 @@
                 <w:lang w:val="fr-FR"/>
               </w:rPr>
             </w:r>
+            <w:r>
+              <w:rPr>
+                <w:highlight w:val="none"/>
+                <w:lang w:val="fr-FR"/>
+              </w:rPr>
+            </w:r>
           </w:p>
         </w:tc>
         <w:tc>
@@ -2182,6 +2456,12 @@
                 <w:lang w:val="fr-FR"/>
               </w:rPr>
             </w:pPr>
+            <w:r>
+              <w:rPr>
+                <w:highlight w:val="none"/>
+                <w:lang w:val="fr-FR"/>
+              </w:rPr>
+            </w:r>
             <w:r>
               <w:rPr>
                 <w:highlight w:val="none"/>
@@ -2226,6 +2506,12 @@
                 <w:lang w:val="fr-FR"/>
               </w:rPr>
             </w:r>
+            <w:r>
+              <w:rPr>
+                <w:highlight w:val="none"/>
+                <w:lang w:val="fr-FR"/>
+              </w:rPr>
+            </w:r>
           </w:p>
         </w:tc>
       </w:tr>
@@ -2240,6 +2526,12 @@
           <w:lang w:val="fr-FR"/>
         </w:rPr>
       </w:pPr>
+      <w:r>
+        <w:rPr>
+          <w:highlight w:val="none"/>
+          <w:lang w:val="fr-FR"/>
+        </w:rPr>
+      </w:r>
       <w:r>
         <w:rPr>
           <w:highlight w:val="none"/>
@@ -2255,11 +2547,7 @@
     </w:p>
     <w:p>
       <w:pPr>
-        <w:pStyle w:val="664"/>
-        <w:numPr>
-          <w:ilvl w:val="0"/>
-          <w:numId w:val="9"/>
-        </w:numPr>
+        <w:pStyle w:val="849"/>
         <w:pBdr/>
         <w:spacing/>
         <w:ind/>
@@ -2268,6 +2556,13 @@
           <w:lang w:val="fr-FR"/>
         </w:rPr>
       </w:pPr>
+      <w:r>
+        <w:rPr>
+          <w:highlight w:val="none"/>
+          <w:lang w:val="fr-FR"/>
+        </w:rPr>
+        <w:t xml:space="preserve">5. </w:t>
+      </w:r>
       <w:r>
         <w:rPr>
           <w:highlight w:val="none"/>
@@ -2281,6 +2576,12 @@
           <w:lang w:val="fr-FR"/>
         </w:rPr>
       </w:r>
+      <w:r>
+        <w:rPr>
+          <w:highlight w:val="none"/>
+          <w:lang w:val="fr-FR"/>
+        </w:rPr>
+      </w:r>
     </w:p>
     <w:p>
       <w:pPr>
@@ -2305,10 +2606,10 @@
           <w:lang w:val="fr-FR"/>
         </w:rPr>
       </w:r>
-      <w:hyperlink r:id="rId14" w:tooltip="https://labomat.eu/fr/faq/594-comment-utiliser-une-coupe-de-viscosite-.html" w:history="1">
+      <w:hyperlink r:id="rId15" w:tooltip="https://labomat.eu/fr/faq/594-comment-utiliser-une-coupe-de-viscosite-.html" w:history="1">
         <w:r>
           <w:rPr>
-            <w:rStyle w:val="186"/>
+            <w:rStyle w:val="892"/>
             <w:highlight w:val="none"/>
             <w:lang w:val="fr-FR"/>
           </w:rPr>
@@ -2316,20 +2617,25 @@
         </w:r>
         <w:r>
           <w:rPr>
-            <w:rStyle w:val="186"/>
+            <w:rStyle w:val="892"/>
             <w:highlight w:val="none"/>
             <w:lang w:val="fr-FR"/>
           </w:rPr>
         </w:r>
         <w:r>
           <w:rPr>
-            <w:rStyle w:val="186"/>
+            <w:rStyle w:val="892"/>
             <w:highlight w:val="none"/>
             <w:lang w:val="fr-FR"/>
           </w:rPr>
         </w:r>
       </w:hyperlink>
-      <w:r/>
+      <w:r>
+        <w:rPr>
+          <w:highlight w:val="none"/>
+          <w:lang w:val="fr-FR"/>
+        </w:rPr>
+      </w:r>
       <w:r>
         <w:rPr>
           <w:highlight w:val="none"/>
@@ -2340,13 +2646,21 @@
     <w:p>
       <w:pPr>
         <w:pBdr/>
-        <w:spacing/>
-        <w:ind w:firstLine="0" w:left="0"/>
+        <w:shd w:val="nil"/>
+        <w:spacing/>
+        <w:ind/>
         <w:rPr>
           <w:highlight w:val="none"/>
           <w:lang w:val="fr-FR"/>
         </w:rPr>
       </w:pPr>
+      <w:r>
+        <w:rPr>
+          <w:highlight w:val="none"/>
+          <w:lang w:val="fr-FR"/>
+        </w:rPr>
+        <w:br w:type="page" w:clear="all"/>
+      </w:r>
       <w:r>
         <w:rPr>
           <w:highlight w:val="none"/>
@@ -2360,58 +2674,10 @@
           <w:lang w:val="fr-FR"/>
         </w:rPr>
       </w:r>
-    </w:p>
-    <w:p>
-      <w:pPr>
-        <w:pBdr/>
-        <w:shd w:val="nil"/>
-        <w:spacing/>
-        <w:ind/>
-        <w:rPr>
-          <w:highlight w:val="none"/>
-          <w:lang w:val="fr-FR"/>
-        </w:rPr>
-      </w:pPr>
-      <w:r>
-        <w:rPr>
-          <w:highlight w:val="none"/>
-          <w:lang w:val="fr-FR"/>
-        </w:rPr>
-        <w:br w:type="page" w:clear="all"/>
-      </w:r>
-      <w:r>
-        <w:rPr>
-          <w:highlight w:val="none"/>
-          <w:lang w:val="fr-FR"/>
-        </w:rPr>
-      </w:r>
-    </w:p>
-    <w:p>
-      <w:pPr>
-        <w:pBdr/>
-        <w:spacing/>
-        <w:ind w:firstLine="0" w:left="0"/>
-        <w:rPr>
-          <w:highlight w:val="none"/>
-          <w:lang w:val="fr-FR"/>
-        </w:rPr>
-      </w:pPr>
-      <w:r>
-        <w:rPr>
-          <w:highlight w:val="none"/>
-          <w:lang w:val="fr-FR"/>
-        </w:rPr>
-      </w:r>
-      <w:r>
-        <w:rPr>
-          <w:highlight w:val="none"/>
-          <w:lang w:val="fr-FR"/>
-        </w:rPr>
-      </w:r>
-      <w:hyperlink r:id="rId15" w:tooltip="https://webbook.nist.gov/cgi/cbook.cgi?ID=72-48-0" w:history="1">
+      <w:hyperlink r:id="rId16" w:tooltip="https://webbook.nist.gov/cgi/cbook.cgi?ID=72-48-0" w:history="1">
         <w:r>
           <w:rPr>
-            <w:rStyle w:val="186"/>
+            <w:rStyle w:val="892"/>
             <w:highlight w:val="none"/>
             <w:lang w:val="fr-FR"/>
           </w:rPr>
@@ -2419,20 +2685,25 @@
         </w:r>
         <w:r>
           <w:rPr>
-            <w:rStyle w:val="186"/>
+            <w:rStyle w:val="892"/>
             <w:highlight w:val="none"/>
             <w:lang w:val="fr-FR"/>
           </w:rPr>
         </w:r>
         <w:r>
           <w:rPr>
-            <w:rStyle w:val="186"/>
+            <w:rStyle w:val="892"/>
             <w:highlight w:val="none"/>
             <w:lang w:val="fr-FR"/>
           </w:rPr>
         </w:r>
       </w:hyperlink>
-      <w:r/>
+      <w:r>
+        <w:rPr>
+          <w:highlight w:val="none"/>
+          <w:lang w:val="fr-FR"/>
+        </w:rPr>
+      </w:r>
       <w:r>
         <w:rPr>
           <w:highlight w:val="none"/>
@@ -2489,7 +2760,7 @@
                         <pic:nvPr/>
                       </pic:nvPicPr>
                       <pic:blipFill>
-                        <a:blip r:embed="rId16"/>
+                        <a:blip r:embed="rId17"/>
                         <a:stretch/>
                       </pic:blipFill>
                       <pic:spPr bwMode="auto">
@@ -2529,7 +2800,7 @@
                 <o:lock v:ext="edit" aspectratio="t"/>
               </v:shapetype>
               <v:shape id="_x0000_i0" o:spid="_x0000_s0" type="#_x0000_t75" style="position:absolute;z-index:4096;o:allowoverlap:true;o:allowincell:true;mso-position-horizontal-relative:text;margin-left:42.09pt;mso-position-horizontal:absolute;mso-position-vertical-relative:text;margin-top:31.39pt;mso-position-vertical:absolute;width:341.03pt;height:255.77pt;mso-wrap-distance-left:9.07pt;mso-wrap-distance-top:0.00pt;mso-wrap-distance-right:9.07pt;mso-wrap-distance-bottom:0.00pt;z-index:1;" stroked="false">
-                <v:imagedata r:id="rId16" o:title=""/>
+                <v:imagedata r:id="rId17" o:title=""/>
                 <o:lock v:ext="edit" rotation="t"/>
               </v:shape>
             </w:pict>
@@ -2549,10 +2820,10 @@
           <w:lang w:val="fr-FR"/>
         </w:rPr>
       </w:r>
-      <w:hyperlink r:id="rId17" w:tooltip="https://webbook.nist.gov/cgi/cbook.cgi?ID=C72480&amp;Mask=400#UV-Vis-Spec" w:history="1">
+      <w:hyperlink r:id="rId18" w:tooltip="https://webbook.nist.gov/cgi/cbook.cgi?ID=C72480&amp;Mask=400#UV-Vis-Spec" w:history="1">
         <w:r>
           <w:rPr>
-            <w:rStyle w:val="186"/>
+            <w:rStyle w:val="892"/>
             <w:highlight w:val="none"/>
             <w:lang w:val="fr-FR"/>
           </w:rPr>
@@ -2560,37 +2831,19 @@
         </w:r>
         <w:r>
           <w:rPr>
-            <w:rStyle w:val="186"/>
+            <w:rStyle w:val="892"/>
             <w:highlight w:val="none"/>
             <w:lang w:val="fr-FR"/>
           </w:rPr>
         </w:r>
         <w:r>
           <w:rPr>
-            <w:rStyle w:val="186"/>
+            <w:rStyle w:val="892"/>
             <w:highlight w:val="none"/>
             <w:lang w:val="fr-FR"/>
           </w:rPr>
         </w:r>
       </w:hyperlink>
-      <w:r/>
-      <w:r>
-        <w:rPr>
-          <w:highlight w:val="none"/>
-          <w:lang w:val="fr-FR"/>
-        </w:rPr>
-      </w:r>
-    </w:p>
-    <w:p>
-      <w:pPr>
-        <w:pBdr/>
-        <w:spacing/>
-        <w:ind w:firstLine="0" w:left="0"/>
-        <w:rPr>
-          <w:highlight w:val="none"/>
-          <w:lang w:val="fr-FR"/>
-        </w:rPr>
-      </w:pPr>
       <w:r>
         <w:rPr>
           <w:highlight w:val="none"/>
@@ -2609,12 +2862,17 @@
         <w:pBdr/>
         <w:spacing/>
         <w:ind w:firstLine="0" w:left="0"/>
-        <w:jc w:val="both"/>
         <w:rPr>
           <w:highlight w:val="none"/>
           <w:lang w:val="fr-FR"/>
         </w:rPr>
       </w:pPr>
+      <w:r>
+        <w:rPr>
+          <w:highlight w:val="none"/>
+          <w:lang w:val="fr-FR"/>
+        </w:rPr>
+      </w:r>
       <w:r>
         <w:rPr>
           <w:highlight w:val="none"/>
@@ -2651,6 +2909,12 @@
           <w:lang w:val="fr-FR"/>
         </w:rPr>
       </w:r>
+      <w:r>
+        <w:rPr>
+          <w:highlight w:val="none"/>
+          <w:lang w:val="fr-FR"/>
+        </w:rPr>
+      </w:r>
     </w:p>
     <w:p>
       <w:pPr>
@@ -2663,6 +2927,12 @@
           <w:lang w:val="fr-FR"/>
         </w:rPr>
       </w:pPr>
+      <w:r>
+        <w:rPr>
+          <w:highlight w:val="none"/>
+          <w:lang w:val="fr-FR"/>
+        </w:rPr>
+      </w:r>
       <w:r>
         <w:rPr>
           <w:highlight w:val="none"/>
@@ -2699,6 +2969,12 @@
           <w:lang w:val="fr-FR"/>
         </w:rPr>
       </w:r>
+      <w:r>
+        <w:rPr>
+          <w:highlight w:val="none"/>
+          <w:lang w:val="fr-FR"/>
+        </w:rPr>
+      </w:r>
     </w:p>
     <w:p>
       <w:pPr>
@@ -2711,6 +2987,12 @@
           <w:lang w:val="fr-FR"/>
         </w:rPr>
       </w:pPr>
+      <w:r>
+        <w:rPr>
+          <w:highlight w:val="none"/>
+          <w:lang w:val="fr-FR"/>
+        </w:rPr>
+      </w:r>
       <w:r>
         <w:rPr>
           <w:highlight w:val="none"/>
@@ -2747,6 +3029,12 @@
           <w:lang w:val="fr-FR"/>
         </w:rPr>
       </w:r>
+      <w:r>
+        <w:rPr>
+          <w:highlight w:val="none"/>
+          <w:lang w:val="fr-FR"/>
+        </w:rPr>
+      </w:r>
     </w:p>
     <w:p>
       <w:pPr>
@@ -2759,6 +3047,12 @@
           <w:lang w:val="fr-FR"/>
         </w:rPr>
       </w:pPr>
+      <w:r>
+        <w:rPr>
+          <w:highlight w:val="none"/>
+          <w:lang w:val="fr-FR"/>
+        </w:rPr>
+      </w:r>
       <w:r>
         <w:rPr>
           <w:highlight w:val="none"/>
@@ -2795,6 +3089,12 @@
           <w:lang w:val="fr-FR"/>
         </w:rPr>
       </w:r>
+      <w:r>
+        <w:rPr>
+          <w:highlight w:val="none"/>
+          <w:lang w:val="fr-FR"/>
+        </w:rPr>
+      </w:r>
     </w:p>
     <w:p>
       <w:pPr>
@@ -2807,6 +3107,12 @@
           <w:lang w:val="fr-FR"/>
         </w:rPr>
       </w:pPr>
+      <w:r>
+        <w:rPr>
+          <w:highlight w:val="none"/>
+          <w:lang w:val="fr-FR"/>
+        </w:rPr>
+      </w:r>
       <w:r>
         <w:rPr>
           <w:highlight w:val="none"/>
@@ -2831,6 +3137,42 @@
           <w:lang w:val="fr-FR"/>
         </w:rPr>
       </w:pPr>
+      <w:r>
+        <w:rPr>
+          <w:highlight w:val="none"/>
+          <w:lang w:val="fr-FR"/>
+        </w:rPr>
+      </w:r>
+      <w:r>
+        <w:rPr>
+          <w:highlight w:val="none"/>
+          <w:lang w:val="fr-FR"/>
+        </w:rPr>
+      </w:r>
+      <w:r>
+        <w:rPr>
+          <w:highlight w:val="none"/>
+          <w:lang w:val="fr-FR"/>
+        </w:rPr>
+      </w:r>
+    </w:p>
+    <w:p>
+      <w:pPr>
+        <w:pBdr/>
+        <w:spacing/>
+        <w:ind w:firstLine="0" w:left="0"/>
+        <w:jc w:val="both"/>
+        <w:rPr>
+          <w:highlight w:val="none"/>
+          <w:lang w:val="fr-FR"/>
+        </w:rPr>
+      </w:pPr>
+      <w:r>
+        <w:rPr>
+          <w:highlight w:val="none"/>
+          <w:lang w:val="fr-FR"/>
+        </w:rPr>
+      </w:r>
       <w:r>
         <w:rPr>
           <w:highlight w:val="none"/>
@@ -2874,6 +3216,12 @@
           <w:lang w:val="fr-FR"/>
         </w:rPr>
       </w:r>
+      <w:r>
+        <w:rPr>
+          <w:highlight w:val="none"/>
+          <w:lang w:val="fr-FR"/>
+        </w:rPr>
+      </w:r>
     </w:p>
     <w:p>
       <w:pPr>
@@ -2886,6 +3234,12 @@
           <w:lang w:val="fr-FR"/>
         </w:rPr>
       </w:pPr>
+      <w:r>
+        <w:rPr>
+          <w:highlight w:val="none"/>
+          <w:lang w:val="fr-FR"/>
+        </w:rPr>
+      </w:r>
       <w:r>
         <w:rPr>
           <w:highlight w:val="none"/>
@@ -2900,11 +3254,12 @@
       </w:r>
     </w:p>
     <w:sectPr>
+      <w:footerReference w:type="default" r:id="rId9"/>
       <w:footnotePr/>
       <w:endnotePr/>
       <w:type w:val="nextPage"/>
       <w:pgSz w:h="16838" w:orient="portrait" w:w="11906"/>
-      <w:pgMar w:top="1134" w:right="850" w:bottom="1134" w:left="1701" w:header="709" w:footer="709" w:gutter="0"/>
+      <w:pgMar w:top="1134" w:right="850" w:bottom="1134" w:left="1276" w:header="709" w:footer="709" w:gutter="0"/>
       <w:cols w:num="1" w:sep="0" w:space="708" w:equalWidth="1"/>
     </w:sectPr>
   </w:body>
@@ -2921,7 +3276,6 @@
         <w:ind/>
         <w:rPr/>
       </w:pPr>
-      <w:r/>
       <w:r>
         <w:separator/>
       </w:r>
@@ -2936,7 +3290,6 @@
         <w:ind/>
         <w:rPr/>
       </w:pPr>
-      <w:r/>
       <w:r>
         <w:continuationSeparator/>
       </w:r>
@@ -2946,6 +3299,64 @@
 </w:endnotes>
 </file>
 
+<file path=word/footer1.xml><?xml version="1.0" encoding="utf-8"?>
+<w:ftr xmlns:wpc="http://schemas.microsoft.com/office/word/2010/wordprocessingCanvas" xmlns:mc="http://schemas.openxmlformats.org/markup-compatibility/2006" xmlns:o="urn:schemas-microsoft-com:office:office" xmlns:r="http://schemas.openxmlformats.org/officeDocument/2006/relationships" xmlns:m="http://schemas.openxmlformats.org/officeDocument/2006/math" xmlns:v="urn:schemas-microsoft-com:vml" xmlns:wp14="http://schemas.microsoft.com/office/word/2010/wordprocessingDrawing" xmlns:wp="http://schemas.openxmlformats.org/drawingml/2006/wordprocessingDrawing" xmlns:w10="urn:schemas-microsoft-com:office:word" xmlns:w="http://schemas.openxmlformats.org/wordprocessingml/2006/main" xmlns:w14="http://schemas.microsoft.com/office/word/2010/wordml" xmlns:w15="http://schemas.microsoft.com/office/word/2012/wordml" xmlns:wpg="http://schemas.microsoft.com/office/word/2010/wordprocessingGroup" xmlns:wpi="http://schemas.microsoft.com/office/word/2010/wordprocessingInk" xmlns:wne="http://schemas.microsoft.com/office/word/2006/wordml" xmlns:a="http://schemas.openxmlformats.org/drawingml/2006/main" xmlns:wps="http://schemas.microsoft.com/office/word/2010/wordprocessingShape" mc:Ignorable="w14 w15 wp14">
+  <w:p>
+    <w:pPr>
+      <w:pStyle w:val="883"/>
+      <w:pBdr/>
+      <w:spacing/>
+      <w:ind/>
+      <w:jc w:val="center"/>
+      <w:rPr>
+        <w:lang w:val="en-US"/>
+      </w:rPr>
+    </w:pPr>
+    <w:fldSimple w:instr="PAGE \* MERGEFORMAT">
+      <w:r>
+        <w:t xml:space="preserve">1</w:t>
+      </w:r>
+    </w:fldSimple>
+    <w:r/>
+    <w:r>
+      <w:rPr>
+        <w:lang w:val="en-US"/>
+      </w:rPr>
+      <w:t xml:space="preserve">/</w:t>
+    </w:r>
+    <w:r/>
+    <w:r>
+      <w:rPr>
+        <w:lang w:val="en-US"/>
+      </w:rPr>
+    </w:r>
+    <w:fldSimple w:instr="NUMPAGES \* MERGEFORMAT">
+      <w:r>
+        <w:t xml:space="preserve">1</w:t>
+      </w:r>
+    </w:fldSimple>
+    <w:r/>
+    <w:r/>
+    <w:r/>
+    <w:r>
+      <w:rPr>
+        <w:lang w:val="en-US"/>
+      </w:rPr>
+    </w:r>
+  </w:p>
+  <w:p>
+    <w:pPr>
+      <w:pStyle w:val="883"/>
+      <w:pBdr/>
+      <w:spacing/>
+      <w:ind/>
+      <w:rPr/>
+    </w:pPr>
+    <w:r/>
+  </w:p>
+</w:ftr>
+</file>
+
 <file path=word/footnotes.xml><?xml version="1.0" encoding="utf-8"?>
 <w:footnotes xmlns:wpc="http://schemas.microsoft.com/office/word/2010/wordprocessingCanvas" xmlns:mc="http://schemas.openxmlformats.org/markup-compatibility/2006" xmlns:o="urn:schemas-microsoft-com:office:office" xmlns:r="http://schemas.openxmlformats.org/officeDocument/2006/relationships" xmlns:m="http://schemas.openxmlformats.org/officeDocument/2006/math" xmlns:v="urn:schemas-microsoft-com:vml" xmlns:wp14="http://schemas.microsoft.com/office/word/2010/wordprocessingDrawing" xmlns:wp="http://schemas.openxmlformats.org/drawingml/2006/wordprocessingDrawing" xmlns:w10="urn:schemas-microsoft-com:office:word" xmlns:w="http://schemas.openxmlformats.org/wordprocessingml/2006/main" xmlns:w14="http://schemas.microsoft.com/office/word/2010/wordml" xmlns:w15="http://schemas.microsoft.com/office/word/2012/wordml" xmlns:wpg="http://schemas.microsoft.com/office/word/2010/wordprocessingGroup" xmlns:wpi="http://schemas.microsoft.com/office/word/2010/wordprocessingInk" xmlns:wne="http://schemas.microsoft.com/office/word/2006/wordml" xmlns:a="http://schemas.openxmlformats.org/drawingml/2006/main" xmlns:wps="http://schemas.microsoft.com/office/word/2010/wordprocessingShape" mc:Ignorable="w14 w15 wp14">
   <w:footnote w:type="separator" w:id="-1">
@@ -2956,7 +3367,6 @@
         <w:ind/>
         <w:rPr/>
       </w:pPr>
-      <w:r/>
       <w:r>
         <w:separator/>
       </w:r>
@@ -2971,7 +3381,6 @@
         <w:ind/>
         <w:rPr/>
       </w:pPr>
-      <w:r/>
       <w:r>
         <w:continuationSeparator/>
       </w:r>
@@ -4587,6 +4996,262 @@
         <w:color w:val="000000"/>
         <w:sz w:val="21"/>
       </w:rPr>
+      <w:start w:val="1"/>
+      <w:suff w:val="tab"/>
+    </w:lvl>
+  </w:abstractNum>
+  <w:abstractNum w:abstractNumId="12">
+    <w:lvl w:ilvl="0">
+      <w:isLgl w:val="false"/>
+      <w:lvlJc w:val="left"/>
+      <w:lvlText w:val="%1."/>
+      <w:numFmt w:val="decimal"/>
+      <w:pPr>
+        <w:pBdr/>
+        <w:spacing/>
+        <w:ind w:hanging="360" w:left="709"/>
+      </w:pPr>
+      <w:rPr/>
+      <w:start w:val="1"/>
+      <w:suff w:val="tab"/>
+    </w:lvl>
+    <w:lvl w:ilvl="1">
+      <w:isLgl w:val="false"/>
+      <w:lvlJc w:val="left"/>
+      <w:lvlText w:val="%2."/>
+      <w:numFmt w:val="lowerLetter"/>
+      <w:pPr>
+        <w:pBdr/>
+        <w:spacing/>
+        <w:ind w:hanging="360" w:left="1429"/>
+      </w:pPr>
+      <w:rPr/>
+      <w:start w:val="1"/>
+      <w:suff w:val="tab"/>
+    </w:lvl>
+    <w:lvl w:ilvl="2">
+      <w:isLgl w:val="false"/>
+      <w:lvlJc w:val="right"/>
+      <w:lvlText w:val="%3."/>
+      <w:numFmt w:val="lowerRoman"/>
+      <w:pPr>
+        <w:pBdr/>
+        <w:spacing/>
+        <w:ind w:hanging="180" w:left="2149"/>
+      </w:pPr>
+      <w:rPr/>
+      <w:start w:val="1"/>
+      <w:suff w:val="tab"/>
+    </w:lvl>
+    <w:lvl w:ilvl="3">
+      <w:isLgl w:val="false"/>
+      <w:lvlJc w:val="left"/>
+      <w:lvlText w:val="%4."/>
+      <w:numFmt w:val="decimal"/>
+      <w:pPr>
+        <w:pBdr/>
+        <w:spacing/>
+        <w:ind w:hanging="360" w:left="2869"/>
+      </w:pPr>
+      <w:rPr/>
+      <w:start w:val="1"/>
+      <w:suff w:val="tab"/>
+    </w:lvl>
+    <w:lvl w:ilvl="4">
+      <w:isLgl w:val="false"/>
+      <w:lvlJc w:val="left"/>
+      <w:lvlText w:val="%5."/>
+      <w:numFmt w:val="lowerLetter"/>
+      <w:pPr>
+        <w:pBdr/>
+        <w:spacing/>
+        <w:ind w:hanging="360" w:left="3589"/>
+      </w:pPr>
+      <w:rPr/>
+      <w:start w:val="1"/>
+      <w:suff w:val="tab"/>
+    </w:lvl>
+    <w:lvl w:ilvl="5">
+      <w:isLgl w:val="false"/>
+      <w:lvlJc w:val="right"/>
+      <w:lvlText w:val="%6."/>
+      <w:numFmt w:val="lowerRoman"/>
+      <w:pPr>
+        <w:pBdr/>
+        <w:spacing/>
+        <w:ind w:hanging="180" w:left="4309"/>
+      </w:pPr>
+      <w:rPr/>
+      <w:start w:val="1"/>
+      <w:suff w:val="tab"/>
+    </w:lvl>
+    <w:lvl w:ilvl="6">
+      <w:isLgl w:val="false"/>
+      <w:lvlJc w:val="left"/>
+      <w:lvlText w:val="%7."/>
+      <w:numFmt w:val="decimal"/>
+      <w:pPr>
+        <w:pBdr/>
+        <w:spacing/>
+        <w:ind w:hanging="360" w:left="5029"/>
+      </w:pPr>
+      <w:rPr/>
+      <w:start w:val="1"/>
+      <w:suff w:val="tab"/>
+    </w:lvl>
+    <w:lvl w:ilvl="7">
+      <w:isLgl w:val="false"/>
+      <w:lvlJc w:val="left"/>
+      <w:lvlText w:val="%8."/>
+      <w:numFmt w:val="lowerLetter"/>
+      <w:pPr>
+        <w:pBdr/>
+        <w:spacing/>
+        <w:ind w:hanging="360" w:left="5749"/>
+      </w:pPr>
+      <w:rPr/>
+      <w:start w:val="1"/>
+      <w:suff w:val="tab"/>
+    </w:lvl>
+    <w:lvl w:ilvl="8">
+      <w:isLgl w:val="false"/>
+      <w:lvlJc w:val="right"/>
+      <w:lvlText w:val="%9."/>
+      <w:numFmt w:val="lowerRoman"/>
+      <w:pPr>
+        <w:pBdr/>
+        <w:spacing/>
+        <w:ind w:hanging="180" w:left="6469"/>
+      </w:pPr>
+      <w:rPr/>
+      <w:start w:val="1"/>
+      <w:suff w:val="tab"/>
+    </w:lvl>
+  </w:abstractNum>
+  <w:abstractNum w:abstractNumId="13">
+    <w:lvl w:ilvl="0">
+      <w:isLgl w:val="false"/>
+      <w:lvlJc w:val="left"/>
+      <w:lvlText w:val="%1."/>
+      <w:numFmt w:val="decimal"/>
+      <w:pPr>
+        <w:pBdr/>
+        <w:spacing/>
+        <w:ind w:hanging="360" w:left="709"/>
+      </w:pPr>
+      <w:rPr/>
+      <w:start w:val="1"/>
+      <w:suff w:val="tab"/>
+    </w:lvl>
+    <w:lvl w:ilvl="1">
+      <w:isLgl w:val="false"/>
+      <w:lvlJc w:val="left"/>
+      <w:lvlText w:val="%2."/>
+      <w:numFmt w:val="lowerLetter"/>
+      <w:pPr>
+        <w:pBdr/>
+        <w:spacing/>
+        <w:ind w:hanging="360" w:left="1429"/>
+      </w:pPr>
+      <w:rPr/>
+      <w:start w:val="1"/>
+      <w:suff w:val="tab"/>
+    </w:lvl>
+    <w:lvl w:ilvl="2">
+      <w:isLgl w:val="false"/>
+      <w:lvlJc w:val="right"/>
+      <w:lvlText w:val="%3."/>
+      <w:numFmt w:val="lowerRoman"/>
+      <w:pPr>
+        <w:pBdr/>
+        <w:spacing/>
+        <w:ind w:hanging="180" w:left="2149"/>
+      </w:pPr>
+      <w:rPr/>
+      <w:start w:val="1"/>
+      <w:suff w:val="tab"/>
+    </w:lvl>
+    <w:lvl w:ilvl="3">
+      <w:isLgl w:val="false"/>
+      <w:lvlJc w:val="left"/>
+      <w:lvlText w:val="%4."/>
+      <w:numFmt w:val="decimal"/>
+      <w:pPr>
+        <w:pBdr/>
+        <w:spacing/>
+        <w:ind w:hanging="360" w:left="2869"/>
+      </w:pPr>
+      <w:rPr/>
+      <w:start w:val="1"/>
+      <w:suff w:val="tab"/>
+    </w:lvl>
+    <w:lvl w:ilvl="4">
+      <w:isLgl w:val="false"/>
+      <w:lvlJc w:val="left"/>
+      <w:lvlText w:val="%5."/>
+      <w:numFmt w:val="lowerLetter"/>
+      <w:pPr>
+        <w:pBdr/>
+        <w:spacing/>
+        <w:ind w:hanging="360" w:left="3589"/>
+      </w:pPr>
+      <w:rPr/>
+      <w:start w:val="1"/>
+      <w:suff w:val="tab"/>
+    </w:lvl>
+    <w:lvl w:ilvl="5">
+      <w:isLgl w:val="false"/>
+      <w:lvlJc w:val="right"/>
+      <w:lvlText w:val="%6."/>
+      <w:numFmt w:val="lowerRoman"/>
+      <w:pPr>
+        <w:pBdr/>
+        <w:spacing/>
+        <w:ind w:hanging="180" w:left="4309"/>
+      </w:pPr>
+      <w:rPr/>
+      <w:start w:val="1"/>
+      <w:suff w:val="tab"/>
+    </w:lvl>
+    <w:lvl w:ilvl="6">
+      <w:isLgl w:val="false"/>
+      <w:lvlJc w:val="left"/>
+      <w:lvlText w:val="%7."/>
+      <w:numFmt w:val="decimal"/>
+      <w:pPr>
+        <w:pBdr/>
+        <w:spacing/>
+        <w:ind w:hanging="360" w:left="5029"/>
+      </w:pPr>
+      <w:rPr/>
+      <w:start w:val="1"/>
+      <w:suff w:val="tab"/>
+    </w:lvl>
+    <w:lvl w:ilvl="7">
+      <w:isLgl w:val="false"/>
+      <w:lvlJc w:val="left"/>
+      <w:lvlText w:val="%8."/>
+      <w:numFmt w:val="lowerLetter"/>
+      <w:pPr>
+        <w:pBdr/>
+        <w:spacing/>
+        <w:ind w:hanging="360" w:left="5749"/>
+      </w:pPr>
+      <w:rPr/>
+      <w:start w:val="1"/>
+      <w:suff w:val="tab"/>
+    </w:lvl>
+    <w:lvl w:ilvl="8">
+      <w:isLgl w:val="false"/>
+      <w:lvlJc w:val="right"/>
+      <w:lvlText w:val="%9."/>
+      <w:numFmt w:val="lowerRoman"/>
+      <w:pPr>
+        <w:pBdr/>
+        <w:spacing/>
+        <w:ind w:hanging="180" w:left="6469"/>
+      </w:pPr>
+      <w:rPr/>
       <w:start w:val="1"/>
       <w:suff w:val="tab"/>
     </w:lvl>
@@ -4626,6 +5291,12 @@
   </w:num>
   <w:num w:numId="12">
     <w:abstractNumId w:val="11"/>
+  </w:num>
+  <w:num w:numId="13">
+    <w:abstractNumId w:val="12"/>
+  </w:num>
+  <w:num w:numId="14">
+    <w:abstractNumId w:val="13"/>
   </w:num>
 </w:numbering>
 </file>
@@ -4788,9 +5459,9 @@
     <w:lsdException w:name="Bibliography" w:uiPriority="37"/>
     <w:lsdException w:name="TOC Heading" w:uiPriority="39" w:qFormat="1"/>
   </w:latentStyles>
-  <w:style w:type="table" w:styleId="11">
+  <w:style w:type="table" w:styleId="721">
     <w:name w:val="Table Grid"/>
-    <w:basedOn w:val="661"/>
+    <w:basedOn w:val="906"/>
     <w:uiPriority w:val="59"/>
     <w:pPr>
       <w:pBdr/>
@@ -4987,9 +5658,9 @@
       </w:tcPr>
     </w:tblStylePr>
   </w:style>
-  <w:style w:type="table" w:styleId="12">
+  <w:style w:type="table" w:styleId="722">
     <w:name w:val="Table Grid Light"/>
-    <w:basedOn w:val="661"/>
+    <w:basedOn w:val="906"/>
     <w:uiPriority w:val="59"/>
     <w:pPr>
       <w:pBdr/>
@@ -5186,9 +5857,9 @@
       </w:tcPr>
     </w:tblStylePr>
   </w:style>
-  <w:style w:type="table" w:styleId="13">
+  <w:style w:type="table" w:styleId="723">
     <w:name w:val="Plain Table 1"/>
-    <w:basedOn w:val="661"/>
+    <w:basedOn w:val="906"/>
     <w:uiPriority w:val="59"/>
     <w:pPr>
       <w:pBdr/>
@@ -5411,9 +6082,9 @@
       </w:tcPr>
     </w:tblStylePr>
   </w:style>
-  <w:style w:type="table" w:styleId="14">
+  <w:style w:type="table" w:styleId="724">
     <w:name w:val="Plain Table 2"/>
-    <w:basedOn w:val="661"/>
+    <w:basedOn w:val="906"/>
     <w:uiPriority w:val="59"/>
     <w:pPr>
       <w:pBdr/>
@@ -5644,9 +6315,9 @@
       </w:tcPr>
     </w:tblStylePr>
   </w:style>
-  <w:style w:type="table" w:styleId="15">
+  <w:style w:type="table" w:styleId="725">
     <w:name w:val="Plain Table 3"/>
-    <w:basedOn w:val="661"/>
+    <w:basedOn w:val="906"/>
     <w:uiPriority w:val="99"/>
     <w:pPr>
       <w:pBdr/>
@@ -5874,9 +6545,9 @@
       </w:tcPr>
     </w:tblStylePr>
   </w:style>
-  <w:style w:type="table" w:styleId="16">
+  <w:style w:type="table" w:styleId="726">
     <w:name w:val="Plain Table 4"/>
-    <w:basedOn w:val="661"/>
+    <w:basedOn w:val="906"/>
     <w:uiPriority w:val="99"/>
     <w:pPr>
       <w:pBdr/>
@@ -6090,9 +6761,9 @@
       </w:tcPr>
     </w:tblStylePr>
   </w:style>
-  <w:style w:type="table" w:styleId="17">
+  <w:style w:type="table" w:styleId="727">
     <w:name w:val="Plain Table 5"/>
-    <w:basedOn w:val="661"/>
+    <w:basedOn w:val="906"/>
     <w:uiPriority w:val="99"/>
     <w:pPr>
       <w:pBdr/>
@@ -6323,9 +6994,9 @@
       </w:tcPr>
     </w:tblStylePr>
   </w:style>
-  <w:style w:type="table" w:styleId="18">
+  <w:style w:type="table" w:styleId="728">
     <w:name w:val="Grid Table 1 Light"/>
-    <w:basedOn w:val="661"/>
+    <w:basedOn w:val="906"/>
     <w:uiPriority w:val="99"/>
     <w:pPr>
       <w:pBdr/>
@@ -6546,9 +7217,9 @@
       </w:tcPr>
     </w:tblStylePr>
   </w:style>
-  <w:style w:type="table" w:styleId="19">
+  <w:style w:type="table" w:styleId="729">
     <w:name w:val="Grid Table 1 Light - Accent 1"/>
-    <w:basedOn w:val="661"/>
+    <w:basedOn w:val="906"/>
     <w:uiPriority w:val="99"/>
     <w:pPr>
       <w:pBdr/>
@@ -6769,9 +7440,9 @@
       </w:tcPr>
     </w:tblStylePr>
   </w:style>
-  <w:style w:type="table" w:styleId="20">
+  <w:style w:type="table" w:styleId="730">
     <w:name w:val="Grid Table 1 Light - Accent 2"/>
-    <w:basedOn w:val="661"/>
+    <w:basedOn w:val="906"/>
     <w:uiPriority w:val="99"/>
     <w:pPr>
       <w:pBdr/>
@@ -6992,9 +7663,9 @@
       </w:tcPr>
     </w:tblStylePr>
   </w:style>
-  <w:style w:type="table" w:styleId="21">
+  <w:style w:type="table" w:styleId="731">
     <w:name w:val="Grid Table 1 Light - Accent 3"/>
-    <w:basedOn w:val="661"/>
+    <w:basedOn w:val="906"/>
     <w:uiPriority w:val="99"/>
     <w:pPr>
       <w:pBdr/>
@@ -7215,9 +7886,9 @@
       </w:tcPr>
     </w:tblStylePr>
   </w:style>
-  <w:style w:type="table" w:styleId="22">
+  <w:style w:type="table" w:styleId="732">
     <w:name w:val="Grid Table 1 Light - Accent 4"/>
-    <w:basedOn w:val="661"/>
+    <w:basedOn w:val="906"/>
     <w:uiPriority w:val="99"/>
     <w:pPr>
       <w:pBdr/>
@@ -7438,9 +8109,9 @@
       </w:tcPr>
     </w:tblStylePr>
   </w:style>
-  <w:style w:type="table" w:styleId="23">
+  <w:style w:type="table" w:styleId="733">
     <w:name w:val="Grid Table 1 Light - Accent 5"/>
-    <w:basedOn w:val="661"/>
+    <w:basedOn w:val="906"/>
     <w:uiPriority w:val="99"/>
     <w:pPr>
       <w:pBdr/>
@@ -7661,9 +8332,9 @@
       </w:tcPr>
     </w:tblStylePr>
   </w:style>
-  <w:style w:type="table" w:styleId="24">
+  <w:style w:type="table" w:styleId="734">
     <w:name w:val="Grid Table 1 Light - Accent 6"/>
-    <w:basedOn w:val="661"/>
+    <w:basedOn w:val="906"/>
     <w:uiPriority w:val="99"/>
     <w:pPr>
       <w:pBdr/>
@@ -7884,9 +8555,9 @@
       </w:tcPr>
     </w:tblStylePr>
   </w:style>
-  <w:style w:type="table" w:styleId="25">
+  <w:style w:type="table" w:styleId="735">
     <w:name w:val="Grid Table 2"/>
-    <w:basedOn w:val="661"/>
+    <w:basedOn w:val="906"/>
     <w:uiPriority w:val="99"/>
     <w:pPr>
       <w:pBdr/>
@@ -8116,9 +8787,9 @@
       </w:tcPr>
     </w:tblStylePr>
   </w:style>
-  <w:style w:type="table" w:styleId="26">
+  <w:style w:type="table" w:styleId="736">
     <w:name w:val="Grid Table 2 - Accent 1"/>
-    <w:basedOn w:val="661"/>
+    <w:basedOn w:val="906"/>
     <w:uiPriority w:val="99"/>
     <w:pPr>
       <w:pBdr/>
@@ -8348,9 +9019,9 @@
       </w:tcPr>
     </w:tblStylePr>
   </w:style>
-  <w:style w:type="table" w:styleId="27">
+  <w:style w:type="table" w:styleId="737">
     <w:name w:val="Grid Table 2 - Accent 2"/>
-    <w:basedOn w:val="661"/>
+    <w:basedOn w:val="906"/>
     <w:uiPriority w:val="99"/>
     <w:pPr>
       <w:pBdr/>
@@ -8580,9 +9251,9 @@
       </w:tcPr>
     </w:tblStylePr>
   </w:style>
-  <w:style w:type="table" w:styleId="28">
+  <w:style w:type="table" w:styleId="738">
     <w:name w:val="Grid Table 2 - Accent 3"/>
-    <w:basedOn w:val="661"/>
+    <w:basedOn w:val="906"/>
     <w:uiPriority w:val="99"/>
     <w:pPr>
       <w:pBdr/>
@@ -8812,9 +9483,9 @@
       </w:tcPr>
     </w:tblStylePr>
   </w:style>
-  <w:style w:type="table" w:styleId="29">
+  <w:style w:type="table" w:styleId="739">
     <w:name w:val="Grid Table 2 - Accent 4"/>
-    <w:basedOn w:val="661"/>
+    <w:basedOn w:val="906"/>
     <w:uiPriority w:val="99"/>
     <w:pPr>
       <w:pBdr/>
@@ -9044,9 +9715,9 @@
       </w:tcPr>
     </w:tblStylePr>
   </w:style>
-  <w:style w:type="table" w:styleId="30">
+  <w:style w:type="table" w:styleId="740">
     <w:name w:val="Grid Table 2 - Accent 5"/>
-    <w:basedOn w:val="661"/>
+    <w:basedOn w:val="906"/>
     <w:uiPriority w:val="99"/>
     <w:pPr>
       <w:pBdr/>
@@ -9276,9 +9947,9 @@
       </w:tcPr>
     </w:tblStylePr>
   </w:style>
-  <w:style w:type="table" w:styleId="31">
+  <w:style w:type="table" w:styleId="741">
     <w:name w:val="Grid Table 2 - Accent 6"/>
-    <w:basedOn w:val="661"/>
+    <w:basedOn w:val="906"/>
     <w:uiPriority w:val="99"/>
     <w:pPr>
       <w:pBdr/>
@@ -9508,9 +10179,9 @@
       </w:tcPr>
     </w:tblStylePr>
   </w:style>
-  <w:style w:type="table" w:styleId="32">
+  <w:style w:type="table" w:styleId="742">
     <w:name w:val="Grid Table 3"/>
-    <w:basedOn w:val="661"/>
+    <w:basedOn w:val="906"/>
     <w:uiPriority w:val="99"/>
     <w:pPr>
       <w:pBdr/>
@@ -9609,29 +10280,6 @@
         <w:tblBorders/>
       </w:tblPr>
       <w:tcPr>
-        <w:shd w:color="ffffff"/>
-        <w:tcBorders>
-          <w:top w:val="none" w:color="000000" w:sz="4" w:space="0"/>
-          <w:left w:val="none" w:color="000000" w:sz="4" w:space="0"/>
-          <w:bottom w:val="none" w:color="000000" w:sz="4" w:space="0"/>
-          <w:right w:val="none" w:color="000000" w:sz="4" w:space="0"/>
-        </w:tcBorders>
-      </w:tcPr>
-    </w:tblStylePr>
-    <w:tblStylePr w:type="firstRow">
-      <w:rPr>
-        <w:b/>
-        <w:color w:val="404040"/>
-      </w:rPr>
-      <w:pPr>
-        <w:pBdr/>
-        <w:spacing/>
-        <w:ind/>
-      </w:pPr>
-      <w:tblPr>
-        <w:tblBorders/>
-      </w:tblPr>
-      <w:tcPr>
         <w:shd w:val="clear" w:color="ffffff"/>
         <w:tcBorders>
           <w:top w:val="none" w:color="000000" w:sz="4" w:space="0"/>
@@ -9641,30 +10289,7 @@
         </w:tcBorders>
       </w:tcPr>
     </w:tblStylePr>
-    <w:tblStylePr w:type="lastCol">
-      <w:rPr>
-        <w:i/>
-        <w:color w:val="404040"/>
-      </w:rPr>
-      <w:pPr>
-        <w:pBdr/>
-        <w:spacing/>
-        <w:ind/>
-      </w:pPr>
-      <w:tblPr>
-        <w:tblBorders/>
-      </w:tblPr>
-      <w:tcPr>
-        <w:shd w:color="ffffff"/>
-        <w:tcBorders>
-          <w:top w:val="none" w:color="000000" w:sz="4" w:space="0"/>
-          <w:left w:val="none" w:color="000000" w:sz="4" w:space="0"/>
-          <w:bottom w:val="none" w:color="000000" w:sz="4" w:space="0"/>
-          <w:right w:val="none" w:color="000000" w:sz="4" w:space="0"/>
-        </w:tcBorders>
-      </w:tcPr>
-    </w:tblStylePr>
-    <w:tblStylePr w:type="lastRow">
+    <w:tblStylePr w:type="firstRow">
       <w:rPr>
         <w:b/>
         <w:color w:val="404040"/>
@@ -9687,6 +10312,52 @@
         </w:tcBorders>
       </w:tcPr>
     </w:tblStylePr>
+    <w:tblStylePr w:type="lastCol">
+      <w:rPr>
+        <w:i/>
+        <w:color w:val="404040"/>
+      </w:rPr>
+      <w:pPr>
+        <w:pBdr/>
+        <w:spacing/>
+        <w:ind/>
+      </w:pPr>
+      <w:tblPr>
+        <w:tblBorders/>
+      </w:tblPr>
+      <w:tcPr>
+        <w:shd w:val="clear" w:color="ffffff"/>
+        <w:tcBorders>
+          <w:top w:val="none" w:color="000000" w:sz="4" w:space="0"/>
+          <w:left w:val="none" w:color="000000" w:sz="4" w:space="0"/>
+          <w:bottom w:val="none" w:color="000000" w:sz="4" w:space="0"/>
+          <w:right w:val="none" w:color="000000" w:sz="4" w:space="0"/>
+        </w:tcBorders>
+      </w:tcPr>
+    </w:tblStylePr>
+    <w:tblStylePr w:type="lastRow">
+      <w:rPr>
+        <w:b/>
+        <w:color w:val="404040"/>
+      </w:rPr>
+      <w:pPr>
+        <w:pBdr/>
+        <w:spacing/>
+        <w:ind/>
+      </w:pPr>
+      <w:tblPr>
+        <w:tblBorders/>
+      </w:tblPr>
+      <w:tcPr>
+        <w:shd w:val="clear" w:color="ffffff"/>
+        <w:tcBorders>
+          <w:top w:val="none" w:color="000000" w:sz="4" w:space="0"/>
+          <w:left w:val="none" w:color="000000" w:sz="4" w:space="0"/>
+          <w:bottom w:val="none" w:color="000000" w:sz="4" w:space="0"/>
+          <w:right w:val="none" w:color="000000" w:sz="4" w:space="0"/>
+        </w:tcBorders>
+      </w:tcPr>
+    </w:tblStylePr>
     <w:tblStylePr w:type="nwCell">
       <w:pPr>
         <w:pBdr/>
@@ -9753,9 +10424,9 @@
       </w:tcPr>
     </w:tblStylePr>
   </w:style>
-  <w:style w:type="table" w:styleId="33">
+  <w:style w:type="table" w:styleId="743">
     <w:name w:val="Grid Table 3 - Accent 1"/>
-    <w:basedOn w:val="661"/>
+    <w:basedOn w:val="906"/>
     <w:uiPriority w:val="99"/>
     <w:pPr>
       <w:pBdr/>
@@ -9854,29 +10525,6 @@
         <w:tblBorders/>
       </w:tblPr>
       <w:tcPr>
-        <w:shd w:color="ffffff"/>
-        <w:tcBorders>
-          <w:top w:val="none" w:color="000000" w:sz="4" w:space="0"/>
-          <w:left w:val="none" w:color="000000" w:sz="4" w:space="0"/>
-          <w:bottom w:val="none" w:color="000000" w:sz="4" w:space="0"/>
-          <w:right w:val="none" w:color="000000" w:sz="4" w:space="0"/>
-        </w:tcBorders>
-      </w:tcPr>
-    </w:tblStylePr>
-    <w:tblStylePr w:type="firstRow">
-      <w:rPr>
-        <w:b/>
-        <w:color w:val="404040"/>
-      </w:rPr>
-      <w:pPr>
-        <w:pBdr/>
-        <w:spacing/>
-        <w:ind/>
-      </w:pPr>
-      <w:tblPr>
-        <w:tblBorders/>
-      </w:tblPr>
-      <w:tcPr>
         <w:shd w:val="clear" w:color="ffffff"/>
         <w:tcBorders>
           <w:top w:val="none" w:color="000000" w:sz="4" w:space="0"/>
@@ -9886,30 +10534,7 @@
         </w:tcBorders>
       </w:tcPr>
     </w:tblStylePr>
-    <w:tblStylePr w:type="lastCol">
-      <w:rPr>
-        <w:i/>
-        <w:color w:val="404040"/>
-      </w:rPr>
-      <w:pPr>
-        <w:pBdr/>
-        <w:spacing/>
-        <w:ind/>
-      </w:pPr>
-      <w:tblPr>
-        <w:tblBorders/>
-      </w:tblPr>
-      <w:tcPr>
-        <w:shd w:color="ffffff"/>
-        <w:tcBorders>
-          <w:top w:val="none" w:color="000000" w:sz="4" w:space="0"/>
-          <w:left w:val="none" w:color="000000" w:sz="4" w:space="0"/>
-          <w:bottom w:val="none" w:color="000000" w:sz="4" w:space="0"/>
-          <w:right w:val="none" w:color="000000" w:sz="4" w:space="0"/>
-        </w:tcBorders>
-      </w:tcPr>
-    </w:tblStylePr>
-    <w:tblStylePr w:type="lastRow">
+    <w:tblStylePr w:type="firstRow">
       <w:rPr>
         <w:b/>
         <w:color w:val="404040"/>
@@ -9932,6 +10557,52 @@
         </w:tcBorders>
       </w:tcPr>
     </w:tblStylePr>
+    <w:tblStylePr w:type="lastCol">
+      <w:rPr>
+        <w:i/>
+        <w:color w:val="404040"/>
+      </w:rPr>
+      <w:pPr>
+        <w:pBdr/>
+        <w:spacing/>
+        <w:ind/>
+      </w:pPr>
+      <w:tblPr>
+        <w:tblBorders/>
+      </w:tblPr>
+      <w:tcPr>
+        <w:shd w:val="clear" w:color="ffffff"/>
+        <w:tcBorders>
+          <w:top w:val="none" w:color="000000" w:sz="4" w:space="0"/>
+          <w:left w:val="none" w:color="000000" w:sz="4" w:space="0"/>
+          <w:bottom w:val="none" w:color="000000" w:sz="4" w:space="0"/>
+          <w:right w:val="none" w:color="000000" w:sz="4" w:space="0"/>
+        </w:tcBorders>
+      </w:tcPr>
+    </w:tblStylePr>
+    <w:tblStylePr w:type="lastRow">
+      <w:rPr>
+        <w:b/>
+        <w:color w:val="404040"/>
+      </w:rPr>
+      <w:pPr>
+        <w:pBdr/>
+        <w:spacing/>
+        <w:ind/>
+      </w:pPr>
+      <w:tblPr>
+        <w:tblBorders/>
+      </w:tblPr>
+      <w:tcPr>
+        <w:shd w:val="clear" w:color="ffffff"/>
+        <w:tcBorders>
+          <w:top w:val="none" w:color="000000" w:sz="4" w:space="0"/>
+          <w:left w:val="none" w:color="000000" w:sz="4" w:space="0"/>
+          <w:bottom w:val="none" w:color="000000" w:sz="4" w:space="0"/>
+          <w:right w:val="none" w:color="000000" w:sz="4" w:space="0"/>
+        </w:tcBorders>
+      </w:tcPr>
+    </w:tblStylePr>
     <w:tblStylePr w:type="nwCell">
       <w:pPr>
         <w:pBdr/>
@@ -9998,9 +10669,9 @@
       </w:tcPr>
     </w:tblStylePr>
   </w:style>
-  <w:style w:type="table" w:styleId="34">
+  <w:style w:type="table" w:styleId="744">
     <w:name w:val="Grid Table 3 - Accent 2"/>
-    <w:basedOn w:val="661"/>
+    <w:basedOn w:val="906"/>
     <w:uiPriority w:val="99"/>
     <w:pPr>
       <w:pBdr/>
@@ -10099,29 +10770,6 @@
         <w:tblBorders/>
       </w:tblPr>
       <w:tcPr>
-        <w:shd w:color="ffffff"/>
-        <w:tcBorders>
-          <w:top w:val="none" w:color="000000" w:sz="4" w:space="0"/>
-          <w:left w:val="none" w:color="000000" w:sz="4" w:space="0"/>
-          <w:bottom w:val="none" w:color="000000" w:sz="4" w:space="0"/>
-          <w:right w:val="none" w:color="000000" w:sz="4" w:space="0"/>
-        </w:tcBorders>
-      </w:tcPr>
-    </w:tblStylePr>
-    <w:tblStylePr w:type="firstRow">
-      <w:rPr>
-        <w:b/>
-        <w:color w:val="404040"/>
-      </w:rPr>
-      <w:pPr>
-        <w:pBdr/>
-        <w:spacing/>
-        <w:ind/>
-      </w:pPr>
-      <w:tblPr>
-        <w:tblBorders/>
-      </w:tblPr>
-      <w:tcPr>
         <w:shd w:val="clear" w:color="ffffff"/>
         <w:tcBorders>
           <w:top w:val="none" w:color="000000" w:sz="4" w:space="0"/>
@@ -10131,30 +10779,7 @@
         </w:tcBorders>
       </w:tcPr>
     </w:tblStylePr>
-    <w:tblStylePr w:type="lastCol">
-      <w:rPr>
-        <w:i/>
-        <w:color w:val="404040"/>
-      </w:rPr>
-      <w:pPr>
-        <w:pBdr/>
-        <w:spacing/>
-        <w:ind/>
-      </w:pPr>
-      <w:tblPr>
-        <w:tblBorders/>
-      </w:tblPr>
-      <w:tcPr>
-        <w:shd w:color="ffffff"/>
-        <w:tcBorders>
-          <w:top w:val="none" w:color="000000" w:sz="4" w:space="0"/>
-          <w:left w:val="none" w:color="000000" w:sz="4" w:space="0"/>
-          <w:bottom w:val="none" w:color="000000" w:sz="4" w:space="0"/>
-          <w:right w:val="none" w:color="000000" w:sz="4" w:space="0"/>
-        </w:tcBorders>
-      </w:tcPr>
-    </w:tblStylePr>
-    <w:tblStylePr w:type="lastRow">
+    <w:tblStylePr w:type="firstRow">
       <w:rPr>
         <w:b/>
         <w:color w:val="404040"/>
@@ -10177,6 +10802,52 @@
         </w:tcBorders>
       </w:tcPr>
     </w:tblStylePr>
+    <w:tblStylePr w:type="lastCol">
+      <w:rPr>
+        <w:i/>
+        <w:color w:val="404040"/>
+      </w:rPr>
+      <w:pPr>
+        <w:pBdr/>
+        <w:spacing/>
+        <w:ind/>
+      </w:pPr>
+      <w:tblPr>
+        <w:tblBorders/>
+      </w:tblPr>
+      <w:tcPr>
+        <w:shd w:val="clear" w:color="ffffff"/>
+        <w:tcBorders>
+          <w:top w:val="none" w:color="000000" w:sz="4" w:space="0"/>
+          <w:left w:val="none" w:color="000000" w:sz="4" w:space="0"/>
+          <w:bottom w:val="none" w:color="000000" w:sz="4" w:space="0"/>
+          <w:right w:val="none" w:color="000000" w:sz="4" w:space="0"/>
+        </w:tcBorders>
+      </w:tcPr>
+    </w:tblStylePr>
+    <w:tblStylePr w:type="lastRow">
+      <w:rPr>
+        <w:b/>
+        <w:color w:val="404040"/>
+      </w:rPr>
+      <w:pPr>
+        <w:pBdr/>
+        <w:spacing/>
+        <w:ind/>
+      </w:pPr>
+      <w:tblPr>
+        <w:tblBorders/>
+      </w:tblPr>
+      <w:tcPr>
+        <w:shd w:val="clear" w:color="ffffff"/>
+        <w:tcBorders>
+          <w:top w:val="none" w:color="000000" w:sz="4" w:space="0"/>
+          <w:left w:val="none" w:color="000000" w:sz="4" w:space="0"/>
+          <w:bottom w:val="none" w:color="000000" w:sz="4" w:space="0"/>
+          <w:right w:val="none" w:color="000000" w:sz="4" w:space="0"/>
+        </w:tcBorders>
+      </w:tcPr>
+    </w:tblStylePr>
     <w:tblStylePr w:type="nwCell">
       <w:pPr>
         <w:pBdr/>
@@ -10243,9 +10914,9 @@
       </w:tcPr>
     </w:tblStylePr>
   </w:style>
-  <w:style w:type="table" w:styleId="35">
+  <w:style w:type="table" w:styleId="745">
     <w:name w:val="Grid Table 3 - Accent 3"/>
-    <w:basedOn w:val="661"/>
+    <w:basedOn w:val="906"/>
     <w:uiPriority w:val="99"/>
     <w:pPr>
       <w:pBdr/>
@@ -10344,29 +11015,6 @@
         <w:tblBorders/>
       </w:tblPr>
       <w:tcPr>
-        <w:shd w:color="ffffff"/>
-        <w:tcBorders>
-          <w:top w:val="none" w:color="000000" w:sz="4" w:space="0"/>
-          <w:left w:val="none" w:color="000000" w:sz="4" w:space="0"/>
-          <w:bottom w:val="none" w:color="000000" w:sz="4" w:space="0"/>
-          <w:right w:val="none" w:color="000000" w:sz="4" w:space="0"/>
-        </w:tcBorders>
-      </w:tcPr>
-    </w:tblStylePr>
-    <w:tblStylePr w:type="firstRow">
-      <w:rPr>
-        <w:b/>
-        <w:color w:val="404040"/>
-      </w:rPr>
-      <w:pPr>
-        <w:pBdr/>
-        <w:spacing/>
-        <w:ind/>
-      </w:pPr>
-      <w:tblPr>
-        <w:tblBorders/>
-      </w:tblPr>
-      <w:tcPr>
         <w:shd w:val="clear" w:color="ffffff"/>
         <w:tcBorders>
           <w:top w:val="none" w:color="000000" w:sz="4" w:space="0"/>
@@ -10376,30 +11024,7 @@
         </w:tcBorders>
       </w:tcPr>
     </w:tblStylePr>
-    <w:tblStylePr w:type="lastCol">
-      <w:rPr>
-        <w:i/>
-        <w:color w:val="404040"/>
-      </w:rPr>
-      <w:pPr>
-        <w:pBdr/>
-        <w:spacing/>
-        <w:ind/>
-      </w:pPr>
-      <w:tblPr>
-        <w:tblBorders/>
-      </w:tblPr>
-      <w:tcPr>
-        <w:shd w:color="ffffff"/>
-        <w:tcBorders>
-          <w:top w:val="none" w:color="000000" w:sz="4" w:space="0"/>
-          <w:left w:val="none" w:color="000000" w:sz="4" w:space="0"/>
-          <w:bottom w:val="none" w:color="000000" w:sz="4" w:space="0"/>
-          <w:right w:val="none" w:color="000000" w:sz="4" w:space="0"/>
-        </w:tcBorders>
-      </w:tcPr>
-    </w:tblStylePr>
-    <w:tblStylePr w:type="lastRow">
+    <w:tblStylePr w:type="firstRow">
       <w:rPr>
         <w:b/>
         <w:color w:val="404040"/>
@@ -10422,6 +11047,52 @@
         </w:tcBorders>
       </w:tcPr>
     </w:tblStylePr>
+    <w:tblStylePr w:type="lastCol">
+      <w:rPr>
+        <w:i/>
+        <w:color w:val="404040"/>
+      </w:rPr>
+      <w:pPr>
+        <w:pBdr/>
+        <w:spacing/>
+        <w:ind/>
+      </w:pPr>
+      <w:tblPr>
+        <w:tblBorders/>
+      </w:tblPr>
+      <w:tcPr>
+        <w:shd w:val="clear" w:color="ffffff"/>
+        <w:tcBorders>
+          <w:top w:val="none" w:color="000000" w:sz="4" w:space="0"/>
+          <w:left w:val="none" w:color="000000" w:sz="4" w:space="0"/>
+          <w:bottom w:val="none" w:color="000000" w:sz="4" w:space="0"/>
+          <w:right w:val="none" w:color="000000" w:sz="4" w:space="0"/>
+        </w:tcBorders>
+      </w:tcPr>
+    </w:tblStylePr>
+    <w:tblStylePr w:type="lastRow">
+      <w:rPr>
+        <w:b/>
+        <w:color w:val="404040"/>
+      </w:rPr>
+      <w:pPr>
+        <w:pBdr/>
+        <w:spacing/>
+        <w:ind/>
+      </w:pPr>
+      <w:tblPr>
+        <w:tblBorders/>
+      </w:tblPr>
+      <w:tcPr>
+        <w:shd w:val="clear" w:color="ffffff"/>
+        <w:tcBorders>
+          <w:top w:val="none" w:color="000000" w:sz="4" w:space="0"/>
+          <w:left w:val="none" w:color="000000" w:sz="4" w:space="0"/>
+          <w:bottom w:val="none" w:color="000000" w:sz="4" w:space="0"/>
+          <w:right w:val="none" w:color="000000" w:sz="4" w:space="0"/>
+        </w:tcBorders>
+      </w:tcPr>
+    </w:tblStylePr>
     <w:tblStylePr w:type="nwCell">
       <w:pPr>
         <w:pBdr/>
@@ -10488,9 +11159,9 @@
       </w:tcPr>
     </w:tblStylePr>
   </w:style>
-  <w:style w:type="table" w:styleId="36">
+  <w:style w:type="table" w:styleId="746">
     <w:name w:val="Grid Table 3 - Accent 4"/>
-    <w:basedOn w:val="661"/>
+    <w:basedOn w:val="906"/>
     <w:uiPriority w:val="99"/>
     <w:pPr>
       <w:pBdr/>
@@ -10589,29 +11260,6 @@
         <w:tblBorders/>
       </w:tblPr>
       <w:tcPr>
-        <w:shd w:color="ffffff"/>
-        <w:tcBorders>
-          <w:top w:val="none" w:color="000000" w:sz="4" w:space="0"/>
-          <w:left w:val="none" w:color="000000" w:sz="4" w:space="0"/>
-          <w:bottom w:val="none" w:color="000000" w:sz="4" w:space="0"/>
-          <w:right w:val="none" w:color="000000" w:sz="4" w:space="0"/>
-        </w:tcBorders>
-      </w:tcPr>
-    </w:tblStylePr>
-    <w:tblStylePr w:type="firstRow">
-      <w:rPr>
-        <w:b/>
-        <w:color w:val="404040"/>
-      </w:rPr>
-      <w:pPr>
-        <w:pBdr/>
-        <w:spacing/>
-        <w:ind/>
-      </w:pPr>
-      <w:tblPr>
-        <w:tblBorders/>
-      </w:tblPr>
-      <w:tcPr>
         <w:shd w:val="clear" w:color="ffffff"/>
         <w:tcBorders>
           <w:top w:val="none" w:color="000000" w:sz="4" w:space="0"/>
@@ -10621,30 +11269,7 @@
         </w:tcBorders>
       </w:tcPr>
     </w:tblStylePr>
-    <w:tblStylePr w:type="lastCol">
-      <w:rPr>
-        <w:i/>
-        <w:color w:val="404040"/>
-      </w:rPr>
-      <w:pPr>
-        <w:pBdr/>
-        <w:spacing/>
-        <w:ind/>
-      </w:pPr>
-      <w:tblPr>
-        <w:tblBorders/>
-      </w:tblPr>
-      <w:tcPr>
-        <w:shd w:color="ffffff"/>
-        <w:tcBorders>
-          <w:top w:val="none" w:color="000000" w:sz="4" w:space="0"/>
-          <w:left w:val="none" w:color="000000" w:sz="4" w:space="0"/>
-          <w:bottom w:val="none" w:color="000000" w:sz="4" w:space="0"/>
-          <w:right w:val="none" w:color="000000" w:sz="4" w:space="0"/>
-        </w:tcBorders>
-      </w:tcPr>
-    </w:tblStylePr>
-    <w:tblStylePr w:type="lastRow">
+    <w:tblStylePr w:type="firstRow">
       <w:rPr>
         <w:b/>
         <w:color w:val="404040"/>
@@ -10667,6 +11292,52 @@
         </w:tcBorders>
       </w:tcPr>
     </w:tblStylePr>
+    <w:tblStylePr w:type="lastCol">
+      <w:rPr>
+        <w:i/>
+        <w:color w:val="404040"/>
+      </w:rPr>
+      <w:pPr>
+        <w:pBdr/>
+        <w:spacing/>
+        <w:ind/>
+      </w:pPr>
+      <w:tblPr>
+        <w:tblBorders/>
+      </w:tblPr>
+      <w:tcPr>
+        <w:shd w:val="clear" w:color="ffffff"/>
+        <w:tcBorders>
+          <w:top w:val="none" w:color="000000" w:sz="4" w:space="0"/>
+          <w:left w:val="none" w:color="000000" w:sz="4" w:space="0"/>
+          <w:bottom w:val="none" w:color="000000" w:sz="4" w:space="0"/>
+          <w:right w:val="none" w:color="000000" w:sz="4" w:space="0"/>
+        </w:tcBorders>
+      </w:tcPr>
+    </w:tblStylePr>
+    <w:tblStylePr w:type="lastRow">
+      <w:rPr>
+        <w:b/>
+        <w:color w:val="404040"/>
+      </w:rPr>
+      <w:pPr>
+        <w:pBdr/>
+        <w:spacing/>
+        <w:ind/>
+      </w:pPr>
+      <w:tblPr>
+        <w:tblBorders/>
+      </w:tblPr>
+      <w:tcPr>
+        <w:shd w:val="clear" w:color="ffffff"/>
+        <w:tcBorders>
+          <w:top w:val="none" w:color="000000" w:sz="4" w:space="0"/>
+          <w:left w:val="none" w:color="000000" w:sz="4" w:space="0"/>
+          <w:bottom w:val="none" w:color="000000" w:sz="4" w:space="0"/>
+          <w:right w:val="none" w:color="000000" w:sz="4" w:space="0"/>
+        </w:tcBorders>
+      </w:tcPr>
+    </w:tblStylePr>
     <w:tblStylePr w:type="nwCell">
       <w:pPr>
         <w:pBdr/>
@@ -10733,9 +11404,9 @@
       </w:tcPr>
     </w:tblStylePr>
   </w:style>
-  <w:style w:type="table" w:styleId="37">
+  <w:style w:type="table" w:styleId="747">
     <w:name w:val="Grid Table 3 - Accent 5"/>
-    <w:basedOn w:val="661"/>
+    <w:basedOn w:val="906"/>
     <w:uiPriority w:val="99"/>
     <w:pPr>
       <w:pBdr/>
@@ -10834,29 +11505,6 @@
         <w:tblBorders/>
       </w:tblPr>
       <w:tcPr>
-        <w:shd w:color="ffffff"/>
-        <w:tcBorders>
-          <w:top w:val="none" w:color="000000" w:sz="4" w:space="0"/>
-          <w:left w:val="none" w:color="000000" w:sz="4" w:space="0"/>
-          <w:bottom w:val="none" w:color="000000" w:sz="4" w:space="0"/>
-          <w:right w:val="none" w:color="000000" w:sz="4" w:space="0"/>
-        </w:tcBorders>
-      </w:tcPr>
-    </w:tblStylePr>
-    <w:tblStylePr w:type="firstRow">
-      <w:rPr>
-        <w:b/>
-        <w:color w:val="404040"/>
-      </w:rPr>
-      <w:pPr>
-        <w:pBdr/>
-        <w:spacing/>
-        <w:ind/>
-      </w:pPr>
-      <w:tblPr>
-        <w:tblBorders/>
-      </w:tblPr>
-      <w:tcPr>
         <w:shd w:val="clear" w:color="ffffff"/>
         <w:tcBorders>
           <w:top w:val="none" w:color="000000" w:sz="4" w:space="0"/>
@@ -10866,30 +11514,7 @@
         </w:tcBorders>
       </w:tcPr>
     </w:tblStylePr>
-    <w:tblStylePr w:type="lastCol">
-      <w:rPr>
-        <w:i/>
-        <w:color w:val="404040"/>
-      </w:rPr>
-      <w:pPr>
-        <w:pBdr/>
-        <w:spacing/>
-        <w:ind/>
-      </w:pPr>
-      <w:tblPr>
-        <w:tblBorders/>
-      </w:tblPr>
-      <w:tcPr>
-        <w:shd w:color="ffffff"/>
-        <w:tcBorders>
-          <w:top w:val="none" w:color="000000" w:sz="4" w:space="0"/>
-          <w:left w:val="none" w:color="000000" w:sz="4" w:space="0"/>
-          <w:bottom w:val="none" w:color="000000" w:sz="4" w:space="0"/>
-          <w:right w:val="none" w:color="000000" w:sz="4" w:space="0"/>
-        </w:tcBorders>
-      </w:tcPr>
-    </w:tblStylePr>
-    <w:tblStylePr w:type="lastRow">
+    <w:tblStylePr w:type="firstRow">
       <w:rPr>
         <w:b/>
         <w:color w:val="404040"/>
@@ -10912,6 +11537,52 @@
         </w:tcBorders>
       </w:tcPr>
     </w:tblStylePr>
+    <w:tblStylePr w:type="lastCol">
+      <w:rPr>
+        <w:i/>
+        <w:color w:val="404040"/>
+      </w:rPr>
+      <w:pPr>
+        <w:pBdr/>
+        <w:spacing/>
+        <w:ind/>
+      </w:pPr>
+      <w:tblPr>
+        <w:tblBorders/>
+      </w:tblPr>
+      <w:tcPr>
+        <w:shd w:val="clear" w:color="ffffff"/>
+        <w:tcBorders>
+          <w:top w:val="none" w:color="000000" w:sz="4" w:space="0"/>
+          <w:left w:val="none" w:color="000000" w:sz="4" w:space="0"/>
+          <w:bottom w:val="none" w:color="000000" w:sz="4" w:space="0"/>
+          <w:right w:val="none" w:color="000000" w:sz="4" w:space="0"/>
+        </w:tcBorders>
+      </w:tcPr>
+    </w:tblStylePr>
+    <w:tblStylePr w:type="lastRow">
+      <w:rPr>
+        <w:b/>
+        <w:color w:val="404040"/>
+      </w:rPr>
+      <w:pPr>
+        <w:pBdr/>
+        <w:spacing/>
+        <w:ind/>
+      </w:pPr>
+      <w:tblPr>
+        <w:tblBorders/>
+      </w:tblPr>
+      <w:tcPr>
+        <w:shd w:val="clear" w:color="ffffff"/>
+        <w:tcBorders>
+          <w:top w:val="none" w:color="000000" w:sz="4" w:space="0"/>
+          <w:left w:val="none" w:color="000000" w:sz="4" w:space="0"/>
+          <w:bottom w:val="none" w:color="000000" w:sz="4" w:space="0"/>
+          <w:right w:val="none" w:color="000000" w:sz="4" w:space="0"/>
+        </w:tcBorders>
+      </w:tcPr>
+    </w:tblStylePr>
     <w:tblStylePr w:type="nwCell">
       <w:pPr>
         <w:pBdr/>
@@ -10978,9 +11649,9 @@
       </w:tcPr>
     </w:tblStylePr>
   </w:style>
-  <w:style w:type="table" w:styleId="38">
+  <w:style w:type="table" w:styleId="748">
     <w:name w:val="Grid Table 3 - Accent 6"/>
-    <w:basedOn w:val="661"/>
+    <w:basedOn w:val="906"/>
     <w:uiPriority w:val="99"/>
     <w:pPr>
       <w:pBdr/>
@@ -11079,29 +11750,6 @@
         <w:tblBorders/>
       </w:tblPr>
       <w:tcPr>
-        <w:shd w:color="ffffff"/>
-        <w:tcBorders>
-          <w:top w:val="none" w:color="000000" w:sz="4" w:space="0"/>
-          <w:left w:val="none" w:color="000000" w:sz="4" w:space="0"/>
-          <w:bottom w:val="none" w:color="000000" w:sz="4" w:space="0"/>
-          <w:right w:val="none" w:color="000000" w:sz="4" w:space="0"/>
-        </w:tcBorders>
-      </w:tcPr>
-    </w:tblStylePr>
-    <w:tblStylePr w:type="firstRow">
-      <w:rPr>
-        <w:b/>
-        <w:color w:val="404040"/>
-      </w:rPr>
-      <w:pPr>
-        <w:pBdr/>
-        <w:spacing/>
-        <w:ind/>
-      </w:pPr>
-      <w:tblPr>
-        <w:tblBorders/>
-      </w:tblPr>
-      <w:tcPr>
         <w:shd w:val="clear" w:color="ffffff"/>
         <w:tcBorders>
           <w:top w:val="none" w:color="000000" w:sz="4" w:space="0"/>
@@ -11111,30 +11759,7 @@
         </w:tcBorders>
       </w:tcPr>
     </w:tblStylePr>
-    <w:tblStylePr w:type="lastCol">
-      <w:rPr>
-        <w:i/>
-        <w:color w:val="404040"/>
-      </w:rPr>
-      <w:pPr>
-        <w:pBdr/>
-        <w:spacing/>
-        <w:ind/>
-      </w:pPr>
-      <w:tblPr>
-        <w:tblBorders/>
-      </w:tblPr>
-      <w:tcPr>
-        <w:shd w:color="ffffff"/>
-        <w:tcBorders>
-          <w:top w:val="none" w:color="000000" w:sz="4" w:space="0"/>
-          <w:left w:val="none" w:color="000000" w:sz="4" w:space="0"/>
-          <w:bottom w:val="none" w:color="000000" w:sz="4" w:space="0"/>
-          <w:right w:val="none" w:color="000000" w:sz="4" w:space="0"/>
-        </w:tcBorders>
-      </w:tcPr>
-    </w:tblStylePr>
-    <w:tblStylePr w:type="lastRow">
+    <w:tblStylePr w:type="firstRow">
       <w:rPr>
         <w:b/>
         <w:color w:val="404040"/>
@@ -11157,6 +11782,52 @@
         </w:tcBorders>
       </w:tcPr>
     </w:tblStylePr>
+    <w:tblStylePr w:type="lastCol">
+      <w:rPr>
+        <w:i/>
+        <w:color w:val="404040"/>
+      </w:rPr>
+      <w:pPr>
+        <w:pBdr/>
+        <w:spacing/>
+        <w:ind/>
+      </w:pPr>
+      <w:tblPr>
+        <w:tblBorders/>
+      </w:tblPr>
+      <w:tcPr>
+        <w:shd w:val="clear" w:color="ffffff"/>
+        <w:tcBorders>
+          <w:top w:val="none" w:color="000000" w:sz="4" w:space="0"/>
+          <w:left w:val="none" w:color="000000" w:sz="4" w:space="0"/>
+          <w:bottom w:val="none" w:color="000000" w:sz="4" w:space="0"/>
+          <w:right w:val="none" w:color="000000" w:sz="4" w:space="0"/>
+        </w:tcBorders>
+      </w:tcPr>
+    </w:tblStylePr>
+    <w:tblStylePr w:type="lastRow">
+      <w:rPr>
+        <w:b/>
+        <w:color w:val="404040"/>
+      </w:rPr>
+      <w:pPr>
+        <w:pBdr/>
+        <w:spacing/>
+        <w:ind/>
+      </w:pPr>
+      <w:tblPr>
+        <w:tblBorders/>
+      </w:tblPr>
+      <w:tcPr>
+        <w:shd w:val="clear" w:color="ffffff"/>
+        <w:tcBorders>
+          <w:top w:val="none" w:color="000000" w:sz="4" w:space="0"/>
+          <w:left w:val="none" w:color="000000" w:sz="4" w:space="0"/>
+          <w:bottom w:val="none" w:color="000000" w:sz="4" w:space="0"/>
+          <w:right w:val="none" w:color="000000" w:sz="4" w:space="0"/>
+        </w:tcBorders>
+      </w:tcPr>
+    </w:tblStylePr>
     <w:tblStylePr w:type="nwCell">
       <w:pPr>
         <w:pBdr/>
@@ -11223,9 +11894,9 @@
       </w:tcPr>
     </w:tblStylePr>
   </w:style>
-  <w:style w:type="table" w:styleId="39">
+  <w:style w:type="table" w:styleId="749">
     <w:name w:val="Grid Table 4"/>
-    <w:basedOn w:val="661"/>
+    <w:basedOn w:val="906"/>
     <w:uiPriority w:val="59"/>
     <w:pPr>
       <w:pBdr/>
@@ -11456,9 +12127,9 @@
       </w:tcPr>
     </w:tblStylePr>
   </w:style>
-  <w:style w:type="table" w:styleId="40">
+  <w:style w:type="table" w:styleId="750">
     <w:name w:val="Grid Table 4 - Accent 1"/>
-    <w:basedOn w:val="661"/>
+    <w:basedOn w:val="906"/>
     <w:uiPriority w:val="59"/>
     <w:pPr>
       <w:pBdr/>
@@ -11689,9 +12360,9 @@
       </w:tcPr>
     </w:tblStylePr>
   </w:style>
-  <w:style w:type="table" w:styleId="41">
+  <w:style w:type="table" w:styleId="751">
     <w:name w:val="Grid Table 4 - Accent 2"/>
-    <w:basedOn w:val="661"/>
+    <w:basedOn w:val="906"/>
     <w:uiPriority w:val="59"/>
     <w:pPr>
       <w:pBdr/>
@@ -11922,9 +12593,9 @@
       </w:tcPr>
     </w:tblStylePr>
   </w:style>
-  <w:style w:type="table" w:styleId="42">
+  <w:style w:type="table" w:styleId="752">
     <w:name w:val="Grid Table 4 - Accent 3"/>
-    <w:basedOn w:val="661"/>
+    <w:basedOn w:val="906"/>
     <w:uiPriority w:val="59"/>
     <w:pPr>
       <w:pBdr/>
@@ -12155,9 +12826,9 @@
       </w:tcPr>
     </w:tblStylePr>
   </w:style>
-  <w:style w:type="table" w:styleId="43">
+  <w:style w:type="table" w:styleId="753">
     <w:name w:val="Grid Table 4 - Accent 4"/>
-    <w:basedOn w:val="661"/>
+    <w:basedOn w:val="906"/>
     <w:uiPriority w:val="59"/>
     <w:pPr>
       <w:pBdr/>
@@ -12388,9 +13059,9 @@
       </w:tcPr>
     </w:tblStylePr>
   </w:style>
-  <w:style w:type="table" w:styleId="44">
+  <w:style w:type="table" w:styleId="754">
     <w:name w:val="Grid Table 4 - Accent 5"/>
-    <w:basedOn w:val="661"/>
+    <w:basedOn w:val="906"/>
     <w:uiPriority w:val="59"/>
     <w:pPr>
       <w:pBdr/>
@@ -12621,9 +13292,9 @@
       </w:tcPr>
     </w:tblStylePr>
   </w:style>
-  <w:style w:type="table" w:styleId="45">
+  <w:style w:type="table" w:styleId="755">
     <w:name w:val="Grid Table 4 - Accent 6"/>
-    <w:basedOn w:val="661"/>
+    <w:basedOn w:val="906"/>
     <w:uiPriority w:val="59"/>
     <w:pPr>
       <w:pBdr/>
@@ -12854,9 +13525,9 @@
       </w:tcPr>
     </w:tblStylePr>
   </w:style>
-  <w:style w:type="table" w:styleId="46">
+  <w:style w:type="table" w:styleId="756">
     <w:name w:val="Grid Table 5 Dark"/>
-    <w:basedOn w:val="661"/>
+    <w:basedOn w:val="906"/>
     <w:uiPriority w:val="99"/>
     <w:pPr>
       <w:pBdr/>
@@ -13082,9 +13753,9 @@
       </w:tcPr>
     </w:tblStylePr>
   </w:style>
-  <w:style w:type="table" w:styleId="47">
+  <w:style w:type="table" w:styleId="757">
     <w:name w:val="Grid Table 5 Dark- Accent 1"/>
-    <w:basedOn w:val="661"/>
+    <w:basedOn w:val="906"/>
     <w:uiPriority w:val="99"/>
     <w:pPr>
       <w:pBdr/>
@@ -13310,9 +13981,9 @@
       </w:tcPr>
     </w:tblStylePr>
   </w:style>
-  <w:style w:type="table" w:styleId="48">
+  <w:style w:type="table" w:styleId="758">
     <w:name w:val="Grid Table 5 Dark - Accent 2"/>
-    <w:basedOn w:val="661"/>
+    <w:basedOn w:val="906"/>
     <w:uiPriority w:val="99"/>
     <w:pPr>
       <w:pBdr/>
@@ -13538,9 +14209,9 @@
       </w:tcPr>
     </w:tblStylePr>
   </w:style>
-  <w:style w:type="table" w:styleId="49">
+  <w:style w:type="table" w:styleId="759">
     <w:name w:val="Grid Table 5 Dark - Accent 3"/>
-    <w:basedOn w:val="661"/>
+    <w:basedOn w:val="906"/>
     <w:uiPriority w:val="99"/>
     <w:pPr>
       <w:pBdr/>
@@ -13766,9 +14437,9 @@
       </w:tcPr>
     </w:tblStylePr>
   </w:style>
-  <w:style w:type="table" w:styleId="50">
+  <w:style w:type="table" w:styleId="760">
     <w:name w:val="Grid Table 5 Dark- Accent 4"/>
-    <w:basedOn w:val="661"/>
+    <w:basedOn w:val="906"/>
     <w:uiPriority w:val="99"/>
     <w:pPr>
       <w:pBdr/>
@@ -13994,9 +14665,9 @@
       </w:tcPr>
     </w:tblStylePr>
   </w:style>
-  <w:style w:type="table" w:styleId="51">
+  <w:style w:type="table" w:styleId="761">
     <w:name w:val="Grid Table 5 Dark - Accent 5"/>
-    <w:basedOn w:val="661"/>
+    <w:basedOn w:val="906"/>
     <w:uiPriority w:val="99"/>
     <w:pPr>
       <w:pBdr/>
@@ -14222,9 +14893,9 @@
       </w:tcPr>
     </w:tblStylePr>
   </w:style>
-  <w:style w:type="table" w:styleId="52">
+  <w:style w:type="table" w:styleId="762">
     <w:name w:val="Grid Table 5 Dark - Accent 6"/>
-    <w:basedOn w:val="661"/>
+    <w:basedOn w:val="906"/>
     <w:uiPriority w:val="99"/>
     <w:pPr>
       <w:pBdr/>
@@ -14450,9 +15121,9 @@
       </w:tcPr>
     </w:tblStylePr>
   </w:style>
-  <w:style w:type="table" w:styleId="53">
+  <w:style w:type="table" w:styleId="763">
     <w:name w:val="Grid Table 6 Colorful"/>
-    <w:basedOn w:val="661"/>
+    <w:basedOn w:val="906"/>
     <w:uiPriority w:val="99"/>
     <w:pPr>
       <w:pBdr/>
@@ -14680,9 +15351,9 @@
       </w:tcPr>
     </w:tblStylePr>
   </w:style>
-  <w:style w:type="table" w:styleId="54">
+  <w:style w:type="table" w:styleId="764">
     <w:name w:val="Grid Table 6 Colorful - Accent 1"/>
-    <w:basedOn w:val="661"/>
+    <w:basedOn w:val="906"/>
     <w:uiPriority w:val="99"/>
     <w:pPr>
       <w:pBdr/>
@@ -14910,9 +15581,9 @@
       </w:tcPr>
     </w:tblStylePr>
   </w:style>
-  <w:style w:type="table" w:styleId="55">
+  <w:style w:type="table" w:styleId="765">
     <w:name w:val="Grid Table 6 Colorful - Accent 2"/>
-    <w:basedOn w:val="661"/>
+    <w:basedOn w:val="906"/>
     <w:uiPriority w:val="99"/>
     <w:pPr>
       <w:pBdr/>
@@ -15140,9 +15811,9 @@
       </w:tcPr>
     </w:tblStylePr>
   </w:style>
-  <w:style w:type="table" w:styleId="56">
+  <w:style w:type="table" w:styleId="766">
     <w:name w:val="Grid Table 6 Colorful - Accent 3"/>
-    <w:basedOn w:val="661"/>
+    <w:basedOn w:val="906"/>
     <w:uiPriority w:val="99"/>
     <w:pPr>
       <w:pBdr/>
@@ -15370,9 +16041,9 @@
       </w:tcPr>
     </w:tblStylePr>
   </w:style>
-  <w:style w:type="table" w:styleId="57">
+  <w:style w:type="table" w:styleId="767">
     <w:name w:val="Grid Table 6 Colorful - Accent 4"/>
-    <w:basedOn w:val="661"/>
+    <w:basedOn w:val="906"/>
     <w:uiPriority w:val="99"/>
     <w:pPr>
       <w:pBdr/>
@@ -15600,9 +16271,9 @@
       </w:tcPr>
     </w:tblStylePr>
   </w:style>
-  <w:style w:type="table" w:styleId="58">
+  <w:style w:type="table" w:styleId="768">
     <w:name w:val="Grid Table 6 Colorful - Accent 5"/>
-    <w:basedOn w:val="661"/>
+    <w:basedOn w:val="906"/>
     <w:uiPriority w:val="99"/>
     <w:pPr>
       <w:pBdr/>
@@ -15830,9 +16501,9 @@
       </w:tcPr>
     </w:tblStylePr>
   </w:style>
-  <w:style w:type="table" w:styleId="59">
+  <w:style w:type="table" w:styleId="769">
     <w:name w:val="Grid Table 6 Colorful - Accent 6"/>
-    <w:basedOn w:val="661"/>
+    <w:basedOn w:val="906"/>
     <w:uiPriority w:val="99"/>
     <w:pPr>
       <w:pBdr/>
@@ -16060,9 +16731,9 @@
       </w:tcPr>
     </w:tblStylePr>
   </w:style>
-  <w:style w:type="table" w:styleId="60">
+  <w:style w:type="table" w:styleId="770">
     <w:name w:val="Grid Table 7 Colorful"/>
-    <w:basedOn w:val="661"/>
+    <w:basedOn w:val="906"/>
     <w:uiPriority w:val="99"/>
     <w:pPr>
       <w:pBdr/>
@@ -16164,11 +16835,11 @@
         <w:tblBorders/>
       </w:tblPr>
       <w:tcPr>
-        <w:shd w:color="ffffff"/>
+        <w:shd w:val="clear" w:color="ffffff"/>
         <w:tcBorders>
-          <w:top w:val="none"/>
-          <w:left w:val="none"/>
-          <w:bottom w:val="none"/>
+          <w:top w:val="none" w:color="000000" w:sz="4" w:space="0"/>
+          <w:left w:val="none" w:color="000000" w:sz="4" w:space="0"/>
+          <w:bottom w:val="none" w:color="000000" w:sz="4" w:space="0"/>
           <w:right w:val="single" w:color="000000" w:themeColor="text1" w:themeTint="80" w:sz="4" w:space="0"/>
         </w:tcBorders>
       </w:tcPr>
@@ -16191,10 +16862,10 @@
       <w:tcPr>
         <w:shd w:val="clear" w:color="ffffff" w:themeColor="light1" w:fill="ffffff" w:themeFill="light1"/>
         <w:tcBorders>
-          <w:top w:val="none"/>
-          <w:left w:val="none"/>
+          <w:top w:val="none" w:color="000000" w:sz="4" w:space="0"/>
+          <w:left w:val="none" w:color="000000" w:sz="4" w:space="0"/>
           <w:bottom w:val="single" w:color="000000" w:themeColor="text1" w:themeTint="80" w:sz="4" w:space="0"/>
-          <w:right w:val="none"/>
+          <w:right w:val="none" w:color="000000" w:sz="4" w:space="0"/>
         </w:tcBorders>
       </w:tcPr>
     </w:tblStylePr>
@@ -16214,12 +16885,12 @@
         <w:tblBorders/>
       </w:tblPr>
       <w:tcPr>
-        <w:shd w:color="ffffff"/>
+        <w:shd w:val="clear" w:color="ffffff"/>
         <w:tcBorders>
-          <w:top w:val="none"/>
+          <w:top w:val="none" w:color="000000" w:sz="4" w:space="0"/>
           <w:left w:val="single" w:color="000000" w:themeColor="text1" w:themeTint="80" w:sz="4" w:space="0"/>
-          <w:bottom w:val="none"/>
-          <w:right w:val="none"/>
+          <w:bottom w:val="none" w:color="000000" w:sz="4" w:space="0"/>
+          <w:right w:val="none" w:color="000000" w:sz="4" w:space="0"/>
         </w:tcBorders>
       </w:tcPr>
     </w:tblStylePr>
@@ -16242,9 +16913,9 @@
         <w:shd w:val="clear" w:color="ffffff" w:themeColor="light1" w:fill="ffffff" w:themeFill="light1"/>
         <w:tcBorders>
           <w:top w:val="single" w:color="000000" w:themeColor="text1" w:themeTint="80" w:sz="4" w:space="0"/>
-          <w:left w:val="none"/>
-          <w:bottom w:val="none"/>
-          <w:right w:val="none"/>
+          <w:left w:val="none" w:color="000000" w:sz="4" w:space="0"/>
+          <w:bottom w:val="none" w:color="000000" w:sz="4" w:space="0"/>
+          <w:right w:val="none" w:color="000000" w:sz="4" w:space="0"/>
         </w:tcBorders>
       </w:tcPr>
     </w:tblStylePr>
@@ -16314,9 +16985,9 @@
       </w:tcPr>
     </w:tblStylePr>
   </w:style>
-  <w:style w:type="table" w:styleId="61">
+  <w:style w:type="table" w:styleId="771">
     <w:name w:val="Grid Table 7 Colorful - Accent 1"/>
-    <w:basedOn w:val="661"/>
+    <w:basedOn w:val="906"/>
     <w:uiPriority w:val="99"/>
     <w:pPr>
       <w:pBdr/>
@@ -16418,11 +17089,11 @@
         <w:tblBorders/>
       </w:tblPr>
       <w:tcPr>
-        <w:shd w:color="ffffff"/>
+        <w:shd w:val="clear" w:color="ffffff"/>
         <w:tcBorders>
-          <w:top w:val="none"/>
-          <w:left w:val="none"/>
-          <w:bottom w:val="none"/>
+          <w:top w:val="none" w:color="000000" w:sz="4" w:space="0"/>
+          <w:left w:val="none" w:color="000000" w:sz="4" w:space="0"/>
+          <w:bottom w:val="none" w:color="000000" w:sz="4" w:space="0"/>
           <w:right w:val="single" w:color="000000" w:themeColor="accent1" w:themeTint="80" w:sz="4" w:space="0"/>
         </w:tcBorders>
       </w:tcPr>
@@ -16445,10 +17116,10 @@
       <w:tcPr>
         <w:shd w:val="clear" w:color="ffffff" w:themeColor="light1" w:fill="ffffff" w:themeFill="light1"/>
         <w:tcBorders>
-          <w:top w:val="none"/>
-          <w:left w:val="none"/>
+          <w:top w:val="none" w:color="000000" w:sz="4" w:space="0"/>
+          <w:left w:val="none" w:color="000000" w:sz="4" w:space="0"/>
           <w:bottom w:val="single" w:color="000000" w:themeColor="accent1" w:themeTint="80" w:sz="4" w:space="0"/>
-          <w:right w:val="none"/>
+          <w:right w:val="none" w:color="000000" w:sz="4" w:space="0"/>
         </w:tcBorders>
       </w:tcPr>
     </w:tblStylePr>
@@ -16468,12 +17139,12 @@
         <w:tblBorders/>
       </w:tblPr>
       <w:tcPr>
-        <w:shd w:color="ffffff"/>
+        <w:shd w:val="clear" w:color="ffffff"/>
         <w:tcBorders>
-          <w:top w:val="none"/>
+          <w:top w:val="none" w:color="000000" w:sz="4" w:space="0"/>
           <w:left w:val="single" w:color="000000" w:themeColor="accent1" w:themeTint="80" w:sz="4" w:space="0"/>
-          <w:bottom w:val="none"/>
-          <w:right w:val="none"/>
+          <w:bottom w:val="none" w:color="000000" w:sz="4" w:space="0"/>
+          <w:right w:val="none" w:color="000000" w:sz="4" w:space="0"/>
         </w:tcBorders>
       </w:tcPr>
     </w:tblStylePr>
@@ -16496,9 +17167,9 @@
         <w:shd w:val="clear" w:color="ffffff" w:themeColor="light1" w:fill="ffffff" w:themeFill="light1"/>
         <w:tcBorders>
           <w:top w:val="single" w:color="000000" w:themeColor="accent1" w:themeTint="80" w:sz="4" w:space="0"/>
-          <w:left w:val="none"/>
-          <w:bottom w:val="none"/>
-          <w:right w:val="none"/>
+          <w:left w:val="none" w:color="000000" w:sz="4" w:space="0"/>
+          <w:bottom w:val="none" w:color="000000" w:sz="4" w:space="0"/>
+          <w:right w:val="none" w:color="000000" w:sz="4" w:space="0"/>
         </w:tcBorders>
       </w:tcPr>
     </w:tblStylePr>
@@ -16568,9 +17239,9 @@
       </w:tcPr>
     </w:tblStylePr>
   </w:style>
-  <w:style w:type="table" w:styleId="62">
+  <w:style w:type="table" w:styleId="772">
     <w:name w:val="Grid Table 7 Colorful - Accent 2"/>
-    <w:basedOn w:val="661"/>
+    <w:basedOn w:val="906"/>
     <w:uiPriority w:val="99"/>
     <w:pPr>
       <w:pBdr/>
@@ -16672,11 +17343,11 @@
         <w:tblBorders/>
       </w:tblPr>
       <w:tcPr>
-        <w:shd w:color="ffffff"/>
+        <w:shd w:val="clear" w:color="ffffff"/>
         <w:tcBorders>
-          <w:top w:val="none"/>
-          <w:left w:val="none"/>
-          <w:bottom w:val="none"/>
+          <w:top w:val="none" w:color="000000" w:sz="4" w:space="0"/>
+          <w:left w:val="none" w:color="000000" w:sz="4" w:space="0"/>
+          <w:bottom w:val="none" w:color="000000" w:sz="4" w:space="0"/>
           <w:right w:val="single" w:color="000000" w:themeColor="accent2" w:themeTint="97" w:sz="4" w:space="0"/>
         </w:tcBorders>
       </w:tcPr>
@@ -16699,10 +17370,10 @@
       <w:tcPr>
         <w:shd w:val="clear" w:color="ffffff" w:themeColor="light1" w:fill="ffffff" w:themeFill="light1"/>
         <w:tcBorders>
-          <w:top w:val="none"/>
-          <w:left w:val="none"/>
+          <w:top w:val="none" w:color="000000" w:sz="4" w:space="0"/>
+          <w:left w:val="none" w:color="000000" w:sz="4" w:space="0"/>
           <w:bottom w:val="single" w:color="000000" w:themeColor="accent2" w:themeTint="97" w:sz="4" w:space="0"/>
-          <w:right w:val="none"/>
+          <w:right w:val="none" w:color="000000" w:sz="4" w:space="0"/>
         </w:tcBorders>
       </w:tcPr>
     </w:tblStylePr>
@@ -16722,12 +17393,12 @@
         <w:tblBorders/>
       </w:tblPr>
       <w:tcPr>
-        <w:shd w:color="ffffff"/>
+        <w:shd w:val="clear" w:color="ffffff"/>
         <w:tcBorders>
-          <w:top w:val="none"/>
+          <w:top w:val="none" w:color="000000" w:sz="4" w:space="0"/>
           <w:left w:val="single" w:color="000000" w:themeColor="accent2" w:themeTint="97" w:sz="4" w:space="0"/>
-          <w:bottom w:val="none"/>
-          <w:right w:val="none"/>
+          <w:bottom w:val="none" w:color="000000" w:sz="4" w:space="0"/>
+          <w:right w:val="none" w:color="000000" w:sz="4" w:space="0"/>
         </w:tcBorders>
       </w:tcPr>
     </w:tblStylePr>
@@ -16750,9 +17421,9 @@
         <w:shd w:val="clear" w:color="ffffff" w:themeColor="light1" w:fill="ffffff" w:themeFill="light1"/>
         <w:tcBorders>
           <w:top w:val="single" w:color="000000" w:themeColor="accent2" w:themeTint="97" w:sz="4" w:space="0"/>
-          <w:left w:val="none"/>
-          <w:bottom w:val="none"/>
-          <w:right w:val="none"/>
+          <w:left w:val="none" w:color="000000" w:sz="4" w:space="0"/>
+          <w:bottom w:val="none" w:color="000000" w:sz="4" w:space="0"/>
+          <w:right w:val="none" w:color="000000" w:sz="4" w:space="0"/>
         </w:tcBorders>
       </w:tcPr>
     </w:tblStylePr>
@@ -16822,9 +17493,9 @@
       </w:tcPr>
     </w:tblStylePr>
   </w:style>
-  <w:style w:type="table" w:styleId="63">
+  <w:style w:type="table" w:styleId="773">
     <w:name w:val="Grid Table 7 Colorful - Accent 3"/>
-    <w:basedOn w:val="661"/>
+    <w:basedOn w:val="906"/>
     <w:uiPriority w:val="99"/>
     <w:pPr>
       <w:pBdr/>
@@ -16926,11 +17597,11 @@
         <w:tblBorders/>
       </w:tblPr>
       <w:tcPr>
-        <w:shd w:color="ffffff"/>
+        <w:shd w:val="clear" w:color="ffffff"/>
         <w:tcBorders>
-          <w:top w:val="none"/>
-          <w:left w:val="none"/>
-          <w:bottom w:val="none"/>
+          <w:top w:val="none" w:color="000000" w:sz="4" w:space="0"/>
+          <w:left w:val="none" w:color="000000" w:sz="4" w:space="0"/>
+          <w:bottom w:val="none" w:color="000000" w:sz="4" w:space="0"/>
           <w:right w:val="single" w:color="000000" w:themeColor="accent3" w:themeTint="FE" w:sz="4" w:space="0"/>
         </w:tcBorders>
       </w:tcPr>
@@ -16953,10 +17624,10 @@
       <w:tcPr>
         <w:shd w:val="clear" w:color="ffffff" w:themeColor="light1" w:fill="ffffff" w:themeFill="light1"/>
         <w:tcBorders>
-          <w:top w:val="none"/>
-          <w:left w:val="none"/>
+          <w:top w:val="none" w:color="000000" w:sz="4" w:space="0"/>
+          <w:left w:val="none" w:color="000000" w:sz="4" w:space="0"/>
           <w:bottom w:val="single" w:color="000000" w:themeColor="accent3" w:themeTint="FE" w:sz="4" w:space="0"/>
-          <w:right w:val="none"/>
+          <w:right w:val="none" w:color="000000" w:sz="4" w:space="0"/>
         </w:tcBorders>
       </w:tcPr>
     </w:tblStylePr>
@@ -16976,12 +17647,12 @@
         <w:tblBorders/>
       </w:tblPr>
       <w:tcPr>
-        <w:shd w:color="ffffff"/>
+        <w:shd w:val="clear" w:color="ffffff"/>
         <w:tcBorders>
-          <w:top w:val="none"/>
+          <w:top w:val="none" w:color="000000" w:sz="4" w:space="0"/>
           <w:left w:val="single" w:color="000000" w:themeColor="accent3" w:themeTint="FE" w:sz="4" w:space="0"/>
-          <w:bottom w:val="none"/>
-          <w:right w:val="none"/>
+          <w:bottom w:val="none" w:color="000000" w:sz="4" w:space="0"/>
+          <w:right w:val="none" w:color="000000" w:sz="4" w:space="0"/>
         </w:tcBorders>
       </w:tcPr>
     </w:tblStylePr>
@@ -17004,9 +17675,9 @@
         <w:shd w:val="clear" w:color="ffffff" w:themeColor="light1" w:fill="ffffff" w:themeFill="light1"/>
         <w:tcBorders>
           <w:top w:val="single" w:color="000000" w:themeColor="accent3" w:themeTint="FE" w:sz="4" w:space="0"/>
-          <w:left w:val="none"/>
-          <w:bottom w:val="none"/>
-          <w:right w:val="none"/>
+          <w:left w:val="none" w:color="000000" w:sz="4" w:space="0"/>
+          <w:bottom w:val="none" w:color="000000" w:sz="4" w:space="0"/>
+          <w:right w:val="none" w:color="000000" w:sz="4" w:space="0"/>
         </w:tcBorders>
       </w:tcPr>
     </w:tblStylePr>
@@ -17076,9 +17747,9 @@
       </w:tcPr>
     </w:tblStylePr>
   </w:style>
-  <w:style w:type="table" w:styleId="64">
+  <w:style w:type="table" w:styleId="774">
     <w:name w:val="Grid Table 7 Colorful - Accent 4"/>
-    <w:basedOn w:val="661"/>
+    <w:basedOn w:val="906"/>
     <w:uiPriority w:val="99"/>
     <w:pPr>
       <w:pBdr/>
@@ -17180,11 +17851,11 @@
         <w:tblBorders/>
       </w:tblPr>
       <w:tcPr>
-        <w:shd w:color="ffffff"/>
+        <w:shd w:val="clear" w:color="ffffff"/>
         <w:tcBorders>
-          <w:top w:val="none"/>
-          <w:left w:val="none"/>
-          <w:bottom w:val="none"/>
+          <w:top w:val="none" w:color="000000" w:sz="4" w:space="0"/>
+          <w:left w:val="none" w:color="000000" w:sz="4" w:space="0"/>
+          <w:bottom w:val="none" w:color="000000" w:sz="4" w:space="0"/>
           <w:right w:val="single" w:color="000000" w:themeColor="accent4" w:themeTint="9A" w:sz="4" w:space="0"/>
         </w:tcBorders>
       </w:tcPr>
@@ -17207,10 +17878,10 @@
       <w:tcPr>
         <w:shd w:val="clear" w:color="ffffff" w:themeColor="light1" w:fill="ffffff" w:themeFill="light1"/>
         <w:tcBorders>
-          <w:top w:val="none"/>
-          <w:left w:val="none"/>
+          <w:top w:val="none" w:color="000000" w:sz="4" w:space="0"/>
+          <w:left w:val="none" w:color="000000" w:sz="4" w:space="0"/>
           <w:bottom w:val="single" w:color="000000" w:themeColor="accent4" w:themeTint="9A" w:sz="4" w:space="0"/>
-          <w:right w:val="none"/>
+          <w:right w:val="none" w:color="000000" w:sz="4" w:space="0"/>
         </w:tcBorders>
       </w:tcPr>
     </w:tblStylePr>
@@ -17230,12 +17901,12 @@
         <w:tblBorders/>
       </w:tblPr>
       <w:tcPr>
-        <w:shd w:color="ffffff"/>
+        <w:shd w:val="clear" w:color="ffffff"/>
         <w:tcBorders>
-          <w:top w:val="none"/>
+          <w:top w:val="none" w:color="000000" w:sz="4" w:space="0"/>
           <w:left w:val="single" w:color="000000" w:themeColor="accent4" w:themeTint="9A" w:sz="4" w:space="0"/>
-          <w:bottom w:val="none"/>
-          <w:right w:val="none"/>
+          <w:bottom w:val="none" w:color="000000" w:sz="4" w:space="0"/>
+          <w:right w:val="none" w:color="000000" w:sz="4" w:space="0"/>
         </w:tcBorders>
       </w:tcPr>
     </w:tblStylePr>
@@ -17258,9 +17929,9 @@
         <w:shd w:val="clear" w:color="ffffff" w:themeColor="light1" w:fill="ffffff" w:themeFill="light1"/>
         <w:tcBorders>
           <w:top w:val="single" w:color="000000" w:themeColor="accent4" w:themeTint="9A" w:sz="4" w:space="0"/>
-          <w:left w:val="none"/>
-          <w:bottom w:val="none"/>
-          <w:right w:val="none"/>
+          <w:left w:val="none" w:color="000000" w:sz="4" w:space="0"/>
+          <w:bottom w:val="none" w:color="000000" w:sz="4" w:space="0"/>
+          <w:right w:val="none" w:color="000000" w:sz="4" w:space="0"/>
         </w:tcBorders>
       </w:tcPr>
     </w:tblStylePr>
@@ -17330,9 +18001,9 @@
       </w:tcPr>
     </w:tblStylePr>
   </w:style>
-  <w:style w:type="table" w:styleId="65">
+  <w:style w:type="table" w:styleId="775">
     <w:name w:val="Grid Table 7 Colorful - Accent 5"/>
-    <w:basedOn w:val="661"/>
+    <w:basedOn w:val="906"/>
     <w:uiPriority w:val="99"/>
     <w:pPr>
       <w:pBdr/>
@@ -17434,11 +18105,11 @@
         <w:tblBorders/>
       </w:tblPr>
       <w:tcPr>
-        <w:shd w:color="ffffff"/>
+        <w:shd w:val="clear" w:color="ffffff"/>
         <w:tcBorders>
-          <w:top w:val="none"/>
-          <w:left w:val="none"/>
-          <w:bottom w:val="none"/>
+          <w:top w:val="none" w:color="000000" w:sz="4" w:space="0"/>
+          <w:left w:val="none" w:color="000000" w:sz="4" w:space="0"/>
+          <w:bottom w:val="none" w:color="000000" w:sz="4" w:space="0"/>
           <w:right w:val="single" w:color="000000" w:themeColor="accent5" w:themeTint="90" w:sz="4" w:space="0"/>
         </w:tcBorders>
       </w:tcPr>
@@ -17461,10 +18132,10 @@
       <w:tcPr>
         <w:shd w:val="clear" w:color="ffffff" w:themeColor="light1" w:fill="ffffff" w:themeFill="light1"/>
         <w:tcBorders>
-          <w:top w:val="none"/>
-          <w:left w:val="none"/>
+          <w:top w:val="none" w:color="000000" w:sz="4" w:space="0"/>
+          <w:left w:val="none" w:color="000000" w:sz="4" w:space="0"/>
           <w:bottom w:val="single" w:color="000000" w:themeColor="accent5" w:themeTint="90" w:sz="4" w:space="0"/>
-          <w:right w:val="none"/>
+          <w:right w:val="none" w:color="000000" w:sz="4" w:space="0"/>
         </w:tcBorders>
       </w:tcPr>
     </w:tblStylePr>
@@ -17484,12 +18155,12 @@
         <w:tblBorders/>
       </w:tblPr>
       <w:tcPr>
-        <w:shd w:color="ffffff"/>
+        <w:shd w:val="clear" w:color="ffffff"/>
         <w:tcBorders>
-          <w:top w:val="none"/>
+          <w:top w:val="none" w:color="000000" w:sz="4" w:space="0"/>
           <w:left w:val="single" w:color="000000" w:themeColor="accent5" w:themeTint="90" w:sz="4" w:space="0"/>
-          <w:bottom w:val="none"/>
-          <w:right w:val="none"/>
+          <w:bottom w:val="none" w:color="000000" w:sz="4" w:space="0"/>
+          <w:right w:val="none" w:color="000000" w:sz="4" w:space="0"/>
         </w:tcBorders>
       </w:tcPr>
     </w:tblStylePr>
@@ -17512,9 +18183,9 @@
         <w:shd w:val="clear" w:color="ffffff" w:themeColor="light1" w:fill="ffffff" w:themeFill="light1"/>
         <w:tcBorders>
           <w:top w:val="single" w:color="000000" w:themeColor="accent5" w:themeTint="90" w:sz="4" w:space="0"/>
-          <w:left w:val="none"/>
-          <w:bottom w:val="none"/>
-          <w:right w:val="none"/>
+          <w:left w:val="none" w:color="000000" w:sz="4" w:space="0"/>
+          <w:bottom w:val="none" w:color="000000" w:sz="4" w:space="0"/>
+          <w:right w:val="none" w:color="000000" w:sz="4" w:space="0"/>
         </w:tcBorders>
       </w:tcPr>
     </w:tblStylePr>
@@ -17584,9 +18255,9 @@
       </w:tcPr>
     </w:tblStylePr>
   </w:style>
-  <w:style w:type="table" w:styleId="66">
+  <w:style w:type="table" w:styleId="776">
     <w:name w:val="Grid Table 7 Colorful - Accent 6"/>
-    <w:basedOn w:val="661"/>
+    <w:basedOn w:val="906"/>
     <w:uiPriority w:val="99"/>
     <w:pPr>
       <w:pBdr/>
@@ -17688,11 +18359,11 @@
         <w:tblBorders/>
       </w:tblPr>
       <w:tcPr>
-        <w:shd w:color="ffffff"/>
+        <w:shd w:val="clear" w:color="ffffff"/>
         <w:tcBorders>
-          <w:top w:val="none"/>
-          <w:left w:val="none"/>
-          <w:bottom w:val="none"/>
+          <w:top w:val="none" w:color="000000" w:sz="4" w:space="0"/>
+          <w:left w:val="none" w:color="000000" w:sz="4" w:space="0"/>
+          <w:bottom w:val="none" w:color="000000" w:sz="4" w:space="0"/>
           <w:right w:val="single" w:color="000000" w:themeColor="accent6" w:themeTint="90" w:sz="4" w:space="0"/>
         </w:tcBorders>
       </w:tcPr>
@@ -17715,10 +18386,10 @@
       <w:tcPr>
         <w:shd w:val="clear" w:color="ffffff" w:themeColor="light1" w:fill="ffffff" w:themeFill="light1"/>
         <w:tcBorders>
-          <w:top w:val="none"/>
-          <w:left w:val="none"/>
+          <w:top w:val="none" w:color="000000" w:sz="4" w:space="0"/>
+          <w:left w:val="none" w:color="000000" w:sz="4" w:space="0"/>
           <w:bottom w:val="single" w:color="000000" w:themeColor="accent6" w:themeTint="90" w:sz="4" w:space="0"/>
-          <w:right w:val="none"/>
+          <w:right w:val="none" w:color="000000" w:sz="4" w:space="0"/>
         </w:tcBorders>
       </w:tcPr>
     </w:tblStylePr>
@@ -17738,12 +18409,12 @@
         <w:tblBorders/>
       </w:tblPr>
       <w:tcPr>
-        <w:shd w:color="ffffff"/>
+        <w:shd w:val="clear" w:color="ffffff"/>
         <w:tcBorders>
-          <w:top w:val="none"/>
+          <w:top w:val="none" w:color="000000" w:sz="4" w:space="0"/>
           <w:left w:val="single" w:color="000000" w:themeColor="accent6" w:themeTint="90" w:sz="4" w:space="0"/>
-          <w:bottom w:val="none"/>
-          <w:right w:val="none"/>
+          <w:bottom w:val="none" w:color="000000" w:sz="4" w:space="0"/>
+          <w:right w:val="none" w:color="000000" w:sz="4" w:space="0"/>
         </w:tcBorders>
       </w:tcPr>
     </w:tblStylePr>
@@ -17766,9 +18437,9 @@
         <w:shd w:val="clear" w:color="ffffff" w:themeColor="light1" w:fill="ffffff" w:themeFill="light1"/>
         <w:tcBorders>
           <w:top w:val="single" w:color="000000" w:themeColor="accent6" w:themeTint="90" w:sz="4" w:space="0"/>
-          <w:left w:val="none"/>
-          <w:bottom w:val="none"/>
-          <w:right w:val="none"/>
+          <w:left w:val="none" w:color="000000" w:sz="4" w:space="0"/>
+          <w:bottom w:val="none" w:color="000000" w:sz="4" w:space="0"/>
+          <w:right w:val="none" w:color="000000" w:sz="4" w:space="0"/>
         </w:tcBorders>
       </w:tcPr>
     </w:tblStylePr>
@@ -17838,9 +18509,9 @@
       </w:tcPr>
     </w:tblStylePr>
   </w:style>
-  <w:style w:type="table" w:styleId="67">
+  <w:style w:type="table" w:styleId="777">
     <w:name w:val="List Table 1 Light"/>
-    <w:basedOn w:val="661"/>
+    <w:basedOn w:val="906"/>
     <w:uiPriority w:val="99"/>
     <w:pPr>
       <w:pBdr/>
@@ -18054,9 +18725,9 @@
       </w:tcPr>
     </w:tblStylePr>
   </w:style>
-  <w:style w:type="table" w:styleId="68">
+  <w:style w:type="table" w:styleId="778">
     <w:name w:val="List Table 1 Light - Accent 1"/>
-    <w:basedOn w:val="661"/>
+    <w:basedOn w:val="906"/>
     <w:uiPriority w:val="99"/>
     <w:pPr>
       <w:pBdr/>
@@ -18270,9 +18941,9 @@
       </w:tcPr>
     </w:tblStylePr>
   </w:style>
-  <w:style w:type="table" w:styleId="69">
+  <w:style w:type="table" w:styleId="779">
     <w:name w:val="List Table 1 Light - Accent 2"/>
-    <w:basedOn w:val="661"/>
+    <w:basedOn w:val="906"/>
     <w:uiPriority w:val="99"/>
     <w:pPr>
       <w:pBdr/>
@@ -18486,9 +19157,9 @@
       </w:tcPr>
     </w:tblStylePr>
   </w:style>
-  <w:style w:type="table" w:styleId="70">
+  <w:style w:type="table" w:styleId="780">
     <w:name w:val="List Table 1 Light - Accent 3"/>
-    <w:basedOn w:val="661"/>
+    <w:basedOn w:val="906"/>
     <w:uiPriority w:val="99"/>
     <w:pPr>
       <w:pBdr/>
@@ -18702,9 +19373,9 @@
       </w:tcPr>
     </w:tblStylePr>
   </w:style>
-  <w:style w:type="table" w:styleId="71">
+  <w:style w:type="table" w:styleId="781">
     <w:name w:val="List Table 1 Light - Accent 4"/>
-    <w:basedOn w:val="661"/>
+    <w:basedOn w:val="906"/>
     <w:uiPriority w:val="99"/>
     <w:pPr>
       <w:pBdr/>
@@ -18918,9 +19589,9 @@
       </w:tcPr>
     </w:tblStylePr>
   </w:style>
-  <w:style w:type="table" w:styleId="72">
+  <w:style w:type="table" w:styleId="782">
     <w:name w:val="List Table 1 Light - Accent 5"/>
-    <w:basedOn w:val="661"/>
+    <w:basedOn w:val="906"/>
     <w:uiPriority w:val="99"/>
     <w:pPr>
       <w:pBdr/>
@@ -19134,9 +19805,9 @@
       </w:tcPr>
     </w:tblStylePr>
   </w:style>
-  <w:style w:type="table" w:styleId="73">
+  <w:style w:type="table" w:styleId="783">
     <w:name w:val="List Table 1 Light - Accent 6"/>
-    <w:basedOn w:val="661"/>
+    <w:basedOn w:val="906"/>
     <w:uiPriority w:val="99"/>
     <w:pPr>
       <w:pBdr/>
@@ -19350,9 +20021,9 @@
       </w:tcPr>
     </w:tblStylePr>
   </w:style>
-  <w:style w:type="table" w:styleId="74">
+  <w:style w:type="table" w:styleId="784">
     <w:name w:val="List Table 2"/>
-    <w:basedOn w:val="661"/>
+    <w:basedOn w:val="906"/>
     <w:uiPriority w:val="99"/>
     <w:pPr>
       <w:pBdr/>
@@ -19588,9 +20259,9 @@
       </w:tcPr>
     </w:tblStylePr>
   </w:style>
-  <w:style w:type="table" w:styleId="75">
+  <w:style w:type="table" w:styleId="785">
     <w:name w:val="List Table 2 - Accent 1"/>
-    <w:basedOn w:val="661"/>
+    <w:basedOn w:val="906"/>
     <w:uiPriority w:val="99"/>
     <w:pPr>
       <w:pBdr/>
@@ -19826,9 +20497,9 @@
       </w:tcPr>
     </w:tblStylePr>
   </w:style>
-  <w:style w:type="table" w:styleId="76">
+  <w:style w:type="table" w:styleId="786">
     <w:name w:val="List Table 2 - Accent 2"/>
-    <w:basedOn w:val="661"/>
+    <w:basedOn w:val="906"/>
     <w:uiPriority w:val="99"/>
     <w:pPr>
       <w:pBdr/>
@@ -20064,9 +20735,9 @@
       </w:tcPr>
     </w:tblStylePr>
   </w:style>
-  <w:style w:type="table" w:styleId="77">
+  <w:style w:type="table" w:styleId="787">
     <w:name w:val="List Table 2 - Accent 3"/>
-    <w:basedOn w:val="661"/>
+    <w:basedOn w:val="906"/>
     <w:uiPriority w:val="99"/>
     <w:pPr>
       <w:pBdr/>
@@ -20302,9 +20973,9 @@
       </w:tcPr>
     </w:tblStylePr>
   </w:style>
-  <w:style w:type="table" w:styleId="78">
+  <w:style w:type="table" w:styleId="788">
     <w:name w:val="List Table 2 - Accent 4"/>
-    <w:basedOn w:val="661"/>
+    <w:basedOn w:val="906"/>
     <w:uiPriority w:val="99"/>
     <w:pPr>
       <w:pBdr/>
@@ -20540,9 +21211,9 @@
       </w:tcPr>
     </w:tblStylePr>
   </w:style>
-  <w:style w:type="table" w:styleId="79">
+  <w:style w:type="table" w:styleId="789">
     <w:name w:val="List Table 2 - Accent 5"/>
-    <w:basedOn w:val="661"/>
+    <w:basedOn w:val="906"/>
     <w:uiPriority w:val="99"/>
     <w:pPr>
       <w:pBdr/>
@@ -20778,9 +21449,9 @@
       </w:tcPr>
     </w:tblStylePr>
   </w:style>
-  <w:style w:type="table" w:styleId="80">
+  <w:style w:type="table" w:styleId="790">
     <w:name w:val="List Table 2 - Accent 6"/>
-    <w:basedOn w:val="661"/>
+    <w:basedOn w:val="906"/>
     <w:uiPriority w:val="99"/>
     <w:pPr>
       <w:pBdr/>
@@ -21016,9 +21687,9 @@
       </w:tcPr>
     </w:tblStylePr>
   </w:style>
-  <w:style w:type="table" w:styleId="81">
+  <w:style w:type="table" w:styleId="791">
     <w:name w:val="List Table 3"/>
-    <w:basedOn w:val="661"/>
+    <w:basedOn w:val="906"/>
     <w:uiPriority w:val="99"/>
     <w:pPr>
       <w:pBdr/>
@@ -21244,9 +21915,9 @@
       </w:tcPr>
     </w:tblStylePr>
   </w:style>
-  <w:style w:type="table" w:styleId="82">
+  <w:style w:type="table" w:styleId="792">
     <w:name w:val="List Table 3 - Accent 1"/>
-    <w:basedOn w:val="661"/>
+    <w:basedOn w:val="906"/>
     <w:uiPriority w:val="99"/>
     <w:pPr>
       <w:pBdr/>
@@ -21472,9 +22143,9 @@
       </w:tcPr>
     </w:tblStylePr>
   </w:style>
-  <w:style w:type="table" w:styleId="83">
+  <w:style w:type="table" w:styleId="793">
     <w:name w:val="List Table 3 - Accent 2"/>
-    <w:basedOn w:val="661"/>
+    <w:basedOn w:val="906"/>
     <w:uiPriority w:val="99"/>
     <w:pPr>
       <w:pBdr/>
@@ -21700,9 +22371,9 @@
       </w:tcPr>
     </w:tblStylePr>
   </w:style>
-  <w:style w:type="table" w:styleId="84">
+  <w:style w:type="table" w:styleId="794">
     <w:name w:val="List Table 3 - Accent 3"/>
-    <w:basedOn w:val="661"/>
+    <w:basedOn w:val="906"/>
     <w:uiPriority w:val="99"/>
     <w:pPr>
       <w:pBdr/>
@@ -21928,9 +22599,9 @@
       </w:tcPr>
     </w:tblStylePr>
   </w:style>
-  <w:style w:type="table" w:styleId="85">
+  <w:style w:type="table" w:styleId="795">
     <w:name w:val="List Table 3 - Accent 4"/>
-    <w:basedOn w:val="661"/>
+    <w:basedOn w:val="906"/>
     <w:uiPriority w:val="99"/>
     <w:pPr>
       <w:pBdr/>
@@ -22156,9 +22827,9 @@
       </w:tcPr>
     </w:tblStylePr>
   </w:style>
-  <w:style w:type="table" w:styleId="86">
+  <w:style w:type="table" w:styleId="796">
     <w:name w:val="List Table 3 - Accent 5"/>
-    <w:basedOn w:val="661"/>
+    <w:basedOn w:val="906"/>
     <w:uiPriority w:val="99"/>
     <w:pPr>
       <w:pBdr/>
@@ -22384,9 +23055,9 @@
       </w:tcPr>
     </w:tblStylePr>
   </w:style>
-  <w:style w:type="table" w:styleId="87">
+  <w:style w:type="table" w:styleId="797">
     <w:name w:val="List Table 3 - Accent 6"/>
-    <w:basedOn w:val="661"/>
+    <w:basedOn w:val="906"/>
     <w:uiPriority w:val="99"/>
     <w:pPr>
       <w:pBdr/>
@@ -22612,9 +23283,9 @@
       </w:tcPr>
     </w:tblStylePr>
   </w:style>
-  <w:style w:type="table" w:styleId="88">
+  <w:style w:type="table" w:styleId="798">
     <w:name w:val="List Table 4"/>
-    <w:basedOn w:val="661"/>
+    <w:basedOn w:val="906"/>
     <w:uiPriority w:val="99"/>
     <w:pPr>
       <w:pBdr/>
@@ -22837,9 +23508,9 @@
       </w:tcPr>
     </w:tblStylePr>
   </w:style>
-  <w:style w:type="table" w:styleId="89">
+  <w:style w:type="table" w:styleId="799">
     <w:name w:val="List Table 4 - Accent 1"/>
-    <w:basedOn w:val="661"/>
+    <w:basedOn w:val="906"/>
     <w:uiPriority w:val="99"/>
     <w:pPr>
       <w:pBdr/>
@@ -23062,9 +23733,9 @@
       </w:tcPr>
     </w:tblStylePr>
   </w:style>
-  <w:style w:type="table" w:styleId="90">
+  <w:style w:type="table" w:styleId="800">
     <w:name w:val="List Table 4 - Accent 2"/>
-    <w:basedOn w:val="661"/>
+    <w:basedOn w:val="906"/>
     <w:uiPriority w:val="99"/>
     <w:pPr>
       <w:pBdr/>
@@ -23287,9 +23958,9 @@
       </w:tcPr>
     </w:tblStylePr>
   </w:style>
-  <w:style w:type="table" w:styleId="91">
+  <w:style w:type="table" w:styleId="801">
     <w:name w:val="List Table 4 - Accent 3"/>
-    <w:basedOn w:val="661"/>
+    <w:basedOn w:val="906"/>
     <w:uiPriority w:val="99"/>
     <w:pPr>
       <w:pBdr/>
@@ -23512,9 +24183,9 @@
       </w:tcPr>
     </w:tblStylePr>
   </w:style>
-  <w:style w:type="table" w:styleId="92">
+  <w:style w:type="table" w:styleId="802">
     <w:name w:val="List Table 4 - Accent 4"/>
-    <w:basedOn w:val="661"/>
+    <w:basedOn w:val="906"/>
     <w:uiPriority w:val="99"/>
     <w:pPr>
       <w:pBdr/>
@@ -23737,9 +24408,9 @@
       </w:tcPr>
     </w:tblStylePr>
   </w:style>
-  <w:style w:type="table" w:styleId="93">
+  <w:style w:type="table" w:styleId="803">
     <w:name w:val="List Table 4 - Accent 5"/>
-    <w:basedOn w:val="661"/>
+    <w:basedOn w:val="906"/>
     <w:uiPriority w:val="99"/>
     <w:pPr>
       <w:pBdr/>
@@ -23962,9 +24633,9 @@
       </w:tcPr>
     </w:tblStylePr>
   </w:style>
-  <w:style w:type="table" w:styleId="94">
+  <w:style w:type="table" w:styleId="804">
     <w:name w:val="List Table 4 - Accent 6"/>
-    <w:basedOn w:val="661"/>
+    <w:basedOn w:val="906"/>
     <w:uiPriority w:val="99"/>
     <w:pPr>
       <w:pBdr/>
@@ -24187,9 +24858,9 @@
       </w:tcPr>
     </w:tblStylePr>
   </w:style>
-  <w:style w:type="table" w:styleId="95">
+  <w:style w:type="table" w:styleId="805">
     <w:name w:val="List Table 5 Dark"/>
-    <w:basedOn w:val="661"/>
+    <w:basedOn w:val="906"/>
     <w:uiPriority w:val="99"/>
     <w:pPr>
       <w:pBdr/>
@@ -24429,9 +25100,9 @@
       </w:tcPr>
     </w:tblStylePr>
   </w:style>
-  <w:style w:type="table" w:styleId="96">
+  <w:style w:type="table" w:styleId="806">
     <w:name w:val="List Table 5 Dark - Accent 1"/>
-    <w:basedOn w:val="661"/>
+    <w:basedOn w:val="906"/>
     <w:uiPriority w:val="99"/>
     <w:pPr>
       <w:pBdr/>
@@ -24671,9 +25342,9 @@
       </w:tcPr>
     </w:tblStylePr>
   </w:style>
-  <w:style w:type="table" w:styleId="97">
+  <w:style w:type="table" w:styleId="807">
     <w:name w:val="List Table 5 Dark - Accent 2"/>
-    <w:basedOn w:val="661"/>
+    <w:basedOn w:val="906"/>
     <w:uiPriority w:val="99"/>
     <w:pPr>
       <w:pBdr/>
@@ -24913,9 +25584,9 @@
       </w:tcPr>
     </w:tblStylePr>
   </w:style>
-  <w:style w:type="table" w:styleId="98">
+  <w:style w:type="table" w:styleId="808">
     <w:name w:val="List Table 5 Dark - Accent 3"/>
-    <w:basedOn w:val="661"/>
+    <w:basedOn w:val="906"/>
     <w:uiPriority w:val="99"/>
     <w:pPr>
       <w:pBdr/>
@@ -25155,9 +25826,9 @@
       </w:tcPr>
     </w:tblStylePr>
   </w:style>
-  <w:style w:type="table" w:styleId="99">
+  <w:style w:type="table" w:styleId="809">
     <w:name w:val="List Table 5 Dark - Accent 4"/>
-    <w:basedOn w:val="661"/>
+    <w:basedOn w:val="906"/>
     <w:uiPriority w:val="99"/>
     <w:pPr>
       <w:pBdr/>
@@ -25397,9 +26068,9 @@
       </w:tcPr>
     </w:tblStylePr>
   </w:style>
-  <w:style w:type="table" w:styleId="100">
+  <w:style w:type="table" w:styleId="810">
     <w:name w:val="List Table 5 Dark - Accent 5"/>
-    <w:basedOn w:val="661"/>
+    <w:basedOn w:val="906"/>
     <w:uiPriority w:val="99"/>
     <w:pPr>
       <w:pBdr/>
@@ -25639,9 +26310,9 @@
       </w:tcPr>
     </w:tblStylePr>
   </w:style>
-  <w:style w:type="table" w:styleId="101">
+  <w:style w:type="table" w:styleId="811">
     <w:name w:val="List Table 5 Dark - Accent 6"/>
-    <w:basedOn w:val="661"/>
+    <w:basedOn w:val="906"/>
     <w:uiPriority w:val="99"/>
     <w:pPr>
       <w:pBdr/>
@@ -25881,9 +26552,9 @@
       </w:tcPr>
     </w:tblStylePr>
   </w:style>
-  <w:style w:type="table" w:styleId="102">
+  <w:style w:type="table" w:styleId="812">
     <w:name w:val="List Table 6 Colorful"/>
-    <w:basedOn w:val="661"/>
+    <w:basedOn w:val="906"/>
     <w:uiPriority w:val="99"/>
     <w:pPr>
       <w:pBdr/>
@@ -26104,9 +26775,9 @@
       </w:tcPr>
     </w:tblStylePr>
   </w:style>
-  <w:style w:type="table" w:styleId="103">
+  <w:style w:type="table" w:styleId="813">
     <w:name w:val="List Table 6 Colorful - Accent 1"/>
-    <w:basedOn w:val="661"/>
+    <w:basedOn w:val="906"/>
     <w:uiPriority w:val="99"/>
     <w:pPr>
       <w:pBdr/>
@@ -26327,9 +26998,9 @@
       </w:tcPr>
     </w:tblStylePr>
   </w:style>
-  <w:style w:type="table" w:styleId="104">
+  <w:style w:type="table" w:styleId="814">
     <w:name w:val="List Table 6 Colorful - Accent 2"/>
-    <w:basedOn w:val="661"/>
+    <w:basedOn w:val="906"/>
     <w:uiPriority w:val="99"/>
     <w:pPr>
       <w:pBdr/>
@@ -26550,9 +27221,9 @@
       </w:tcPr>
     </w:tblStylePr>
   </w:style>
-  <w:style w:type="table" w:styleId="105">
+  <w:style w:type="table" w:styleId="815">
     <w:name w:val="List Table 6 Colorful - Accent 3"/>
-    <w:basedOn w:val="661"/>
+    <w:basedOn w:val="906"/>
     <w:uiPriority w:val="99"/>
     <w:pPr>
       <w:pBdr/>
@@ -26773,9 +27444,9 @@
       </w:tcPr>
     </w:tblStylePr>
   </w:style>
-  <w:style w:type="table" w:styleId="106">
+  <w:style w:type="table" w:styleId="816">
     <w:name w:val="List Table 6 Colorful - Accent 4"/>
-    <w:basedOn w:val="661"/>
+    <w:basedOn w:val="906"/>
     <w:uiPriority w:val="99"/>
     <w:pPr>
       <w:pBdr/>
@@ -26996,9 +27667,9 @@
       </w:tcPr>
     </w:tblStylePr>
   </w:style>
-  <w:style w:type="table" w:styleId="107">
+  <w:style w:type="table" w:styleId="817">
     <w:name w:val="List Table 6 Colorful - Accent 5"/>
-    <w:basedOn w:val="661"/>
+    <w:basedOn w:val="906"/>
     <w:uiPriority w:val="99"/>
     <w:pPr>
       <w:pBdr/>
@@ -27219,9 +27890,9 @@
       </w:tcPr>
     </w:tblStylePr>
   </w:style>
-  <w:style w:type="table" w:styleId="108">
+  <w:style w:type="table" w:styleId="818">
     <w:name w:val="List Table 6 Colorful - Accent 6"/>
-    <w:basedOn w:val="661"/>
+    <w:basedOn w:val="906"/>
     <w:uiPriority w:val="99"/>
     <w:pPr>
       <w:pBdr/>
@@ -27442,9 +28113,9 @@
       </w:tcPr>
     </w:tblStylePr>
   </w:style>
-  <w:style w:type="table" w:styleId="109">
+  <w:style w:type="table" w:styleId="819">
     <w:name w:val="List Table 7 Colorful"/>
-    <w:basedOn w:val="661"/>
+    <w:basedOn w:val="906"/>
     <w:uiPriority w:val="99"/>
     <w:pPr>
       <w:pBdr/>
@@ -27543,11 +28214,11 @@
         <w:tblBorders/>
       </w:tblPr>
       <w:tcPr>
-        <w:shd w:color="ffffff"/>
+        <w:shd w:val="clear" w:color="ffffff"/>
         <w:tcBorders>
-          <w:top w:val="none"/>
-          <w:left w:val="none"/>
-          <w:bottom w:val="none"/>
+          <w:top w:val="none" w:color="000000" w:sz="4" w:space="0"/>
+          <w:left w:val="none" w:color="000000" w:sz="4" w:space="0"/>
+          <w:bottom w:val="none" w:color="000000" w:sz="4" w:space="0"/>
           <w:right w:val="single" w:color="000000" w:themeColor="text1" w:themeTint="80" w:sz="4" w:space="0"/>
         </w:tcBorders>
       </w:tcPr>
@@ -27570,10 +28241,10 @@
       <w:tcPr>
         <w:shd w:val="clear" w:color="ffffff" w:themeColor="light1" w:fill="ffffff" w:themeFill="light1"/>
         <w:tcBorders>
-          <w:top w:val="none"/>
-          <w:left w:val="none"/>
+          <w:top w:val="none" w:color="000000" w:sz="4" w:space="0"/>
+          <w:left w:val="none" w:color="000000" w:sz="4" w:space="0"/>
           <w:bottom w:val="single" w:color="000000" w:themeColor="text1" w:themeTint="80" w:sz="4" w:space="0"/>
-          <w:right w:val="none"/>
+          <w:right w:val="none" w:color="000000" w:sz="4" w:space="0"/>
         </w:tcBorders>
       </w:tcPr>
     </w:tblStylePr>
@@ -27593,12 +28264,12 @@
         <w:tblBorders/>
       </w:tblPr>
       <w:tcPr>
-        <w:shd w:color="ffffff"/>
+        <w:shd w:val="clear" w:color="ffffff"/>
         <w:tcBorders>
-          <w:top w:val="none"/>
+          <w:top w:val="none" w:color="000000" w:sz="4" w:space="0"/>
           <w:left w:val="single" w:color="000000" w:themeColor="text1" w:themeTint="80" w:sz="4" w:space="0"/>
-          <w:bottom w:val="none"/>
-          <w:right w:val="none"/>
+          <w:bottom w:val="none" w:color="000000" w:sz="4" w:space="0"/>
+          <w:right w:val="none" w:color="000000" w:sz="4" w:space="0"/>
         </w:tcBorders>
       </w:tcPr>
     </w:tblStylePr>
@@ -27621,9 +28292,9 @@
         <w:shd w:val="clear" w:color="ffffff" w:themeColor="light1" w:fill="ffffff" w:themeFill="light1"/>
         <w:tcBorders>
           <w:top w:val="single" w:color="000000" w:themeColor="text1" w:themeTint="80" w:sz="4" w:space="0"/>
-          <w:left w:val="none"/>
-          <w:bottom w:val="none"/>
-          <w:right w:val="none"/>
+          <w:left w:val="none" w:color="000000" w:sz="4" w:space="0"/>
+          <w:bottom w:val="none" w:color="000000" w:sz="4" w:space="0"/>
+          <w:right w:val="none" w:color="000000" w:sz="4" w:space="0"/>
         </w:tcBorders>
       </w:tcPr>
     </w:tblStylePr>
@@ -27698,9 +28369,9 @@
       </w:tcPr>
     </w:tblStylePr>
   </w:style>
-  <w:style w:type="table" w:styleId="110">
+  <w:style w:type="table" w:styleId="820">
     <w:name w:val="List Table 7 Colorful - Accent 1"/>
-    <w:basedOn w:val="661"/>
+    <w:basedOn w:val="906"/>
     <w:uiPriority w:val="99"/>
     <w:pPr>
       <w:pBdr/>
@@ -27799,11 +28470,11 @@
         <w:tblBorders/>
       </w:tblPr>
       <w:tcPr>
-        <w:shd w:color="ffffff"/>
+        <w:shd w:val="clear" w:color="ffffff"/>
         <w:tcBorders>
-          <w:top w:val="none"/>
-          <w:left w:val="none"/>
-          <w:bottom w:val="none"/>
+          <w:top w:val="none" w:color="000000" w:sz="4" w:space="0"/>
+          <w:left w:val="none" w:color="000000" w:sz="4" w:space="0"/>
+          <w:bottom w:val="none" w:color="000000" w:sz="4" w:space="0"/>
           <w:right w:val="single" w:color="000000" w:themeColor="accent1" w:sz="4" w:space="0"/>
         </w:tcBorders>
       </w:tcPr>
@@ -27826,10 +28497,10 @@
       <w:tcPr>
         <w:shd w:val="clear" w:color="ffffff" w:themeColor="light1" w:fill="ffffff" w:themeFill="light1"/>
         <w:tcBorders>
-          <w:top w:val="none"/>
-          <w:left w:val="none"/>
+          <w:top w:val="none" w:color="000000" w:sz="4" w:space="0"/>
+          <w:left w:val="none" w:color="000000" w:sz="4" w:space="0"/>
           <w:bottom w:val="single" w:color="000000" w:themeColor="accent1" w:sz="4" w:space="0"/>
-          <w:right w:val="none"/>
+          <w:right w:val="none" w:color="000000" w:sz="4" w:space="0"/>
         </w:tcBorders>
       </w:tcPr>
     </w:tblStylePr>
@@ -27849,12 +28520,12 @@
         <w:tblBorders/>
       </w:tblPr>
       <w:tcPr>
-        <w:shd w:color="ffffff"/>
+        <w:shd w:val="clear" w:color="ffffff"/>
         <w:tcBorders>
-          <w:top w:val="none"/>
+          <w:top w:val="none" w:color="000000" w:sz="4" w:space="0"/>
           <w:left w:val="single" w:color="000000" w:themeColor="accent1" w:sz="4" w:space="0"/>
-          <w:bottom w:val="none"/>
-          <w:right w:val="none"/>
+          <w:bottom w:val="none" w:color="000000" w:sz="4" w:space="0"/>
+          <w:right w:val="none" w:color="000000" w:sz="4" w:space="0"/>
         </w:tcBorders>
       </w:tcPr>
     </w:tblStylePr>
@@ -27877,9 +28548,9 @@
         <w:shd w:val="clear" w:color="ffffff" w:themeColor="light1" w:fill="ffffff" w:themeFill="light1"/>
         <w:tcBorders>
           <w:top w:val="single" w:color="000000" w:themeColor="accent1" w:sz="4" w:space="0"/>
-          <w:left w:val="none"/>
-          <w:bottom w:val="none"/>
-          <w:right w:val="none"/>
+          <w:left w:val="none" w:color="000000" w:sz="4" w:space="0"/>
+          <w:bottom w:val="none" w:color="000000" w:sz="4" w:space="0"/>
+          <w:right w:val="none" w:color="000000" w:sz="4" w:space="0"/>
         </w:tcBorders>
       </w:tcPr>
     </w:tblStylePr>
@@ -27954,9 +28625,9 @@
       </w:tcPr>
     </w:tblStylePr>
   </w:style>
-  <w:style w:type="table" w:styleId="111">
+  <w:style w:type="table" w:styleId="821">
     <w:name w:val="List Table 7 Colorful - Accent 2"/>
-    <w:basedOn w:val="661"/>
+    <w:basedOn w:val="906"/>
     <w:uiPriority w:val="99"/>
     <w:pPr>
       <w:pBdr/>
@@ -28055,11 +28726,11 @@
         <w:tblBorders/>
       </w:tblPr>
       <w:tcPr>
-        <w:shd w:color="ffffff"/>
+        <w:shd w:val="clear" w:color="ffffff"/>
         <w:tcBorders>
-          <w:top w:val="none"/>
-          <w:left w:val="none"/>
-          <w:bottom w:val="none"/>
+          <w:top w:val="none" w:color="000000" w:sz="4" w:space="0"/>
+          <w:left w:val="none" w:color="000000" w:sz="4" w:space="0"/>
+          <w:bottom w:val="none" w:color="000000" w:sz="4" w:space="0"/>
           <w:right w:val="single" w:color="000000" w:themeColor="accent2" w:themeTint="97" w:sz="4" w:space="0"/>
         </w:tcBorders>
       </w:tcPr>
@@ -28082,10 +28753,10 @@
       <w:tcPr>
         <w:shd w:val="clear" w:color="ffffff" w:themeColor="light1" w:fill="ffffff" w:themeFill="light1"/>
         <w:tcBorders>
-          <w:top w:val="none"/>
-          <w:left w:val="none"/>
+          <w:top w:val="none" w:color="000000" w:sz="4" w:space="0"/>
+          <w:left w:val="none" w:color="000000" w:sz="4" w:space="0"/>
           <w:bottom w:val="single" w:color="000000" w:themeColor="accent2" w:themeTint="97" w:sz="4" w:space="0"/>
-          <w:right w:val="none"/>
+          <w:right w:val="none" w:color="000000" w:sz="4" w:space="0"/>
         </w:tcBorders>
       </w:tcPr>
     </w:tblStylePr>
@@ -28105,12 +28776,12 @@
         <w:tblBorders/>
       </w:tblPr>
       <w:tcPr>
-        <w:shd w:color="ffffff"/>
+        <w:shd w:val="clear" w:color="ffffff"/>
         <w:tcBorders>
-          <w:top w:val="none"/>
+          <w:top w:val="none" w:color="000000" w:sz="4" w:space="0"/>
           <w:left w:val="single" w:color="000000" w:themeColor="accent2" w:themeTint="97" w:sz="4" w:space="0"/>
-          <w:bottom w:val="none"/>
-          <w:right w:val="none"/>
+          <w:bottom w:val="none" w:color="000000" w:sz="4" w:space="0"/>
+          <w:right w:val="none" w:color="000000" w:sz="4" w:space="0"/>
         </w:tcBorders>
       </w:tcPr>
     </w:tblStylePr>
@@ -28133,9 +28804,9 @@
         <w:shd w:val="clear" w:color="ffffff" w:themeColor="light1" w:fill="ffffff" w:themeFill="light1"/>
         <w:tcBorders>
           <w:top w:val="single" w:color="000000" w:themeColor="accent2" w:themeTint="97" w:sz="4" w:space="0"/>
-          <w:left w:val="none"/>
-          <w:bottom w:val="none"/>
-          <w:right w:val="none"/>
+          <w:left w:val="none" w:color="000000" w:sz="4" w:space="0"/>
+          <w:bottom w:val="none" w:color="000000" w:sz="4" w:space="0"/>
+          <w:right w:val="none" w:color="000000" w:sz="4" w:space="0"/>
         </w:tcBorders>
       </w:tcPr>
     </w:tblStylePr>
@@ -28210,9 +28881,9 @@
       </w:tcPr>
     </w:tblStylePr>
   </w:style>
-  <w:style w:type="table" w:styleId="112">
+  <w:style w:type="table" w:styleId="822">
     <w:name w:val="List Table 7 Colorful - Accent 3"/>
-    <w:basedOn w:val="661"/>
+    <w:basedOn w:val="906"/>
     <w:uiPriority w:val="99"/>
     <w:pPr>
       <w:pBdr/>
@@ -28311,11 +28982,11 @@
         <w:tblBorders/>
       </w:tblPr>
       <w:tcPr>
-        <w:shd w:color="ffffff"/>
+        <w:shd w:val="clear" w:color="ffffff"/>
         <w:tcBorders>
-          <w:top w:val="none"/>
-          <w:left w:val="none"/>
-          <w:bottom w:val="none"/>
+          <w:top w:val="none" w:color="000000" w:sz="4" w:space="0"/>
+          <w:left w:val="none" w:color="000000" w:sz="4" w:space="0"/>
+          <w:bottom w:val="none" w:color="000000" w:sz="4" w:space="0"/>
           <w:right w:val="single" w:color="000000" w:themeColor="accent3" w:themeTint="98" w:sz="4" w:space="0"/>
         </w:tcBorders>
       </w:tcPr>
@@ -28338,10 +29009,10 @@
       <w:tcPr>
         <w:shd w:val="clear" w:color="ffffff" w:themeColor="light1" w:fill="ffffff" w:themeFill="light1"/>
         <w:tcBorders>
-          <w:top w:val="none"/>
-          <w:left w:val="none"/>
+          <w:top w:val="none" w:color="000000" w:sz="4" w:space="0"/>
+          <w:left w:val="none" w:color="000000" w:sz="4" w:space="0"/>
           <w:bottom w:val="single" w:color="000000" w:themeColor="accent3" w:themeTint="98" w:sz="4" w:space="0"/>
-          <w:right w:val="none"/>
+          <w:right w:val="none" w:color="000000" w:sz="4" w:space="0"/>
         </w:tcBorders>
       </w:tcPr>
     </w:tblStylePr>
@@ -28361,12 +29032,12 @@
         <w:tblBorders/>
       </w:tblPr>
       <w:tcPr>
-        <w:shd w:color="ffffff"/>
+        <w:shd w:val="clear" w:color="ffffff"/>
         <w:tcBorders>
-          <w:top w:val="none"/>
+          <w:top w:val="none" w:color="000000" w:sz="4" w:space="0"/>
           <w:left w:val="single" w:color="000000" w:themeColor="accent3" w:themeTint="98" w:sz="4" w:space="0"/>
-          <w:bottom w:val="none"/>
-          <w:right w:val="none"/>
+          <w:bottom w:val="none" w:color="000000" w:sz="4" w:space="0"/>
+          <w:right w:val="none" w:color="000000" w:sz="4" w:space="0"/>
         </w:tcBorders>
       </w:tcPr>
     </w:tblStylePr>
@@ -28389,9 +29060,9 @@
         <w:shd w:val="clear" w:color="ffffff" w:themeColor="light1" w:fill="ffffff" w:themeFill="light1"/>
         <w:tcBorders>
           <w:top w:val="single" w:color="000000" w:themeColor="accent3" w:themeTint="98" w:sz="4" w:space="0"/>
-          <w:left w:val="none"/>
-          <w:bottom w:val="none"/>
-          <w:right w:val="none"/>
+          <w:left w:val="none" w:color="000000" w:sz="4" w:space="0"/>
+          <w:bottom w:val="none" w:color="000000" w:sz="4" w:space="0"/>
+          <w:right w:val="none" w:color="000000" w:sz="4" w:space="0"/>
         </w:tcBorders>
       </w:tcPr>
     </w:tblStylePr>
@@ -28466,9 +29137,9 @@
       </w:tcPr>
     </w:tblStylePr>
   </w:style>
-  <w:style w:type="table" w:styleId="113">
+  <w:style w:type="table" w:styleId="823">
     <w:name w:val="List Table 7 Colorful - Accent 4"/>
-    <w:basedOn w:val="661"/>
+    <w:basedOn w:val="906"/>
     <w:uiPriority w:val="99"/>
     <w:pPr>
       <w:pBdr/>
@@ -28567,11 +29238,11 @@
         <w:tblBorders/>
       </w:tblPr>
       <w:tcPr>
-        <w:shd w:color="ffffff"/>
+        <w:shd w:val="clear" w:color="ffffff"/>
         <w:tcBorders>
-          <w:top w:val="none"/>
-          <w:left w:val="none"/>
-          <w:bottom w:val="none"/>
+          <w:top w:val="none" w:color="000000" w:sz="4" w:space="0"/>
+          <w:left w:val="none" w:color="000000" w:sz="4" w:space="0"/>
+          <w:bottom w:val="none" w:color="000000" w:sz="4" w:space="0"/>
           <w:right w:val="single" w:color="000000" w:themeColor="accent4" w:themeTint="9A" w:sz="4" w:space="0"/>
         </w:tcBorders>
       </w:tcPr>
@@ -28594,10 +29265,10 @@
       <w:tcPr>
         <w:shd w:val="clear" w:color="ffffff" w:themeColor="light1" w:fill="ffffff" w:themeFill="light1"/>
         <w:tcBorders>
-          <w:top w:val="none"/>
-          <w:left w:val="none"/>
+          <w:top w:val="none" w:color="000000" w:sz="4" w:space="0"/>
+          <w:left w:val="none" w:color="000000" w:sz="4" w:space="0"/>
           <w:bottom w:val="single" w:color="000000" w:themeColor="accent4" w:themeTint="9A" w:sz="4" w:space="0"/>
-          <w:right w:val="none"/>
+          <w:right w:val="none" w:color="000000" w:sz="4" w:space="0"/>
         </w:tcBorders>
       </w:tcPr>
     </w:tblStylePr>
@@ -28617,12 +29288,12 @@
         <w:tblBorders/>
       </w:tblPr>
       <w:tcPr>
-        <w:shd w:color="ffffff"/>
+        <w:shd w:val="clear" w:color="ffffff"/>
         <w:tcBorders>
-          <w:top w:val="none"/>
+          <w:top w:val="none" w:color="000000" w:sz="4" w:space="0"/>
           <w:left w:val="single" w:color="000000" w:themeColor="accent4" w:themeTint="9A" w:sz="4" w:space="0"/>
-          <w:bottom w:val="none"/>
-          <w:right w:val="none"/>
+          <w:bottom w:val="none" w:color="000000" w:sz="4" w:space="0"/>
+          <w:right w:val="none" w:color="000000" w:sz="4" w:space="0"/>
         </w:tcBorders>
       </w:tcPr>
     </w:tblStylePr>
@@ -28645,9 +29316,9 @@
         <w:shd w:val="clear" w:color="ffffff" w:themeColor="light1" w:fill="ffffff" w:themeFill="light1"/>
         <w:tcBorders>
           <w:top w:val="single" w:color="000000" w:themeColor="accent4" w:themeTint="9A" w:sz="4" w:space="0"/>
-          <w:left w:val="none"/>
-          <w:bottom w:val="none"/>
-          <w:right w:val="none"/>
+          <w:left w:val="none" w:color="000000" w:sz="4" w:space="0"/>
+          <w:bottom w:val="none" w:color="000000" w:sz="4" w:space="0"/>
+          <w:right w:val="none" w:color="000000" w:sz="4" w:space="0"/>
         </w:tcBorders>
       </w:tcPr>
     </w:tblStylePr>
@@ -28722,9 +29393,9 @@
       </w:tcPr>
     </w:tblStylePr>
   </w:style>
-  <w:style w:type="table" w:styleId="114">
+  <w:style w:type="table" w:styleId="824">
     <w:name w:val="List Table 7 Colorful - Accent 5"/>
-    <w:basedOn w:val="661"/>
+    <w:basedOn w:val="906"/>
     <w:uiPriority w:val="99"/>
     <w:pPr>
       <w:pBdr/>
@@ -28823,11 +29494,11 @@
         <w:tblBorders/>
       </w:tblPr>
       <w:tcPr>
-        <w:shd w:color="ffffff"/>
+        <w:shd w:val="clear" w:color="ffffff"/>
         <w:tcBorders>
-          <w:top w:val="none"/>
-          <w:left w:val="none"/>
-          <w:bottom w:val="none"/>
+          <w:top w:val="none" w:color="000000" w:sz="4" w:space="0"/>
+          <w:left w:val="none" w:color="000000" w:sz="4" w:space="0"/>
+          <w:bottom w:val="none" w:color="000000" w:sz="4" w:space="0"/>
           <w:right w:val="single" w:color="000000" w:themeColor="accent5" w:themeTint="9A" w:sz="4" w:space="0"/>
         </w:tcBorders>
       </w:tcPr>
@@ -28850,10 +29521,10 @@
       <w:tcPr>
         <w:shd w:val="clear" w:color="ffffff" w:themeColor="light1" w:fill="ffffff" w:themeFill="light1"/>
         <w:tcBorders>
-          <w:top w:val="none"/>
-          <w:left w:val="none"/>
+          <w:top w:val="none" w:color="000000" w:sz="4" w:space="0"/>
+          <w:left w:val="none" w:color="000000" w:sz="4" w:space="0"/>
           <w:bottom w:val="single" w:color="000000" w:themeColor="accent5" w:themeTint="9A" w:sz="4" w:space="0"/>
-          <w:right w:val="none"/>
+          <w:right w:val="none" w:color="000000" w:sz="4" w:space="0"/>
         </w:tcBorders>
       </w:tcPr>
     </w:tblStylePr>
@@ -28873,12 +29544,12 @@
         <w:tblBorders/>
       </w:tblPr>
       <w:tcPr>
-        <w:shd w:color="ffffff"/>
+        <w:shd w:val="clear" w:color="ffffff"/>
         <w:tcBorders>
-          <w:top w:val="none"/>
+          <w:top w:val="none" w:color="000000" w:sz="4" w:space="0"/>
           <w:left w:val="single" w:color="000000" w:themeColor="accent5" w:themeTint="9A" w:sz="4" w:space="0"/>
-          <w:bottom w:val="none"/>
-          <w:right w:val="none"/>
+          <w:bottom w:val="none" w:color="000000" w:sz="4" w:space="0"/>
+          <w:right w:val="none" w:color="000000" w:sz="4" w:space="0"/>
         </w:tcBorders>
       </w:tcPr>
     </w:tblStylePr>
@@ -28901,9 +29572,9 @@
         <w:shd w:val="clear" w:color="ffffff" w:themeColor="light1" w:fill="ffffff" w:themeFill="light1"/>
         <w:tcBorders>
           <w:top w:val="single" w:color="000000" w:themeColor="accent5" w:themeTint="9A" w:sz="4" w:space="0"/>
-          <w:left w:val="none"/>
-          <w:bottom w:val="none"/>
-          <w:right w:val="none"/>
+          <w:left w:val="none" w:color="000000" w:sz="4" w:space="0"/>
+          <w:bottom w:val="none" w:color="000000" w:sz="4" w:space="0"/>
+          <w:right w:val="none" w:color="000000" w:sz="4" w:space="0"/>
         </w:tcBorders>
       </w:tcPr>
     </w:tblStylePr>
@@ -28978,9 +29649,9 @@
       </w:tcPr>
     </w:tblStylePr>
   </w:style>
-  <w:style w:type="table" w:styleId="115">
+  <w:style w:type="table" w:styleId="825">
     <w:name w:val="List Table 7 Colorful - Accent 6"/>
-    <w:basedOn w:val="661"/>
+    <w:basedOn w:val="906"/>
     <w:uiPriority w:val="99"/>
     <w:pPr>
       <w:pBdr/>
@@ -29079,11 +29750,11 @@
         <w:tblBorders/>
       </w:tblPr>
       <w:tcPr>
-        <w:shd w:color="ffffff"/>
+        <w:shd w:val="clear" w:color="ffffff"/>
         <w:tcBorders>
-          <w:top w:val="none"/>
-          <w:left w:val="none"/>
-          <w:bottom w:val="none"/>
+          <w:top w:val="none" w:color="000000" w:sz="4" w:space="0"/>
+          <w:left w:val="none" w:color="000000" w:sz="4" w:space="0"/>
+          <w:bottom w:val="none" w:color="000000" w:sz="4" w:space="0"/>
           <w:right w:val="single" w:color="000000" w:themeColor="accent6" w:themeTint="98" w:sz="4" w:space="0"/>
         </w:tcBorders>
       </w:tcPr>
@@ -29106,10 +29777,10 @@
       <w:tcPr>
         <w:shd w:val="clear" w:color="ffffff" w:themeColor="light1" w:fill="ffffff" w:themeFill="light1"/>
         <w:tcBorders>
-          <w:top w:val="none"/>
-          <w:left w:val="none"/>
+          <w:top w:val="none" w:color="000000" w:sz="4" w:space="0"/>
+          <w:left w:val="none" w:color="000000" w:sz="4" w:space="0"/>
           <w:bottom w:val="single" w:color="000000" w:themeColor="accent6" w:themeTint="98" w:sz="4" w:space="0"/>
-          <w:right w:val="none"/>
+          <w:right w:val="none" w:color="000000" w:sz="4" w:space="0"/>
         </w:tcBorders>
       </w:tcPr>
     </w:tblStylePr>
@@ -29129,12 +29800,12 @@
         <w:tblBorders/>
       </w:tblPr>
       <w:tcPr>
-        <w:shd w:color="ffffff"/>
+        <w:shd w:val="clear" w:color="ffffff"/>
         <w:tcBorders>
-          <w:top w:val="none"/>
+          <w:top w:val="none" w:color="000000" w:sz="4" w:space="0"/>
           <w:left w:val="single" w:color="000000" w:themeColor="accent6" w:themeTint="98" w:sz="4" w:space="0"/>
-          <w:bottom w:val="none"/>
-          <w:right w:val="none"/>
+          <w:bottom w:val="none" w:color="000000" w:sz="4" w:space="0"/>
+          <w:right w:val="none" w:color="000000" w:sz="4" w:space="0"/>
         </w:tcBorders>
       </w:tcPr>
     </w:tblStylePr>
@@ -29157,9 +29828,9 @@
         <w:shd w:val="clear" w:color="ffffff" w:themeColor="light1" w:fill="ffffff" w:themeFill="light1"/>
         <w:tcBorders>
           <w:top w:val="single" w:color="000000" w:themeColor="accent6" w:themeTint="98" w:sz="4" w:space="0"/>
-          <w:left w:val="none"/>
-          <w:bottom w:val="none"/>
-          <w:right w:val="none"/>
+          <w:left w:val="none" w:color="000000" w:sz="4" w:space="0"/>
+          <w:bottom w:val="none" w:color="000000" w:sz="4" w:space="0"/>
+          <w:right w:val="none" w:color="000000" w:sz="4" w:space="0"/>
         </w:tcBorders>
       </w:tcPr>
     </w:tblStylePr>
@@ -29234,9 +29905,9 @@
       </w:tcPr>
     </w:tblStylePr>
   </w:style>
-  <w:style w:type="table" w:styleId="116">
+  <w:style w:type="table" w:styleId="826">
     <w:name w:val="Lined - Accent"/>
-    <w:basedOn w:val="661"/>
+    <w:basedOn w:val="906"/>
     <w:uiPriority w:val="99"/>
     <w:pPr>
       <w:pBdr/>
@@ -29471,9 +30142,9 @@
       </w:tcPr>
     </w:tblStylePr>
   </w:style>
-  <w:style w:type="table" w:styleId="117">
+  <w:style w:type="table" w:styleId="827">
     <w:name w:val="Lined - Accent 1"/>
-    <w:basedOn w:val="661"/>
+    <w:basedOn w:val="906"/>
     <w:uiPriority w:val="99"/>
     <w:pPr>
       <w:pBdr/>
@@ -29708,9 +30379,9 @@
       </w:tcPr>
     </w:tblStylePr>
   </w:style>
-  <w:style w:type="table" w:styleId="118">
+  <w:style w:type="table" w:styleId="828">
     <w:name w:val="Lined - Accent 2"/>
-    <w:basedOn w:val="661"/>
+    <w:basedOn w:val="906"/>
     <w:uiPriority w:val="99"/>
     <w:pPr>
       <w:pBdr/>
@@ -29945,9 +30616,9 @@
       </w:tcPr>
     </w:tblStylePr>
   </w:style>
-  <w:style w:type="table" w:styleId="119">
+  <w:style w:type="table" w:styleId="829">
     <w:name w:val="Lined - Accent 3"/>
-    <w:basedOn w:val="661"/>
+    <w:basedOn w:val="906"/>
     <w:uiPriority w:val="99"/>
     <w:pPr>
       <w:pBdr/>
@@ -30182,9 +30853,9 @@
       </w:tcPr>
     </w:tblStylePr>
   </w:style>
-  <w:style w:type="table" w:styleId="120">
+  <w:style w:type="table" w:styleId="830">
     <w:name w:val="Lined - Accent 4"/>
-    <w:basedOn w:val="661"/>
+    <w:basedOn w:val="906"/>
     <w:uiPriority w:val="99"/>
     <w:pPr>
       <w:pBdr/>
@@ -30419,9 +31090,9 @@
       </w:tcPr>
     </w:tblStylePr>
   </w:style>
-  <w:style w:type="table" w:styleId="121">
+  <w:style w:type="table" w:styleId="831">
     <w:name w:val="Lined - Accent 5"/>
-    <w:basedOn w:val="661"/>
+    <w:basedOn w:val="906"/>
     <w:uiPriority w:val="99"/>
     <w:pPr>
       <w:pBdr/>
@@ -30656,9 +31327,9 @@
       </w:tcPr>
     </w:tblStylePr>
   </w:style>
-  <w:style w:type="table" w:styleId="122">
+  <w:style w:type="table" w:styleId="832">
     <w:name w:val="Lined - Accent 6"/>
-    <w:basedOn w:val="661"/>
+    <w:basedOn w:val="906"/>
     <w:uiPriority w:val="99"/>
     <w:pPr>
       <w:pBdr/>
@@ -30893,9 +31564,9 @@
       </w:tcPr>
     </w:tblStylePr>
   </w:style>
-  <w:style w:type="table" w:styleId="123">
+  <w:style w:type="table" w:styleId="833">
     <w:name w:val="Bordered &amp; Lined - Accent"/>
-    <w:basedOn w:val="661"/>
+    <w:basedOn w:val="906"/>
     <w:uiPriority w:val="99"/>
     <w:pPr>
       <w:pBdr/>
@@ -31137,9 +31808,9 @@
       </w:tcPr>
     </w:tblStylePr>
   </w:style>
-  <w:style w:type="table" w:styleId="124">
+  <w:style w:type="table" w:styleId="834">
     <w:name w:val="Bordered &amp; Lined - Accent 1"/>
-    <w:basedOn w:val="661"/>
+    <w:basedOn w:val="906"/>
     <w:uiPriority w:val="99"/>
     <w:pPr>
       <w:pBdr/>
@@ -31381,9 +32052,9 @@
       </w:tcPr>
     </w:tblStylePr>
   </w:style>
-  <w:style w:type="table" w:styleId="125">
+  <w:style w:type="table" w:styleId="835">
     <w:name w:val="Bordered &amp; Lined - Accent 2"/>
-    <w:basedOn w:val="661"/>
+    <w:basedOn w:val="906"/>
     <w:uiPriority w:val="99"/>
     <w:pPr>
       <w:pBdr/>
@@ -31625,9 +32296,9 @@
       </w:tcPr>
     </w:tblStylePr>
   </w:style>
-  <w:style w:type="table" w:styleId="126">
+  <w:style w:type="table" w:styleId="836">
     <w:name w:val="Bordered &amp; Lined - Accent 3"/>
-    <w:basedOn w:val="661"/>
+    <w:basedOn w:val="906"/>
     <w:uiPriority w:val="99"/>
     <w:pPr>
       <w:pBdr/>
@@ -31869,9 +32540,9 @@
       </w:tcPr>
     </w:tblStylePr>
   </w:style>
-  <w:style w:type="table" w:styleId="127">
+  <w:style w:type="table" w:styleId="837">
     <w:name w:val="Bordered &amp; Lined - Accent 4"/>
-    <w:basedOn w:val="661"/>
+    <w:basedOn w:val="906"/>
     <w:uiPriority w:val="99"/>
     <w:pPr>
       <w:pBdr/>
@@ -32113,9 +32784,9 @@
       </w:tcPr>
     </w:tblStylePr>
   </w:style>
-  <w:style w:type="table" w:styleId="128">
+  <w:style w:type="table" w:styleId="838">
     <w:name w:val="Bordered &amp; Lined - Accent 5"/>
-    <w:basedOn w:val="661"/>
+    <w:basedOn w:val="906"/>
     <w:uiPriority w:val="99"/>
     <w:pPr>
       <w:pBdr/>
@@ -32357,9 +33028,9 @@
       </w:tcPr>
     </w:tblStylePr>
   </w:style>
-  <w:style w:type="table" w:styleId="129">
+  <w:style w:type="table" w:styleId="839">
     <w:name w:val="Bordered &amp; Lined - Accent 6"/>
-    <w:basedOn w:val="661"/>
+    <w:basedOn w:val="906"/>
     <w:uiPriority w:val="99"/>
     <w:pPr>
       <w:pBdr/>
@@ -32601,9 +33272,9 @@
       </w:tcPr>
     </w:tblStylePr>
   </w:style>
-  <w:style w:type="table" w:styleId="130">
+  <w:style w:type="table" w:styleId="840">
     <w:name w:val="Bordered"/>
-    <w:basedOn w:val="661"/>
+    <w:basedOn w:val="906"/>
     <w:uiPriority w:val="99"/>
     <w:pPr>
       <w:pBdr/>
@@ -32832,9 +33503,9 @@
       </w:tcPr>
     </w:tblStylePr>
   </w:style>
-  <w:style w:type="table" w:styleId="131">
+  <w:style w:type="table" w:styleId="841">
     <w:name w:val="Bordered - Accent 1"/>
-    <w:basedOn w:val="661"/>
+    <w:basedOn w:val="906"/>
     <w:uiPriority w:val="99"/>
     <w:pPr>
       <w:pBdr/>
@@ -33063,9 +33734,9 @@
       </w:tcPr>
     </w:tblStylePr>
   </w:style>
-  <w:style w:type="table" w:styleId="132">
+  <w:style w:type="table" w:styleId="842">
     <w:name w:val="Bordered - Accent 2"/>
-    <w:basedOn w:val="661"/>
+    <w:basedOn w:val="906"/>
     <w:uiPriority w:val="99"/>
     <w:pPr>
       <w:pBdr/>
@@ -33294,9 +33965,9 @@
       </w:tcPr>
     </w:tblStylePr>
   </w:style>
-  <w:style w:type="table" w:styleId="133">
+  <w:style w:type="table" w:styleId="843">
     <w:name w:val="Bordered - Accent 3"/>
-    <w:basedOn w:val="661"/>
+    <w:basedOn w:val="906"/>
     <w:uiPriority w:val="99"/>
     <w:pPr>
       <w:pBdr/>
@@ -33525,9 +34196,9 @@
       </w:tcPr>
     </w:tblStylePr>
   </w:style>
-  <w:style w:type="table" w:styleId="134">
+  <w:style w:type="table" w:styleId="844">
     <w:name w:val="Bordered - Accent 4"/>
-    <w:basedOn w:val="661"/>
+    <w:basedOn w:val="906"/>
     <w:uiPriority w:val="99"/>
     <w:pPr>
       <w:pBdr/>
@@ -33756,9 +34427,9 @@
       </w:tcPr>
     </w:tblStylePr>
   </w:style>
-  <w:style w:type="table" w:styleId="135">
+  <w:style w:type="table" w:styleId="845">
     <w:name w:val="Bordered - Accent 5"/>
-    <w:basedOn w:val="661"/>
+    <w:basedOn w:val="906"/>
     <w:uiPriority w:val="99"/>
     <w:pPr>
       <w:pBdr/>
@@ -33987,9 +34658,9 @@
       </w:tcPr>
     </w:tblStylePr>
   </w:style>
-  <w:style w:type="table" w:styleId="136">
+  <w:style w:type="table" w:styleId="846">
     <w:name w:val="Bordered - Accent 6"/>
-    <w:basedOn w:val="661"/>
+    <w:basedOn w:val="906"/>
     <w:uiPriority w:val="99"/>
     <w:pPr>
       <w:pBdr/>
@@ -34218,11 +34889,11 @@
       </w:tcPr>
     </w:tblStylePr>
   </w:style>
-  <w:style w:type="paragraph" w:styleId="138">
+  <w:style w:type="paragraph" w:styleId="847">
     <w:name w:val="Heading 1"/>
-    <w:basedOn w:val="660"/>
-    <w:next w:val="660"/>
-    <w:link w:val="149"/>
+    <w:basedOn w:val="905"/>
+    <w:next w:val="905"/>
+    <w:link w:val="857"/>
     <w:uiPriority w:val="9"/>
     <w:qFormat/>
     <w:pPr>
@@ -34231,20 +34902,24 @@
       <w:pBdr/>
       <w:spacing w:after="80" w:before="360"/>
       <w:ind/>
+      <w:jc w:val="center"/>
       <w:outlineLvl w:val="0"/>
     </w:pPr>
     <w:rPr>
       <w:rFonts w:ascii="Arial" w:hAnsi="Arial" w:eastAsia="Arial" w:cs="Arial"/>
-      <w:color w:val="0f4761" w:themeColor="accent1" w:themeShade="BF"/>
-      <w:sz w:val="40"/>
-      <w:szCs w:val="40"/>
+      <w:b/>
+      <w:bCs/>
+      <w:color w:val="0f4761" w:themeColor="text1"/>
+      <w:sz w:val="32"/>
+      <w:szCs w:val="32"/>
+      <w:lang w:val="fr-FR"/>
     </w:rPr>
   </w:style>
-  <w:style w:type="paragraph" w:styleId="139">
+  <w:style w:type="paragraph" w:styleId="848">
     <w:name w:val="Heading 2"/>
-    <w:basedOn w:val="660"/>
-    <w:next w:val="660"/>
-    <w:link w:val="150"/>
+    <w:basedOn w:val="905"/>
+    <w:next w:val="905"/>
+    <w:link w:val="858"/>
     <w:uiPriority w:val="9"/>
     <w:unhideWhenUsed/>
     <w:qFormat/>
@@ -34263,11 +34938,11 @@
       <w:szCs w:val="32"/>
     </w:rPr>
   </w:style>
-  <w:style w:type="paragraph" w:styleId="140">
+  <w:style w:type="paragraph" w:styleId="849">
     <w:name w:val="Heading 3"/>
-    <w:basedOn w:val="660"/>
-    <w:next w:val="660"/>
-    <w:link w:val="151"/>
+    <w:basedOn w:val="905"/>
+    <w:next w:val="905"/>
+    <w:link w:val="859"/>
     <w:uiPriority w:val="9"/>
     <w:unhideWhenUsed/>
     <w:qFormat/>
@@ -34281,16 +34956,17 @@
     </w:pPr>
     <w:rPr>
       <w:rFonts w:ascii="Arial" w:hAnsi="Arial" w:eastAsia="Arial" w:cs="Arial"/>
-      <w:color w:val="0f4761" w:themeColor="accent1" w:themeShade="BF"/>
+      <w:color w:val="0f4761" w:themeColor="text1"/>
       <w:sz w:val="28"/>
       <w:szCs w:val="28"/>
+      <w:lang w:val="fr-FR"/>
     </w:rPr>
   </w:style>
-  <w:style w:type="paragraph" w:styleId="141">
+  <w:style w:type="paragraph" w:styleId="850">
     <w:name w:val="Heading 4"/>
-    <w:basedOn w:val="660"/>
-    <w:next w:val="660"/>
-    <w:link w:val="152"/>
+    <w:basedOn w:val="905"/>
+    <w:next w:val="905"/>
+    <w:link w:val="860"/>
     <w:uiPriority w:val="9"/>
     <w:unhideWhenUsed/>
     <w:qFormat/>
@@ -34309,11 +34985,11 @@
       <w:color w:val="0f4761" w:themeColor="accent1" w:themeShade="BF"/>
     </w:rPr>
   </w:style>
-  <w:style w:type="paragraph" w:styleId="142">
+  <w:style w:type="paragraph" w:styleId="851">
     <w:name w:val="Heading 5"/>
-    <w:basedOn w:val="660"/>
-    <w:next w:val="660"/>
-    <w:link w:val="153"/>
+    <w:basedOn w:val="905"/>
+    <w:next w:val="905"/>
+    <w:link w:val="861"/>
     <w:uiPriority w:val="9"/>
     <w:unhideWhenUsed/>
     <w:qFormat/>
@@ -34327,14 +35003,17 @@
     </w:pPr>
     <w:rPr>
       <w:rFonts w:ascii="Arial" w:hAnsi="Arial" w:eastAsia="Arial" w:cs="Arial"/>
-      <w:color w:val="0f4761" w:themeColor="accent1" w:themeShade="BF"/>
+      <w:color w:val="0f4761" w:themeColor="text1"/>
+      <w:sz w:val="24"/>
+      <w:szCs w:val="24"/>
+      <w:lang w:val="en-US"/>
     </w:rPr>
   </w:style>
-  <w:style w:type="paragraph" w:styleId="143">
+  <w:style w:type="paragraph" w:styleId="852">
     <w:name w:val="Heading 6"/>
-    <w:basedOn w:val="660"/>
-    <w:next w:val="660"/>
-    <w:link w:val="154"/>
+    <w:basedOn w:val="905"/>
+    <w:next w:val="905"/>
+    <w:link w:val="862"/>
     <w:uiPriority w:val="9"/>
     <w:unhideWhenUsed/>
     <w:qFormat/>
@@ -34353,11 +35032,11 @@
       <w:color w:val="595959" w:themeColor="text1" w:themeTint="A6"/>
     </w:rPr>
   </w:style>
-  <w:style w:type="paragraph" w:styleId="144">
+  <w:style w:type="paragraph" w:styleId="853">
     <w:name w:val="Heading 7"/>
-    <w:basedOn w:val="660"/>
-    <w:next w:val="660"/>
-    <w:link w:val="155"/>
+    <w:basedOn w:val="905"/>
+    <w:next w:val="905"/>
+    <w:link w:val="863"/>
     <w:uiPriority w:val="9"/>
     <w:unhideWhenUsed/>
     <w:qFormat/>
@@ -34374,11 +35053,11 @@
       <w:color w:val="595959" w:themeColor="text1" w:themeTint="A6"/>
     </w:rPr>
   </w:style>
-  <w:style w:type="paragraph" w:styleId="145">
+  <w:style w:type="paragraph" w:styleId="854">
     <w:name w:val="Heading 8"/>
-    <w:basedOn w:val="660"/>
-    <w:next w:val="660"/>
-    <w:link w:val="156"/>
+    <w:basedOn w:val="905"/>
+    <w:next w:val="905"/>
+    <w:link w:val="864"/>
     <w:uiPriority w:val="9"/>
     <w:unhideWhenUsed/>
     <w:qFormat/>
@@ -34397,11 +35076,11 @@
       <w:color w:val="272727" w:themeColor="text1" w:themeTint="D8"/>
     </w:rPr>
   </w:style>
-  <w:style w:type="paragraph" w:styleId="146">
+  <w:style w:type="paragraph" w:styleId="855">
     <w:name w:val="Heading 9"/>
-    <w:basedOn w:val="660"/>
-    <w:next w:val="660"/>
-    <w:link w:val="157"/>
+    <w:basedOn w:val="905"/>
+    <w:next w:val="905"/>
+    <w:link w:val="865"/>
     <w:uiPriority w:val="9"/>
     <w:unhideWhenUsed/>
     <w:qFormat/>
@@ -34420,7 +35099,7 @@
       <w:color w:val="272727" w:themeColor="text1" w:themeTint="D8"/>
     </w:rPr>
   </w:style>
-  <w:style w:type="character" w:styleId="147" w:default="1">
+  <w:style w:type="character" w:styleId="856" w:default="1">
     <w:name w:val="Default Paragraph Font"/>
     <w:uiPriority w:val="1"/>
     <w:semiHidden/>
@@ -34431,10 +35110,9 @@
       <w:ind/>
     </w:pPr>
   </w:style>
-  <w:style w:type="character" w:styleId="149">
+  <w:style w:type="character" w:styleId="857">
     <w:name w:val="Heading 1 Char"/>
-    <w:basedOn w:val="147"/>
-    <w:link w:val="138"/>
+    <w:link w:val="847"/>
     <w:uiPriority w:val="9"/>
     <w:pPr>
       <w:pBdr/>
@@ -34442,16 +35120,15 @@
       <w:ind/>
     </w:pPr>
     <w:rPr>
-      <w:rFonts w:ascii="Arial" w:hAnsi="Arial" w:eastAsia="Arial" w:cs="Arial"/>
-      <w:color w:val="0f4761" w:themeColor="accent1" w:themeShade="BF"/>
-      <w:sz w:val="40"/>
-      <w:szCs w:val="40"/>
+      <w:sz w:val="32"/>
+      <w:szCs w:val="32"/>
+      <w:lang w:val="fr-FR"/>
     </w:rPr>
   </w:style>
-  <w:style w:type="character" w:styleId="150">
+  <w:style w:type="character" w:styleId="858">
     <w:name w:val="Heading 2 Char"/>
-    <w:basedOn w:val="147"/>
-    <w:link w:val="139"/>
+    <w:basedOn w:val="856"/>
+    <w:link w:val="848"/>
     <w:uiPriority w:val="9"/>
     <w:pPr>
       <w:pBdr/>
@@ -34465,10 +35142,9 @@
       <w:szCs w:val="32"/>
     </w:rPr>
   </w:style>
-  <w:style w:type="character" w:styleId="151">
+  <w:style w:type="character" w:styleId="859">
     <w:name w:val="Heading 3 Char"/>
-    <w:basedOn w:val="147"/>
-    <w:link w:val="140"/>
+    <w:link w:val="849"/>
     <w:uiPriority w:val="9"/>
     <w:pPr>
       <w:pBdr/>
@@ -34476,16 +35152,14 @@
       <w:ind/>
     </w:pPr>
     <w:rPr>
-      <w:rFonts w:ascii="Arial" w:hAnsi="Arial" w:eastAsia="Arial" w:cs="Arial"/>
-      <w:color w:val="0f4761" w:themeColor="accent1" w:themeShade="BF"/>
-      <w:sz w:val="28"/>
-      <w:szCs w:val="28"/>
+      <w:color w:val="000000" w:themeColor="text1"/>
+      <w:lang w:val="fr-FR"/>
     </w:rPr>
   </w:style>
-  <w:style w:type="character" w:styleId="152">
+  <w:style w:type="character" w:styleId="860">
     <w:name w:val="Heading 4 Char"/>
-    <w:basedOn w:val="147"/>
-    <w:link w:val="141"/>
+    <w:basedOn w:val="856"/>
+    <w:link w:val="850"/>
     <w:uiPriority w:val="9"/>
     <w:pPr>
       <w:pBdr/>
@@ -34499,10 +35173,9 @@
       <w:color w:val="0f4761" w:themeColor="accent1" w:themeShade="BF"/>
     </w:rPr>
   </w:style>
-  <w:style w:type="character" w:styleId="153">
+  <w:style w:type="character" w:styleId="861">
     <w:name w:val="Heading 5 Char"/>
-    <w:basedOn w:val="147"/>
-    <w:link w:val="142"/>
+    <w:link w:val="851"/>
     <w:uiPriority w:val="9"/>
     <w:pPr>
       <w:pBdr/>
@@ -34510,14 +35183,15 @@
       <w:ind/>
     </w:pPr>
     <w:rPr>
-      <w:rFonts w:ascii="Arial" w:hAnsi="Arial" w:eastAsia="Arial" w:cs="Arial"/>
-      <w:color w:val="0f4761" w:themeColor="accent1" w:themeShade="BF"/>
+      <w:sz w:val="24"/>
+      <w:szCs w:val="24"/>
+      <w:lang w:val="en-US"/>
     </w:rPr>
   </w:style>
-  <w:style w:type="character" w:styleId="154">
+  <w:style w:type="character" w:styleId="862">
     <w:name w:val="Heading 6 Char"/>
-    <w:basedOn w:val="147"/>
-    <w:link w:val="143"/>
+    <w:basedOn w:val="856"/>
+    <w:link w:val="852"/>
     <w:uiPriority w:val="9"/>
     <w:pPr>
       <w:pBdr/>
@@ -34531,10 +35205,10 @@
       <w:color w:val="595959" w:themeColor="text1" w:themeTint="A6"/>
     </w:rPr>
   </w:style>
-  <w:style w:type="character" w:styleId="155">
+  <w:style w:type="character" w:styleId="863">
     <w:name w:val="Heading 7 Char"/>
-    <w:basedOn w:val="147"/>
-    <w:link w:val="144"/>
+    <w:basedOn w:val="856"/>
+    <w:link w:val="853"/>
     <w:uiPriority w:val="9"/>
     <w:pPr>
       <w:pBdr/>
@@ -34546,10 +35220,10 @@
       <w:color w:val="595959" w:themeColor="text1" w:themeTint="A6"/>
     </w:rPr>
   </w:style>
-  <w:style w:type="character" w:styleId="156">
+  <w:style w:type="character" w:styleId="864">
     <w:name w:val="Heading 8 Char"/>
-    <w:basedOn w:val="147"/>
-    <w:link w:val="145"/>
+    <w:basedOn w:val="856"/>
+    <w:link w:val="854"/>
     <w:uiPriority w:val="9"/>
     <w:pPr>
       <w:pBdr/>
@@ -34563,10 +35237,10 @@
       <w:color w:val="272727" w:themeColor="text1" w:themeTint="D8"/>
     </w:rPr>
   </w:style>
-  <w:style w:type="character" w:styleId="157">
+  <w:style w:type="character" w:styleId="865">
     <w:name w:val="Heading 9 Char"/>
-    <w:basedOn w:val="147"/>
-    <w:link w:val="146"/>
+    <w:basedOn w:val="856"/>
+    <w:link w:val="855"/>
     <w:uiPriority w:val="9"/>
     <w:pPr>
       <w:pBdr/>
@@ -34580,11 +35254,11 @@
       <w:color w:val="272727" w:themeColor="text1" w:themeTint="D8"/>
     </w:rPr>
   </w:style>
-  <w:style w:type="paragraph" w:styleId="158">
+  <w:style w:type="paragraph" w:styleId="866">
     <w:name w:val="Title"/>
-    <w:basedOn w:val="660"/>
-    <w:next w:val="660"/>
-    <w:link w:val="159"/>
+    <w:basedOn w:val="905"/>
+    <w:next w:val="905"/>
+    <w:link w:val="867"/>
     <w:uiPriority w:val="10"/>
     <w:qFormat/>
     <w:pPr>
@@ -34600,10 +35274,10 @@
       <w:szCs w:val="56"/>
     </w:rPr>
   </w:style>
-  <w:style w:type="character" w:styleId="159">
+  <w:style w:type="character" w:styleId="867">
     <w:name w:val="Title Char"/>
-    <w:basedOn w:val="147"/>
-    <w:link w:val="158"/>
+    <w:basedOn w:val="856"/>
+    <w:link w:val="866"/>
     <w:uiPriority w:val="10"/>
     <w:pPr>
       <w:pBdr/>
@@ -34617,11 +35291,11 @@
       <w:szCs w:val="56"/>
     </w:rPr>
   </w:style>
-  <w:style w:type="paragraph" w:styleId="160">
+  <w:style w:type="paragraph" w:styleId="868">
     <w:name w:val="Subtitle"/>
-    <w:basedOn w:val="660"/>
-    <w:next w:val="660"/>
-    <w:link w:val="161"/>
+    <w:basedOn w:val="905"/>
+    <w:next w:val="905"/>
+    <w:link w:val="869"/>
     <w:uiPriority w:val="11"/>
     <w:qFormat/>
     <w:pPr>
@@ -34639,10 +35313,10 @@
       <w:szCs w:val="28"/>
     </w:rPr>
   </w:style>
-  <w:style w:type="character" w:styleId="161">
+  <w:style w:type="character" w:styleId="869">
     <w:name w:val="Subtitle Char"/>
-    <w:basedOn w:val="147"/>
-    <w:link w:val="160"/>
+    <w:basedOn w:val="856"/>
+    <w:link w:val="868"/>
     <w:uiPriority w:val="11"/>
     <w:pPr>
       <w:pBdr/>
@@ -34656,11 +35330,11 @@
       <w:szCs w:val="28"/>
     </w:rPr>
   </w:style>
-  <w:style w:type="paragraph" w:styleId="162">
+  <w:style w:type="paragraph" w:styleId="870">
     <w:name w:val="Quote"/>
-    <w:basedOn w:val="660"/>
-    <w:next w:val="660"/>
-    <w:link w:val="163"/>
+    <w:basedOn w:val="905"/>
+    <w:next w:val="905"/>
+    <w:link w:val="871"/>
     <w:uiPriority w:val="29"/>
     <w:qFormat/>
     <w:pPr>
@@ -34675,10 +35349,10 @@
       <w:color w:val="404040" w:themeColor="text1" w:themeTint="BF"/>
     </w:rPr>
   </w:style>
-  <w:style w:type="character" w:styleId="163">
+  <w:style w:type="character" w:styleId="871">
     <w:name w:val="Quote Char"/>
-    <w:basedOn w:val="147"/>
-    <w:link w:val="162"/>
+    <w:basedOn w:val="856"/>
+    <w:link w:val="870"/>
     <w:uiPriority w:val="29"/>
     <w:pPr>
       <w:pBdr/>
@@ -34691,9 +35365,9 @@
       <w:color w:val="404040" w:themeColor="text1" w:themeTint="BF"/>
     </w:rPr>
   </w:style>
-  <w:style w:type="character" w:styleId="165">
+  <w:style w:type="character" w:styleId="872">
     <w:name w:val="Intense Emphasis"/>
-    <w:basedOn w:val="147"/>
+    <w:basedOn w:val="856"/>
     <w:uiPriority w:val="21"/>
     <w:qFormat/>
     <w:pPr>
@@ -34707,11 +35381,11 @@
       <w:color w:val="0f4761" w:themeColor="accent1" w:themeShade="BF"/>
     </w:rPr>
   </w:style>
-  <w:style w:type="paragraph" w:styleId="166">
+  <w:style w:type="paragraph" w:styleId="873">
     <w:name w:val="Intense Quote"/>
-    <w:basedOn w:val="660"/>
-    <w:next w:val="660"/>
-    <w:link w:val="167"/>
+    <w:basedOn w:val="905"/>
+    <w:next w:val="905"/>
+    <w:link w:val="874"/>
     <w:uiPriority w:val="30"/>
     <w:qFormat/>
     <w:pPr>
@@ -34729,10 +35403,10 @@
       <w:color w:val="0f4761" w:themeColor="accent1" w:themeShade="BF"/>
     </w:rPr>
   </w:style>
-  <w:style w:type="character" w:styleId="167">
+  <w:style w:type="character" w:styleId="874">
     <w:name w:val="Intense Quote Char"/>
-    <w:basedOn w:val="147"/>
-    <w:link w:val="166"/>
+    <w:basedOn w:val="856"/>
+    <w:link w:val="873"/>
     <w:uiPriority w:val="30"/>
     <w:pPr>
       <w:pBdr/>
@@ -34745,9 +35419,9 @@
       <w:color w:val="0f4761" w:themeColor="accent1" w:themeShade="BF"/>
     </w:rPr>
   </w:style>
-  <w:style w:type="character" w:styleId="168">
+  <w:style w:type="character" w:styleId="875">
     <w:name w:val="Intense Reference"/>
-    <w:basedOn w:val="147"/>
+    <w:basedOn w:val="856"/>
     <w:uiPriority w:val="32"/>
     <w:qFormat/>
     <w:pPr>
@@ -34763,9 +35437,9 @@
       <w:spacing w:val="5"/>
     </w:rPr>
   </w:style>
-  <w:style w:type="character" w:styleId="170">
+  <w:style w:type="character" w:styleId="876">
     <w:name w:val="Subtle Emphasis"/>
-    <w:basedOn w:val="147"/>
+    <w:basedOn w:val="856"/>
     <w:uiPriority w:val="19"/>
     <w:qFormat/>
     <w:pPr>
@@ -34779,9 +35453,9 @@
       <w:color w:val="404040" w:themeColor="text1" w:themeTint="BF"/>
     </w:rPr>
   </w:style>
-  <w:style w:type="character" w:styleId="171">
+  <w:style w:type="character" w:styleId="877">
     <w:name w:val="Emphasis"/>
-    <w:basedOn w:val="147"/>
+    <w:basedOn w:val="856"/>
     <w:uiPriority w:val="20"/>
     <w:qFormat/>
     <w:pPr>
@@ -34794,9 +35468,9 @@
       <w:iCs/>
     </w:rPr>
   </w:style>
-  <w:style w:type="character" w:styleId="172">
+  <w:style w:type="character" w:styleId="878">
     <w:name w:val="Strong"/>
-    <w:basedOn w:val="147"/>
+    <w:basedOn w:val="856"/>
     <w:uiPriority w:val="22"/>
     <w:qFormat/>
     <w:pPr>
@@ -34809,9 +35483,9 @@
       <w:bCs/>
     </w:rPr>
   </w:style>
-  <w:style w:type="character" w:styleId="173">
+  <w:style w:type="character" w:styleId="879">
     <w:name w:val="Subtle Reference"/>
-    <w:basedOn w:val="147"/>
+    <w:basedOn w:val="856"/>
     <w:uiPriority w:val="31"/>
     <w:qFormat/>
     <w:pPr>
@@ -34824,9 +35498,9 @@
       <w:color w:val="5a5a5a" w:themeColor="text1" w:themeTint="A5"/>
     </w:rPr>
   </w:style>
-  <w:style w:type="character" w:styleId="174">
+  <w:style w:type="character" w:styleId="880">
     <w:name w:val="Book Title"/>
-    <w:basedOn w:val="147"/>
+    <w:basedOn w:val="856"/>
     <w:uiPriority w:val="33"/>
     <w:qFormat/>
     <w:pPr>
@@ -34842,10 +35516,10 @@
       <w:spacing w:val="5"/>
     </w:rPr>
   </w:style>
-  <w:style w:type="paragraph" w:styleId="175">
+  <w:style w:type="paragraph" w:styleId="881">
     <w:name w:val="Header"/>
-    <w:basedOn w:val="660"/>
-    <w:link w:val="176"/>
+    <w:basedOn w:val="905"/>
+    <w:link w:val="882"/>
     <w:uiPriority w:val="99"/>
     <w:unhideWhenUsed/>
     <w:pPr>
@@ -34858,10 +35532,10 @@
       <w:ind/>
     </w:pPr>
   </w:style>
-  <w:style w:type="character" w:styleId="176">
+  <w:style w:type="character" w:styleId="882">
     <w:name w:val="Header Char"/>
-    <w:basedOn w:val="147"/>
-    <w:link w:val="175"/>
+    <w:basedOn w:val="856"/>
+    <w:link w:val="881"/>
     <w:uiPriority w:val="99"/>
     <w:pPr>
       <w:pBdr/>
@@ -34869,10 +35543,10 @@
       <w:ind/>
     </w:pPr>
   </w:style>
-  <w:style w:type="paragraph" w:styleId="177">
+  <w:style w:type="paragraph" w:styleId="883">
     <w:name w:val="Footer"/>
-    <w:basedOn w:val="660"/>
-    <w:link w:val="178"/>
+    <w:basedOn w:val="905"/>
+    <w:link w:val="884"/>
     <w:uiPriority w:val="99"/>
     <w:unhideWhenUsed/>
     <w:pPr>
@@ -34885,10 +35559,10 @@
       <w:ind/>
     </w:pPr>
   </w:style>
-  <w:style w:type="character" w:styleId="178">
+  <w:style w:type="character" w:styleId="884">
     <w:name w:val="Footer Char"/>
-    <w:basedOn w:val="147"/>
-    <w:link w:val="177"/>
+    <w:basedOn w:val="856"/>
+    <w:link w:val="883"/>
     <w:uiPriority w:val="99"/>
     <w:pPr>
       <w:pBdr/>
@@ -34896,10 +35570,10 @@
       <w:ind/>
     </w:pPr>
   </w:style>
-  <w:style w:type="paragraph" w:styleId="179">
+  <w:style w:type="paragraph" w:styleId="885">
     <w:name w:val="Caption"/>
-    <w:basedOn w:val="660"/>
-    <w:next w:val="660"/>
+    <w:basedOn w:val="905"/>
+    <w:next w:val="905"/>
     <w:uiPriority w:val="35"/>
     <w:unhideWhenUsed/>
     <w:qFormat/>
@@ -34916,10 +35590,10 @@
       <w:szCs w:val="18"/>
     </w:rPr>
   </w:style>
-  <w:style w:type="paragraph" w:styleId="180">
+  <w:style w:type="paragraph" w:styleId="886">
     <w:name w:val="footnote text"/>
-    <w:basedOn w:val="660"/>
-    <w:link w:val="181"/>
+    <w:basedOn w:val="905"/>
+    <w:link w:val="887"/>
     <w:uiPriority w:val="99"/>
     <w:semiHidden/>
     <w:unhideWhenUsed/>
@@ -34933,10 +35607,10 @@
       <w:szCs w:val="20"/>
     </w:rPr>
   </w:style>
-  <w:style w:type="character" w:styleId="181">
+  <w:style w:type="character" w:styleId="887">
     <w:name w:val="Footnote Text Char"/>
-    <w:basedOn w:val="147"/>
-    <w:link w:val="180"/>
+    <w:basedOn w:val="856"/>
+    <w:link w:val="886"/>
     <w:uiPriority w:val="99"/>
     <w:semiHidden/>
     <w:pPr>
@@ -34949,9 +35623,9 @@
       <w:szCs w:val="20"/>
     </w:rPr>
   </w:style>
-  <w:style w:type="character" w:styleId="182">
+  <w:style w:type="character" w:styleId="888">
     <w:name w:val="footnote reference"/>
-    <w:basedOn w:val="147"/>
+    <w:basedOn w:val="856"/>
     <w:uiPriority w:val="99"/>
     <w:semiHidden/>
     <w:unhideWhenUsed/>
@@ -34964,10 +35638,10 @@
       <w:vertAlign w:val="superscript"/>
     </w:rPr>
   </w:style>
-  <w:style w:type="paragraph" w:styleId="183">
+  <w:style w:type="paragraph" w:styleId="889">
     <w:name w:val="endnote text"/>
-    <w:basedOn w:val="660"/>
-    <w:link w:val="184"/>
+    <w:basedOn w:val="905"/>
+    <w:link w:val="890"/>
     <w:uiPriority w:val="99"/>
     <w:semiHidden/>
     <w:unhideWhenUsed/>
@@ -34981,10 +35655,10 @@
       <w:szCs w:val="20"/>
     </w:rPr>
   </w:style>
-  <w:style w:type="character" w:styleId="184">
+  <w:style w:type="character" w:styleId="890">
     <w:name w:val="Endnote Text Char"/>
-    <w:basedOn w:val="147"/>
-    <w:link w:val="183"/>
+    <w:basedOn w:val="856"/>
+    <w:link w:val="889"/>
     <w:uiPriority w:val="99"/>
     <w:semiHidden/>
     <w:pPr>
@@ -34997,9 +35671,9 @@
       <w:szCs w:val="20"/>
     </w:rPr>
   </w:style>
-  <w:style w:type="character" w:styleId="185">
+  <w:style w:type="character" w:styleId="891">
     <w:name w:val="endnote reference"/>
-    <w:basedOn w:val="147"/>
+    <w:basedOn w:val="856"/>
     <w:uiPriority w:val="99"/>
     <w:semiHidden/>
     <w:unhideWhenUsed/>
@@ -35012,9 +35686,9 @@
       <w:vertAlign w:val="superscript"/>
     </w:rPr>
   </w:style>
-  <w:style w:type="character" w:styleId="186">
+  <w:style w:type="character" w:styleId="892">
     <w:name w:val="Hyperlink"/>
-    <w:basedOn w:val="147"/>
+    <w:basedOn w:val="856"/>
     <w:uiPriority w:val="99"/>
     <w:unhideWhenUsed/>
     <w:pPr>
@@ -35027,9 +35701,9 @@
       <w:u w:val="single"/>
     </w:rPr>
   </w:style>
-  <w:style w:type="character" w:styleId="187">
+  <w:style w:type="character" w:styleId="893">
     <w:name w:val="FollowedHyperlink"/>
-    <w:basedOn w:val="147"/>
+    <w:basedOn w:val="856"/>
     <w:uiPriority w:val="99"/>
     <w:semiHidden/>
     <w:unhideWhenUsed/>
@@ -35043,10 +35717,10 @@
       <w:u w:val="single"/>
     </w:rPr>
   </w:style>
-  <w:style w:type="paragraph" w:styleId="188">
+  <w:style w:type="paragraph" w:styleId="894">
     <w:name w:val="toc 1"/>
-    <w:basedOn w:val="660"/>
-    <w:next w:val="660"/>
+    <w:basedOn w:val="905"/>
+    <w:next w:val="905"/>
     <w:uiPriority w:val="39"/>
     <w:unhideWhenUsed/>
     <w:pPr>
@@ -35055,10 +35729,10 @@
       <w:ind/>
     </w:pPr>
   </w:style>
-  <w:style w:type="paragraph" w:styleId="189">
+  <w:style w:type="paragraph" w:styleId="895">
     <w:name w:val="toc 2"/>
-    <w:basedOn w:val="660"/>
-    <w:next w:val="660"/>
+    <w:basedOn w:val="905"/>
+    <w:next w:val="905"/>
     <w:uiPriority w:val="39"/>
     <w:unhideWhenUsed/>
     <w:pPr>
@@ -35067,10 +35741,10 @@
       <w:ind w:left="220"/>
     </w:pPr>
   </w:style>
-  <w:style w:type="paragraph" w:styleId="190">
+  <w:style w:type="paragraph" w:styleId="896">
     <w:name w:val="toc 3"/>
-    <w:basedOn w:val="660"/>
-    <w:next w:val="660"/>
+    <w:basedOn w:val="905"/>
+    <w:next w:val="905"/>
     <w:uiPriority w:val="39"/>
     <w:unhideWhenUsed/>
     <w:pPr>
@@ -35079,10 +35753,10 @@
       <w:ind w:left="440"/>
     </w:pPr>
   </w:style>
-  <w:style w:type="paragraph" w:styleId="191">
+  <w:style w:type="paragraph" w:styleId="897">
     <w:name w:val="toc 4"/>
-    <w:basedOn w:val="660"/>
-    <w:next w:val="660"/>
+    <w:basedOn w:val="905"/>
+    <w:next w:val="905"/>
     <w:uiPriority w:val="39"/>
     <w:unhideWhenUsed/>
     <w:pPr>
@@ -35091,10 +35765,10 @@
       <w:ind w:left="660"/>
     </w:pPr>
   </w:style>
-  <w:style w:type="paragraph" w:styleId="192">
+  <w:style w:type="paragraph" w:styleId="898">
     <w:name w:val="toc 5"/>
-    <w:basedOn w:val="660"/>
-    <w:next w:val="660"/>
+    <w:basedOn w:val="905"/>
+    <w:next w:val="905"/>
     <w:uiPriority w:val="39"/>
     <w:unhideWhenUsed/>
     <w:pPr>
@@ -35103,10 +35777,10 @@
       <w:ind w:left="880"/>
     </w:pPr>
   </w:style>
-  <w:style w:type="paragraph" w:styleId="193">
+  <w:style w:type="paragraph" w:styleId="899">
     <w:name w:val="toc 6"/>
-    <w:basedOn w:val="660"/>
-    <w:next w:val="660"/>
+    <w:basedOn w:val="905"/>
+    <w:next w:val="905"/>
     <w:uiPriority w:val="39"/>
     <w:unhideWhenUsed/>
     <w:pPr>
@@ -35115,10 +35789,10 @@
       <w:ind w:left="1100"/>
     </w:pPr>
   </w:style>
-  <w:style w:type="paragraph" w:styleId="194">
+  <w:style w:type="paragraph" w:styleId="900">
     <w:name w:val="toc 7"/>
-    <w:basedOn w:val="660"/>
-    <w:next w:val="660"/>
+    <w:basedOn w:val="905"/>
+    <w:next w:val="905"/>
     <w:uiPriority w:val="39"/>
     <w:unhideWhenUsed/>
     <w:pPr>
@@ -35127,10 +35801,10 @@
       <w:ind w:left="1320"/>
     </w:pPr>
   </w:style>
-  <w:style w:type="paragraph" w:styleId="195">
+  <w:style w:type="paragraph" w:styleId="901">
     <w:name w:val="toc 8"/>
-    <w:basedOn w:val="660"/>
-    <w:next w:val="660"/>
+    <w:basedOn w:val="905"/>
+    <w:next w:val="905"/>
     <w:uiPriority w:val="39"/>
     <w:unhideWhenUsed/>
     <w:pPr>
@@ -35139,10 +35813,10 @@
       <w:ind w:left="1540"/>
     </w:pPr>
   </w:style>
-  <w:style w:type="paragraph" w:styleId="196">
+  <w:style w:type="paragraph" w:styleId="902">
     <w:name w:val="toc 9"/>
-    <w:basedOn w:val="660"/>
-    <w:next w:val="660"/>
+    <w:basedOn w:val="905"/>
+    <w:next w:val="905"/>
     <w:uiPriority w:val="39"/>
     <w:unhideWhenUsed/>
     <w:pPr>
@@ -35151,7 +35825,7 @@
       <w:ind w:left="1760"/>
     </w:pPr>
   </w:style>
-  <w:style w:type="paragraph" w:styleId="206">
+  <w:style w:type="paragraph" w:styleId="903">
     <w:name w:val="TOC Heading"/>
     <w:uiPriority w:val="39"/>
     <w:unhideWhenUsed/>
@@ -35161,10 +35835,10 @@
       <w:ind/>
     </w:pPr>
   </w:style>
-  <w:style w:type="paragraph" w:styleId="207">
+  <w:style w:type="paragraph" w:styleId="904">
     <w:name w:val="table of figures"/>
-    <w:basedOn w:val="660"/>
-    <w:next w:val="660"/>
+    <w:basedOn w:val="905"/>
+    <w:next w:val="905"/>
     <w:uiPriority w:val="99"/>
     <w:unhideWhenUsed/>
     <w:pPr>
@@ -35173,7 +35847,7 @@
       <w:ind/>
     </w:pPr>
   </w:style>
-  <w:style w:type="paragraph" w:styleId="660" w:default="1">
+  <w:style w:type="paragraph" w:styleId="905" w:default="1">
     <w:name w:val="Normal"/>
     <w:qFormat/>
     <w:pPr>
@@ -35182,7 +35856,7 @@
       <w:ind/>
     </w:pPr>
   </w:style>
-  <w:style w:type="table" w:styleId="661" w:default="1">
+  <w:style w:type="table" w:styleId="906" w:default="1">
     <w:name w:val="Normal Table"/>
     <w:uiPriority w:val="99"/>
     <w:semiHidden/>
@@ -35375,7 +36049,7 @@
       </w:tcPr>
     </w:tblStylePr>
   </w:style>
-  <w:style w:type="numbering" w:styleId="662" w:default="1">
+  <w:style w:type="numbering" w:styleId="907" w:default="1">
     <w:name w:val="No List"/>
     <w:uiPriority w:val="99"/>
     <w:semiHidden/>
@@ -35386,9 +36060,9 @@
       <w:ind/>
     </w:pPr>
   </w:style>
-  <w:style w:type="paragraph" w:styleId="663">
+  <w:style w:type="paragraph" w:styleId="908">
     <w:name w:val="No Spacing"/>
-    <w:basedOn w:val="660"/>
+    <w:basedOn w:val="905"/>
     <w:uiPriority w:val="1"/>
     <w:qFormat/>
     <w:pPr>
@@ -35397,9 +36071,9 @@
       <w:ind/>
     </w:pPr>
   </w:style>
-  <w:style w:type="paragraph" w:styleId="664">
+  <w:style w:type="paragraph" w:styleId="909">
     <w:name w:val="List Paragraph"/>
-    <w:basedOn w:val="660"/>
+    <w:basedOn w:val="905"/>
     <w:uiPriority w:val="34"/>
     <w:qFormat/>
     <w:pPr>
